--- a/高中数学/高中数学同步/人教B版选必2 第3章 排列、组合与二项式定理·冲刺卷（6题）.docx
+++ b/高中数学/高中数学同步/人教B版选必2 第3章 排列、组合与二项式定理·冲刺卷（6题）.docx
@@ -871,58 +871,7 @@
           <w:sz w:val="21"/>
           <w:szCs w:val="21"/>
         </w:rPr>
-        <w:t>当涂三色时，先涂</w:t>
-      </w:r>
-      <w:r>
-        <w:rPr>
-          <w:rFonts w:ascii="Times New Roman" w:eastAsia="宋体" w:hAnsi="Times New Roman" w:cs="Times New Roman"/>
-          <w:i/>
-          <w:sz w:val="21"/>
-          <w:szCs w:val="21"/>
-        </w:rPr>
-        <w:t>A</w:t>
-      </w:r>
-      <w:r>
-        <w:rPr>
-          <w:rFonts w:ascii="Times New Roman" w:hAnsi="Times New Roman" w:eastAsia="宋体"/>
-          <w:sz w:val="21"/>
-          <w:szCs w:val="21"/>
-        </w:rPr>
-        <w:t>，</w:t>
-      </w:r>
-      <w:r>
-        <w:rPr>
-          <w:rFonts w:ascii="Times New Roman" w:eastAsia="宋体" w:hAnsi="Times New Roman" w:cs="Times New Roman"/>
-          <w:i/>
-          <w:sz w:val="21"/>
-          <w:szCs w:val="21"/>
-        </w:rPr>
-        <w:t>E</w:t>
-      </w:r>
-      <w:r>
-        <w:rPr>
-          <w:rFonts w:ascii="Times New Roman" w:hAnsi="Times New Roman" w:eastAsia="宋体"/>
-          <w:sz w:val="21"/>
-          <w:szCs w:val="21"/>
-        </w:rPr>
-        <w:t>，</w:t>
-      </w:r>
-      <w:r>
-        <w:rPr>
-          <w:rFonts w:ascii="Times New Roman" w:eastAsia="宋体" w:hAnsi="Times New Roman" w:cs="Times New Roman"/>
-          <w:i/>
-          <w:sz w:val="21"/>
-          <w:szCs w:val="21"/>
-        </w:rPr>
-        <w:t>D</w:t>
-      </w:r>
-      <w:r>
-        <w:rPr>
-          <w:rFonts w:ascii="Times New Roman" w:hAnsi="Times New Roman" w:eastAsia="宋体"/>
-          <w:sz w:val="21"/>
-          <w:szCs w:val="21"/>
-        </w:rPr>
-        <w:t>，有</w:t>
+        <w:t xml:space="preserve">当涂三色时，先涂A，E，D，有</w:t>
       </w:r>
       <m:oMath>
         <m:sSubSup>
@@ -1002,58 +951,7 @@
           <w:sz w:val="21"/>
           <w:szCs w:val="21"/>
         </w:rPr>
-        <w:t>种涂法，再涂</w:t>
-      </w:r>
-      <w:r>
-        <w:rPr>
-          <w:rFonts w:ascii="Times New Roman" w:eastAsia="宋体" w:hAnsi="Times New Roman" w:cs="Times New Roman"/>
-          <w:i/>
-          <w:sz w:val="21"/>
-          <w:szCs w:val="21"/>
-        </w:rPr>
-        <w:t>B</w:t>
-      </w:r>
-      <w:r>
-        <w:rPr>
-          <w:rFonts w:ascii="Times New Roman" w:hAnsi="Times New Roman" w:eastAsia="宋体"/>
-          <w:sz w:val="21"/>
-          <w:szCs w:val="21"/>
-        </w:rPr>
-        <w:t>，有2种涂法，则</w:t>
-      </w:r>
-      <w:r>
-        <w:rPr>
-          <w:rFonts w:ascii="Times New Roman" w:eastAsia="宋体" w:hAnsi="Times New Roman" w:cs="Times New Roman"/>
-          <w:i/>
-          <w:sz w:val="21"/>
-          <w:szCs w:val="21"/>
-        </w:rPr>
-        <w:t>F</w:t>
-      </w:r>
-      <w:r>
-        <w:rPr>
-          <w:rFonts w:ascii="Times New Roman" w:hAnsi="Times New Roman" w:eastAsia="宋体"/>
-          <w:sz w:val="21"/>
-          <w:szCs w:val="21"/>
-        </w:rPr>
-        <w:t>，</w:t>
-      </w:r>
-      <w:r>
-        <w:rPr>
-          <w:rFonts w:ascii="Times New Roman" w:eastAsia="宋体" w:hAnsi="Times New Roman" w:cs="Times New Roman"/>
-          <w:i/>
-          <w:sz w:val="21"/>
-          <w:szCs w:val="21"/>
-        </w:rPr>
-        <w:t>C</w:t>
-      </w:r>
-      <w:r>
-        <w:rPr>
-          <w:rFonts w:ascii="Times New Roman" w:hAnsi="Times New Roman" w:eastAsia="宋体"/>
-          <w:sz w:val="21"/>
-          <w:szCs w:val="21"/>
-        </w:rPr>
-        <w:t>各有1种涂法，于是得有</w:t>
+        <w:t xml:space="preserve">种涂法，再涂B，有2种涂法，则F，C各有1种涂法，于是得有</w:t>
       </w:r>
       <m:oMath>
         <m:r>
@@ -1141,23 +1039,7 @@
           <w:sz w:val="21"/>
           <w:szCs w:val="21"/>
         </w:rPr>
-        <w:t>种涂法，</w:t>
-      </w:r>
-      <w:r>
-        <w:rPr>
-          <w:rFonts w:ascii="Times New Roman" w:hAnsi="Times New Roman" w:eastAsia="宋体"/>
-          <w:sz w:val="21"/>
-          <w:szCs w:val="21"/>
-        </w:rPr>
-        <w:t>利用分类加法计数原理得不同涂色方法数为：</w:t>
-      </w:r>
-      <w:r>
-        <w:rPr>
-          <w:rFonts w:ascii="Times New Roman" w:hAnsi="Times New Roman" w:eastAsia="宋体"/>
-          <w:sz w:val="21"/>
-          <w:szCs w:val="21"/>
-        </w:rPr>
-        <w:t>(种)，</w:t>
+        <w:t xml:space="preserve">种涂法，利用分类加法计数原理得不同涂色方法数为</w:t>
       </w:r>
       <m:oMath>
         <m:sSubSup>
@@ -1396,6 +1278,14 @@
           <m:t>264</m:t>
         </m:r>
       </m:oMath>
+      <w:r>
+        <w:rPr>
+          <w:rFonts w:ascii="Times New Roman" w:hAnsi="Times New Roman" w:eastAsia="宋体"/>
+          <w:sz w:val="21"/>
+          <w:szCs w:val="21"/>
+        </w:rPr>
+        <w:t xml:space="preserve">：(种)，</w:t>
+      </w:r>
     </w:p>
     <w:p>
       <w:pPr>
@@ -2244,7 +2134,7 @@
           <w:sz w:val="21"/>
           <w:szCs w:val="21"/>
         </w:rPr>
-        <w:t>【详解】</w:t>
+        <w:t xml:space="preserve">【详解</w:t>
       </w:r>
       <m:oMath>
         <m:r>
@@ -2418,7 +2308,7 @@
           <w:sz w:val="21"/>
           <w:szCs w:val="21"/>
         </w:rPr>
-        <w:t>，在</w:t>
+        <w:t xml:space="preserve">】，在</w:t>
       </w:r>
       <m:oMath>
         <m:r>
@@ -2436,7 +2326,7 @@
           <w:sz w:val="21"/>
           <w:szCs w:val="21"/>
         </w:rPr>
-        <w:t>轴上的截距为</w:t>
+        <w:t xml:space="preserve">轴上的截距为</w:t>
       </w:r>
       <m:oMath>
         <m:r>
@@ -2476,31 +2366,7 @@
           <w:sz w:val="21"/>
           <w:szCs w:val="21"/>
         </w:rPr>
-        <w:t>，由题意可知：</w:t>
-      </w:r>
-      <w:r>
-        <w:rPr>
-          <w:rFonts w:ascii="Times New Roman" w:hAnsi="Times New Roman" w:eastAsia="宋体"/>
-          <w:sz w:val="21"/>
-          <w:szCs w:val="21"/>
-        </w:rPr>
-        <w:t xml:space="preserve"> </w:t>
-      </w:r>
-      <w:r>
-        <w:rPr>
-          <w:rFonts w:ascii="Times New Roman" w:hAnsi="Times New Roman" w:eastAsia="宋体"/>
-          <w:sz w:val="21"/>
-          <w:szCs w:val="21"/>
-        </w:rPr>
-        <w:t>，共有</w:t>
-      </w:r>
-      <w:r>
-        <w:rPr>
-          <w:rFonts w:ascii="Times New Roman" w:hAnsi="Times New Roman" w:eastAsia="宋体"/>
-          <w:sz w:val="21"/>
-          <w:szCs w:val="21"/>
-        </w:rPr>
-        <w:t>种方法，考虑到直线之间的重合情况，</w:t>
+        <w:t xml:space="preserve">，由题意可知</w:t>
       </w:r>
       <m:oMath>
         <m:d>
@@ -2676,6 +2542,14 @@
           <m:t>b</m:t>
         </m:r>
       </m:oMath>
+      <w:r>
+        <w:rPr>
+          <w:rFonts w:ascii="Times New Roman" w:hAnsi="Times New Roman" w:eastAsia="宋体"/>
+          <w:sz w:val="21"/>
+          <w:szCs w:val="21"/>
+        </w:rPr>
+        <w:t xml:space="preserve">： ，共有</w:t>
+      </w:r>
       <m:oMath>
         <m:sSubSup>
           <m:e>
@@ -2732,42 +2606,42 @@
           <w:sz w:val="21"/>
           <w:szCs w:val="21"/>
         </w:rPr>
-        <w:t>当</w:t>
+        <w:t xml:space="preserve">种方法，考虑到直线之间的重合情况，当</w:t>
       </w:r>
+      <m:oMath>
+        <m:r>
+          <w:rPr>
+            <w:rFonts w:ascii="Cambria Math" w:eastAsia="宋体" w:hAnsi="Cambria Math" w:cs="Cambria Math"/>
+            <w:sz w:val="21"/>
+            <w:szCs w:val="21"/>
+          </w:rPr>
+          <m:t>b</m:t>
+        </m:r>
+        <m:r>
+          <w:rPr>
+            <w:rFonts w:ascii="Cambria Math" w:eastAsia="宋体" w:hAnsi="Cambria Math" w:cs="Cambria Math"/>
+            <w:sz w:val="21"/>
+            <w:szCs w:val="21"/>
+          </w:rPr>
+          <m:t>=</m:t>
+        </m:r>
+        <m:r>
+          <w:rPr>
+            <w:rFonts w:ascii="Cambria Math" w:eastAsia="宋体" w:hAnsi="Cambria Math" w:cs="Cambria Math"/>
+            <w:sz w:val="21"/>
+            <w:szCs w:val="21"/>
+          </w:rPr>
+          <m:t>1</m:t>
+        </m:r>
+      </m:oMath>
       <w:r>
         <w:rPr>
           <w:rFonts w:ascii="Times New Roman" w:hAnsi="Times New Roman" w:eastAsia="宋体"/>
           <w:sz w:val="21"/>
           <w:szCs w:val="21"/>
         </w:rPr>
-        <w:t>时，（3，2，1）与（6，4，2）、（9，6，3）重复二次；</w:t>
+        <w:t xml:space="preserve">时，（3，2，1）与（6，4，2）、（9，6，3）重复二次；</w:t>
       </w:r>
-      <m:oMath>
-        <m:r>
-          <w:rPr>
-            <w:rFonts w:ascii="Cambria Math" w:eastAsia="宋体" w:hAnsi="Cambria Math" w:cs="Cambria Math"/>
-            <w:sz w:val="21"/>
-            <w:szCs w:val="21"/>
-          </w:rPr>
-          <m:t>b</m:t>
-        </m:r>
-        <m:r>
-          <w:rPr>
-            <w:rFonts w:ascii="Cambria Math" w:eastAsia="宋体" w:hAnsi="Cambria Math" w:cs="Cambria Math"/>
-            <w:sz w:val="21"/>
-            <w:szCs w:val="21"/>
-          </w:rPr>
-          <m:t>=</m:t>
-        </m:r>
-        <m:r>
-          <w:rPr>
-            <w:rFonts w:ascii="Cambria Math" w:eastAsia="宋体" w:hAnsi="Cambria Math" w:cs="Cambria Math"/>
-            <w:sz w:val="21"/>
-            <w:szCs w:val="21"/>
-          </w:rPr>
-          <m:t>1</m:t>
-        </m:r>
-      </m:oMath>
     </w:p>
     <w:p>
       <w:pPr>
@@ -3180,7 +3054,7 @@
           <w:p>
             <w:pPr>
               <w:shd w:val="clear" w:color="auto" w:fill="auto"/>
-              <w:spacing w:line="360" w:lineRule="auto"/>
+              <w:spacing w:line="300" w:lineRule="auto"/>
               <w:jc w:val="left"/>
               <w:rPr>
                 <w:sz w:val="21"/>
@@ -3214,7 +3088,7 @@
           <w:p>
             <w:pPr>
               <w:shd w:val="clear" w:color="auto" w:fill="auto"/>
-              <w:spacing w:line="360" w:lineRule="auto"/>
+              <w:spacing w:line="300" w:lineRule="auto"/>
               <w:jc w:val="left"/>
               <w:rPr>
                 <w:sz w:val="21"/>
@@ -3248,7 +3122,7 @@
           <w:p>
             <w:pPr>
               <w:shd w:val="clear" w:color="auto" w:fill="auto"/>
-              <w:spacing w:line="360" w:lineRule="auto"/>
+              <w:spacing w:line="300" w:lineRule="auto"/>
               <w:jc w:val="left"/>
               <w:rPr>
                 <w:sz w:val="21"/>
@@ -3282,7 +3156,7 @@
           <w:p>
             <w:pPr>
               <w:shd w:val="clear" w:color="auto" w:fill="auto"/>
-              <w:spacing w:line="360" w:lineRule="auto"/>
+              <w:spacing w:line="300" w:lineRule="auto"/>
               <w:jc w:val="left"/>
               <w:rPr>
                 <w:sz w:val="21"/>
@@ -3316,7 +3190,7 @@
           <w:p>
             <w:pPr>
               <w:shd w:val="clear" w:color="auto" w:fill="auto"/>
-              <w:spacing w:line="360" w:lineRule="auto"/>
+              <w:spacing w:line="300" w:lineRule="auto"/>
               <w:jc w:val="left"/>
               <w:rPr>
                 <w:sz w:val="21"/>
@@ -3350,7 +3224,7 @@
           <w:p>
             <w:pPr>
               <w:shd w:val="clear" w:color="auto" w:fill="auto"/>
-              <w:spacing w:line="360" w:lineRule="auto"/>
+              <w:spacing w:line="300" w:lineRule="auto"/>
               <w:jc w:val="left"/>
               <w:rPr>
                 <w:sz w:val="21"/>
@@ -3384,7 +3258,7 @@
           <w:p>
             <w:pPr>
               <w:shd w:val="clear" w:color="auto" w:fill="auto"/>
-              <w:spacing w:line="360" w:lineRule="auto"/>
+              <w:spacing w:line="300" w:lineRule="auto"/>
               <w:jc w:val="left"/>
               <w:rPr>
                 <w:sz w:val="21"/>
@@ -3418,7 +3292,7 @@
           <w:p>
             <w:pPr>
               <w:shd w:val="clear" w:color="auto" w:fill="auto"/>
-              <w:spacing w:line="360" w:lineRule="auto"/>
+              <w:spacing w:line="300" w:lineRule="auto"/>
               <w:jc w:val="left"/>
               <w:rPr>
                 <w:sz w:val="21"/>
@@ -3452,7 +3326,7 @@
           <w:p>
             <w:pPr>
               <w:shd w:val="clear" w:color="auto" w:fill="auto"/>
-              <w:spacing w:line="360" w:lineRule="auto"/>
+              <w:spacing w:line="300" w:lineRule="auto"/>
               <w:jc w:val="left"/>
               <w:rPr>
                 <w:sz w:val="21"/>
@@ -3486,7 +3360,7 @@
           <w:p>
             <w:pPr>
               <w:shd w:val="clear" w:color="auto" w:fill="auto"/>
-              <w:spacing w:line="360" w:lineRule="auto"/>
+              <w:spacing w:line="300" w:lineRule="auto"/>
               <w:jc w:val="left"/>
               <w:rPr>
                 <w:sz w:val="21"/>
@@ -3528,7 +3402,7 @@
           <w:p>
             <w:pPr>
               <w:shd w:val="clear" w:color="auto" w:fill="auto"/>
-              <w:spacing w:line="360" w:lineRule="auto"/>
+              <w:spacing w:line="300" w:lineRule="auto"/>
               <w:jc w:val="left"/>
               <w:rPr>
                 <w:sz w:val="21"/>
@@ -3562,7 +3436,7 @@
           <w:p>
             <w:pPr>
               <w:shd w:val="clear" w:color="auto" w:fill="auto"/>
-              <w:spacing w:line="360" w:lineRule="auto"/>
+              <w:spacing w:line="300" w:lineRule="auto"/>
               <w:jc w:val="left"/>
               <w:rPr>
                 <w:sz w:val="21"/>
@@ -3596,7 +3470,7 @@
           <w:p>
             <w:pPr>
               <w:shd w:val="clear" w:color="auto" w:fill="auto"/>
-              <w:spacing w:line="360" w:lineRule="auto"/>
+              <w:spacing w:line="300" w:lineRule="auto"/>
               <w:jc w:val="left"/>
               <w:rPr>
                 <w:sz w:val="21"/>
@@ -3630,7 +3504,7 @@
           <w:p>
             <w:pPr>
               <w:shd w:val="clear" w:color="auto" w:fill="auto"/>
-              <w:spacing w:line="360" w:lineRule="auto"/>
+              <w:spacing w:line="300" w:lineRule="auto"/>
               <w:jc w:val="left"/>
               <w:rPr>
                 <w:sz w:val="21"/>
@@ -3664,7 +3538,7 @@
           <w:p>
             <w:pPr>
               <w:shd w:val="clear" w:color="auto" w:fill="auto"/>
-              <w:spacing w:line="360" w:lineRule="auto"/>
+              <w:spacing w:line="300" w:lineRule="auto"/>
               <w:jc w:val="left"/>
               <w:rPr>
                 <w:sz w:val="21"/>
@@ -3698,7 +3572,7 @@
           <w:p>
             <w:pPr>
               <w:shd w:val="clear" w:color="auto" w:fill="auto"/>
-              <w:spacing w:line="360" w:lineRule="auto"/>
+              <w:spacing w:line="300" w:lineRule="auto"/>
               <w:jc w:val="left"/>
               <w:rPr>
                 <w:sz w:val="21"/>
@@ -3732,7 +3606,7 @@
           <w:p>
             <w:pPr>
               <w:shd w:val="clear" w:color="auto" w:fill="auto"/>
-              <w:spacing w:line="360" w:lineRule="auto"/>
+              <w:spacing w:line="300" w:lineRule="auto"/>
               <w:jc w:val="left"/>
               <w:rPr>
                 <w:sz w:val="21"/>
@@ -3766,7 +3640,7 @@
           <w:p>
             <w:pPr>
               <w:shd w:val="clear" w:color="auto" w:fill="auto"/>
-              <w:spacing w:line="360" w:lineRule="auto"/>
+              <w:spacing w:line="300" w:lineRule="auto"/>
               <w:jc w:val="left"/>
               <w:rPr>
                 <w:sz w:val="21"/>
@@ -3800,7 +3674,7 @@
           <w:p>
             <w:pPr>
               <w:shd w:val="clear" w:color="auto" w:fill="auto"/>
-              <w:spacing w:line="360" w:lineRule="auto"/>
+              <w:spacing w:line="300" w:lineRule="auto"/>
               <w:jc w:val="left"/>
               <w:rPr>
                 <w:sz w:val="21"/>
@@ -3834,7 +3708,7 @@
           <w:p>
             <w:pPr>
               <w:shd w:val="clear" w:color="auto" w:fill="auto"/>
-              <w:spacing w:line="360" w:lineRule="auto"/>
+              <w:spacing w:line="300" w:lineRule="auto"/>
               <w:jc w:val="left"/>
               <w:rPr>
                 <w:sz w:val="21"/>
@@ -5215,7 +5089,7 @@
           <w:sz w:val="21"/>
           <w:szCs w:val="21"/>
         </w:rPr>
-        <w:t>【详解】若有</w:t>
+        <w:t xml:space="preserve">【详解】若有</w:t>
       </w:r>
       <m:oMath>
         <m:r>
@@ -5233,7 +5107,7 @@
           <w:sz w:val="21"/>
           <w:szCs w:val="21"/>
         </w:rPr>
-        <w:t>人参加“演讲团”，则从</w:t>
+        <w:t xml:space="preserve">人参加“演讲团”，则从</w:t>
       </w:r>
       <m:oMath>
         <m:r>
@@ -5251,7 +5125,7 @@
           <w:sz w:val="21"/>
           <w:szCs w:val="21"/>
         </w:rPr>
-        <w:t>人选</w:t>
+        <w:t xml:space="preserve">人选</w:t>
       </w:r>
       <m:oMath>
         <m:r>
@@ -5269,7 +5143,7 @@
           <w:sz w:val="21"/>
           <w:szCs w:val="21"/>
         </w:rPr>
-        <w:t>人参加该社团，其余</w:t>
+        <w:t xml:space="preserve">人参加该社团，其余</w:t>
       </w:r>
       <m:oMath>
         <m:r>
@@ -5287,7 +5161,7 @@
           <w:sz w:val="21"/>
           <w:szCs w:val="21"/>
         </w:rPr>
-        <w:t>人去剩下</w:t>
+        <w:t xml:space="preserve">人去剩下</w:t>
       </w:r>
       <m:oMath>
         <m:r>
@@ -5305,7 +5179,7 @@
           <w:sz w:val="21"/>
           <w:szCs w:val="21"/>
         </w:rPr>
-        <w:t>个社团，人数安排有</w:t>
+        <w:t xml:space="preserve">个社团，人数安排有</w:t>
       </w:r>
       <m:oMath>
         <m:r>
@@ -5323,7 +5197,7 @@
           <w:sz w:val="21"/>
           <w:szCs w:val="21"/>
         </w:rPr>
-        <w:t>种情况：</w:t>
+        <w:t xml:space="preserve">种情况：</w:t>
       </w:r>
       <m:oMath>
         <m:r>
@@ -5389,7 +5263,7 @@
           <w:sz w:val="21"/>
           <w:szCs w:val="21"/>
         </w:rPr>
-        <w:t>和</w:t>
+        <w:t xml:space="preserve">和</w:t>
       </w:r>
       <m:oMath>
         <m:r>
@@ -5439,42 +5313,26 @@
           <w:sz w:val="21"/>
           <w:szCs w:val="21"/>
         </w:rPr>
-        <w:t>，</w:t>
+        <w:t xml:space="preserve">，故</w:t>
       </w:r>
+      <m:oMath>
+        <m:r>
+          <w:rPr>
+            <w:rFonts w:ascii="Cambria Math" w:eastAsia="宋体" w:hAnsi="Cambria Math" w:cs="Cambria Math"/>
+            <w:sz w:val="21"/>
+            <w:szCs w:val="21"/>
+          </w:rPr>
+          <m:t>1</m:t>
+        </m:r>
+      </m:oMath>
       <w:r>
         <w:rPr>
           <w:rFonts w:ascii="Times New Roman" w:hAnsi="Times New Roman" w:eastAsia="宋体"/>
           <w:sz w:val="21"/>
           <w:szCs w:val="21"/>
         </w:rPr>
-        <w:t>故</w:t>
+        <w:t xml:space="preserve">人参加“演讲团”的不同参加方法数为</w:t>
       </w:r>
-      <w:r>
-        <w:rPr>
-          <w:rFonts w:ascii="Times New Roman" w:hAnsi="Times New Roman" w:eastAsia="宋体"/>
-          <w:sz w:val="21"/>
-          <w:szCs w:val="21"/>
-        </w:rPr>
-        <w:t>人参加“演讲团”的不同参加方法数为</w:t>
-      </w:r>
-      <w:r>
-        <w:rPr>
-          <w:rFonts w:ascii="Times New Roman" w:hAnsi="Times New Roman" w:eastAsia="宋体"/>
-          <w:sz w:val="21"/>
-          <w:szCs w:val="21"/>
-        </w:rPr>
-        <w:t>；</w:t>
-      </w:r>
-      <m:oMath>
-        <m:r>
-          <w:rPr>
-            <w:rFonts w:ascii="Cambria Math" w:eastAsia="宋体" w:hAnsi="Cambria Math" w:cs="Cambria Math"/>
-            <w:sz w:val="21"/>
-            <w:szCs w:val="21"/>
-          </w:rPr>
-          <m:t>1</m:t>
-        </m:r>
-      </m:oMath>
       <m:oMath>
         <m:sSubSup>
           <m:e>
@@ -5840,6 +5698,14 @@
           <m:t>3600</m:t>
         </m:r>
       </m:oMath>
+      <w:r>
+        <w:rPr>
+          <w:rFonts w:ascii="Times New Roman" w:hAnsi="Times New Roman" w:eastAsia="宋体"/>
+          <w:sz w:val="21"/>
+          <w:szCs w:val="21"/>
+        </w:rPr>
+        <w:t xml:space="preserve">；</w:t>
+      </w:r>
     </w:p>
     <w:p>
       <w:pPr>
@@ -5857,8 +5723,58 @@
           <w:sz w:val="21"/>
           <w:szCs w:val="21"/>
         </w:rPr>
-        <w:t>若无人参加“演讲团”，则</w:t>
+        <w:t xml:space="preserve">若无人参加“演讲团”</w:t>
       </w:r>
+      <w:r>
+        <w:rPr>
+          <w:rFonts w:ascii="Times New Roman" w:hAnsi="Times New Roman" w:eastAsia="宋体"/>
+          <w:sz w:val="21"/>
+          <w:szCs w:val="21"/>
+        </w:rPr>
+        <w:t xml:space="preserve">，则</w:t>
+      </w:r>
+      <m:oMath>
+        <m:r>
+          <w:rPr>
+            <w:rFonts w:ascii="Cambria Math" w:eastAsia="宋体" w:hAnsi="Cambria Math" w:cs="Cambria Math"/>
+            <w:sz w:val="21"/>
+            <w:szCs w:val="21"/>
+          </w:rPr>
+          <m:t>3600</m:t>
+        </m:r>
+        <m:r>
+          <w:rPr>
+            <w:rFonts w:ascii="Cambria Math" w:eastAsia="宋体" w:hAnsi="Cambria Math" w:cs="Cambria Math"/>
+            <w:sz w:val="21"/>
+            <w:szCs w:val="21"/>
+          </w:rPr>
+          <m:t>+</m:t>
+        </m:r>
+        <m:r>
+          <w:rPr>
+            <w:rFonts w:ascii="Cambria Math" w:eastAsia="宋体" w:hAnsi="Cambria Math" w:cs="Cambria Math"/>
+            <w:sz w:val="21"/>
+            <w:szCs w:val="21"/>
+          </w:rPr>
+          <m:t>1440</m:t>
+        </m:r>
+        <m:r>
+          <w:rPr>
+            <w:rFonts w:ascii="Cambria Math" w:eastAsia="宋体" w:hAnsi="Cambria Math" w:cs="Cambria Math"/>
+            <w:sz w:val="21"/>
+            <w:szCs w:val="21"/>
+          </w:rPr>
+          <m:t>=</m:t>
+        </m:r>
+        <m:r>
+          <w:rPr>
+            <w:rFonts w:ascii="Cambria Math" w:eastAsia="宋体" w:hAnsi="Cambria Math" w:cs="Cambria Math"/>
+            <w:sz w:val="21"/>
+            <w:szCs w:val="21"/>
+          </w:rPr>
+          <m:t>5040</m:t>
+        </m:r>
+      </m:oMath>
       <m:oMath>
         <m:r>
           <w:rPr>
@@ -5875,7 +5791,7 @@
           <w:sz w:val="21"/>
           <w:szCs w:val="21"/>
         </w:rPr>
-        <w:t>人参加剩下</w:t>
+        <w:t xml:space="preserve">人参加剩下</w:t>
       </w:r>
       <m:oMath>
         <m:r>
@@ -5893,7 +5809,7 @@
           <w:sz w:val="21"/>
           <w:szCs w:val="21"/>
         </w:rPr>
-        <w:t>个社团，人数安排安排有</w:t>
+        <w:t xml:space="preserve">个社团，人数安排安排有</w:t>
       </w:r>
       <m:oMath>
         <m:r>
@@ -5911,7 +5827,7 @@
           <w:sz w:val="21"/>
           <w:szCs w:val="21"/>
         </w:rPr>
-        <w:t xml:space="preserve"> 种情况：</w:t>
+        <w:t xml:space="preserve"> 种情况</w:t>
       </w:r>
       <m:oMath>
         <m:r>
@@ -5977,7 +5893,7 @@
           <w:sz w:val="21"/>
           <w:szCs w:val="21"/>
         </w:rPr>
-        <w:t>和</w:t>
+        <w:t xml:space="preserve">：和</w:t>
       </w:r>
       <m:oMath>
         <m:r>
@@ -6027,7 +5943,7 @@
           <w:sz w:val="21"/>
           <w:szCs w:val="21"/>
         </w:rPr>
-        <w:t>，故无人参加“演讲团”的不同参加方法数为</w:t>
+        <w:t xml:space="preserve">，故无人参加“演讲团”的不同参加方法数为</w:t>
       </w:r>
       <m:oMath>
         <m:f>
@@ -6350,66 +6266,8 @@
           <w:sz w:val="21"/>
           <w:szCs w:val="21"/>
         </w:rPr>
-        <w:t>，</w:t>
+        <w:t xml:space="preserve">，故满足条件的方法数为，</w:t>
       </w:r>
-      <w:r>
-        <w:rPr>
-          <w:rFonts w:ascii="Times New Roman" w:hAnsi="Times New Roman" w:eastAsia="宋体"/>
-          <w:sz w:val="21"/>
-          <w:szCs w:val="21"/>
-        </w:rPr>
-        <w:t>故满足条件的方法数为</w:t>
-      </w:r>
-      <w:r>
-        <w:rPr>
-          <w:rFonts w:ascii="Times New Roman" w:hAnsi="Times New Roman" w:eastAsia="宋体"/>
-          <w:sz w:val="21"/>
-          <w:szCs w:val="21"/>
-        </w:rPr>
-        <w:t>，</w:t>
-      </w:r>
-      <m:oMath>
-        <m:r>
-          <w:rPr>
-            <w:rFonts w:ascii="Cambria Math" w:eastAsia="宋体" w:hAnsi="Cambria Math" w:cs="Cambria Math"/>
-            <w:sz w:val="21"/>
-            <w:szCs w:val="21"/>
-          </w:rPr>
-          <m:t>3600</m:t>
-        </m:r>
-        <m:r>
-          <w:rPr>
-            <w:rFonts w:ascii="Cambria Math" w:eastAsia="宋体" w:hAnsi="Cambria Math" w:cs="Cambria Math"/>
-            <w:sz w:val="21"/>
-            <w:szCs w:val="21"/>
-          </w:rPr>
-          <m:t>+</m:t>
-        </m:r>
-        <m:r>
-          <w:rPr>
-            <w:rFonts w:ascii="Cambria Math" w:eastAsia="宋体" w:hAnsi="Cambria Math" w:cs="Cambria Math"/>
-            <w:sz w:val="21"/>
-            <w:szCs w:val="21"/>
-          </w:rPr>
-          <m:t>1440</m:t>
-        </m:r>
-        <m:r>
-          <w:rPr>
-            <w:rFonts w:ascii="Cambria Math" w:eastAsia="宋体" w:hAnsi="Cambria Math" w:cs="Cambria Math"/>
-            <w:sz w:val="21"/>
-            <w:szCs w:val="21"/>
-          </w:rPr>
-          <m:t>=</m:t>
-        </m:r>
-        <m:r>
-          <w:rPr>
-            <w:rFonts w:ascii="Cambria Math" w:eastAsia="宋体" w:hAnsi="Cambria Math" w:cs="Cambria Math"/>
-            <w:sz w:val="21"/>
-            <w:szCs w:val="21"/>
-          </w:rPr>
-          <m:t>5040</m:t>
-        </m:r>
-      </m:oMath>
     </w:p>
     <w:p>
       <w:pPr>
@@ -6905,7 +6763,7 @@
           <w:sz w:val="21"/>
           <w:szCs w:val="21"/>
         </w:rPr>
-        <w:t>（1）求</w:t>
+        <w:t xml:space="preserve">（1）求</w:t>
       </w:r>
       <m:oMath>
         <m:sSubSup>
@@ -6955,76 +6813,60 @@
           <w:sz w:val="21"/>
           <w:szCs w:val="21"/>
         </w:rPr>
-        <w:t>的值；</w:t>
+        <w:t xml:space="preserve">的值；（2）设</w:t>
       </w:r>
+      <m:oMath>
+        <m:r>
+          <w:rPr>
+            <w:rFonts w:ascii="Cambria Math" w:eastAsia="宋体" w:hAnsi="Cambria Math" w:cs="Cambria Math"/>
+            <w:sz w:val="21"/>
+            <w:szCs w:val="21"/>
+          </w:rPr>
+          <m:t>x</m:t>
+        </m:r>
+        <m:r>
+          <w:rPr>
+            <w:rFonts w:ascii="Cambria Math" w:eastAsia="宋体" w:hAnsi="Cambria Math" w:cs="Cambria Math"/>
+            <w:sz w:val="21"/>
+            <w:szCs w:val="21"/>
+          </w:rPr>
+          <m:t>&gt;</m:t>
+        </m:r>
+        <m:r>
+          <w:rPr>
+            <w:rFonts w:ascii="Cambria Math" w:eastAsia="宋体" w:hAnsi="Cambria Math" w:cs="Cambria Math"/>
+            <w:sz w:val="21"/>
+            <w:szCs w:val="21"/>
+          </w:rPr>
+          <m:t>0</m:t>
+        </m:r>
+      </m:oMath>
       <w:r>
         <w:rPr>
           <w:rFonts w:ascii="Times New Roman" w:hAnsi="Times New Roman" w:eastAsia="宋体"/>
           <w:sz w:val="21"/>
           <w:szCs w:val="21"/>
         </w:rPr>
-        <w:t>（2）设</w:t>
+        <w:t xml:space="preserve">，当</w:t>
       </w:r>
+      <m:oMath>
+        <m:r>
+          <w:rPr>
+            <w:rFonts w:ascii="Cambria Math" w:eastAsia="宋体" w:hAnsi="Cambria Math" w:cs="Cambria Math"/>
+            <w:sz w:val="21"/>
+            <w:szCs w:val="21"/>
+          </w:rPr>
+          <m:t>x</m:t>
+        </m:r>
+      </m:oMath>
       <w:r>
         <w:rPr>
           <w:rFonts w:ascii="Times New Roman" w:hAnsi="Times New Roman" w:eastAsia="宋体"/>
           <w:sz w:val="21"/>
           <w:szCs w:val="21"/>
         </w:rPr>
-        <w:t>，当</w:t>
+        <w:t xml:space="preserve">为何值时，</w:t>
       </w:r>
-      <w:r>
-        <w:rPr>
-          <w:rFonts w:ascii="Times New Roman" w:hAnsi="Times New Roman" w:eastAsia="宋体"/>
-          <w:sz w:val="21"/>
-          <w:szCs w:val="21"/>
-        </w:rPr>
-        <w:t>为何值时，</w:t>
-      </w:r>
-      <w:r>
-        <w:rPr>
-          <w:rFonts w:ascii="Times New Roman" w:hAnsi="Times New Roman" w:eastAsia="宋体"/>
-          <w:sz w:val="21"/>
-          <w:szCs w:val="21"/>
-        </w:rPr>
-        <w:t>取得最小值？</w:t>
-      </w:r>
-      <m:oMath>
-        <m:r>
-          <w:rPr>
-            <w:rFonts w:ascii="Cambria Math" w:eastAsia="宋体" w:hAnsi="Cambria Math" w:cs="Cambria Math"/>
-            <w:sz w:val="21"/>
-            <w:szCs w:val="21"/>
-          </w:rPr>
-          <m:t>x</m:t>
-        </m:r>
-        <m:r>
-          <w:rPr>
-            <w:rFonts w:ascii="Cambria Math" w:eastAsia="宋体" w:hAnsi="Cambria Math" w:cs="Cambria Math"/>
-            <w:sz w:val="21"/>
-            <w:szCs w:val="21"/>
-          </w:rPr>
-          <m:t>&gt;</m:t>
-        </m:r>
-        <m:r>
-          <w:rPr>
-            <w:rFonts w:ascii="Cambria Math" w:eastAsia="宋体" w:hAnsi="Cambria Math" w:cs="Cambria Math"/>
-            <w:sz w:val="21"/>
-            <w:szCs w:val="21"/>
-          </w:rPr>
-          <m:t>0</m:t>
-        </m:r>
-      </m:oMath>
-      <m:oMath>
-        <m:r>
-          <w:rPr>
-            <w:rFonts w:ascii="Cambria Math" w:eastAsia="宋体" w:hAnsi="Cambria Math" w:cs="Cambria Math"/>
-            <w:sz w:val="21"/>
-            <w:szCs w:val="21"/>
-          </w:rPr>
-          <m:t>x</m:t>
-        </m:r>
-      </m:oMath>
       <m:oMath>
         <m:f>
           <m:num>
@@ -7127,6 +6969,14 @@
           </m:den>
         </m:f>
       </m:oMath>
+      <w:r>
+        <w:rPr>
+          <w:rFonts w:ascii="Times New Roman" w:hAnsi="Times New Roman" w:eastAsia="宋体"/>
+          <w:sz w:val="21"/>
+          <w:szCs w:val="21"/>
+        </w:rPr>
+        <w:t xml:space="preserve">取得最小值？</w:t>
+      </w:r>
     </w:p>
     <w:p>
       <w:pPr>
@@ -7993,7 +7843,7 @@
           <w:sz w:val="21"/>
           <w:szCs w:val="21"/>
         </w:rPr>
-        <w:t>【分析】（1）由题意可得</w:t>
+        <w:t xml:space="preserve">【分析】（1）由题意可得</w:t>
       </w:r>
       <m:oMath>
         <m:sSubSup>
@@ -8201,23 +8051,7 @@
           <w:sz w:val="21"/>
           <w:szCs w:val="21"/>
         </w:rPr>
-        <w:t>，运算求得结果．</w:t>
-      </w:r>
-      <w:r>
-        <w:rPr>
-          <w:rFonts w:ascii="Times New Roman" w:hAnsi="Times New Roman" w:eastAsia="宋体"/>
-          <w:sz w:val="21"/>
-          <w:szCs w:val="21"/>
-        </w:rPr>
-        <w:t>（2）根据</w:t>
-      </w:r>
-      <w:r>
-        <w:rPr>
-          <w:rFonts w:ascii="Times New Roman" w:hAnsi="Times New Roman" w:eastAsia="宋体"/>
-          <w:sz w:val="21"/>
-          <w:szCs w:val="21"/>
-        </w:rPr>
-        <w:t>，再利用二次函数的性质求得式子的最小值．</w:t>
+        <w:t xml:space="preserve">，运算求得结果．（2）根据</w:t>
       </w:r>
       <m:oMath>
         <m:f>
@@ -8611,6 +8445,14 @@
           <m:t>]</m:t>
         </m:r>
       </m:oMath>
+      <w:r>
+        <w:rPr>
+          <w:rFonts w:ascii="Times New Roman" w:hAnsi="Times New Roman" w:eastAsia="宋体"/>
+          <w:sz w:val="21"/>
+          <w:szCs w:val="21"/>
+        </w:rPr>
+        <w:t xml:space="preserve">，再利用二次函数的性质求得式子的最小值．</w:t>
+      </w:r>
     </w:p>
     <w:p>
       <w:pPr>

--- a/高中数学/高中数学同步/人教B版选必2 第3章 排列、组合与二项式定理·冲刺卷（6题）.docx
+++ b/高中数学/高中数学同步/人教B版选必2 第3章 排列、组合与二项式定理·冲刺卷（6题）.docx
@@ -192,11 +192,9 @@
       <w:r>
         <w:rPr>
           <w:rFonts w:ascii="Times New Roman" w:eastAsia="宋体" w:hAnsi="Times New Roman" w:cs="Times New Roman"/>
-          <w:strike w:val="0"/>
           <w:kern w:val="0"/>
           <w:sz w:val="21"/>
           <w:szCs w:val="21"/>
-          <w:u w:val="none"/>
         </w:rPr>
         <w:drawing>
           <wp:inline>
@@ -3747,11 +3745,9 @@
       <w:r>
         <w:rPr>
           <w:rFonts w:ascii="Times New Roman" w:eastAsia="宋体" w:hAnsi="Times New Roman" w:cs="Times New Roman"/>
-          <w:strike w:val="0"/>
           <w:kern w:val="0"/>
           <w:sz w:val="21"/>
           <w:szCs w:val="21"/>
-          <w:u w:val="none"/>
         </w:rPr>
         <w:drawing>
           <wp:inline>
@@ -3801,11 +3797,9 @@
       <w:r>
         <w:rPr>
           <w:rFonts w:ascii="Times New Roman" w:eastAsia="宋体" w:hAnsi="Times New Roman" w:cs="Times New Roman"/>
-          <w:strike w:val="0"/>
           <w:kern w:val="0"/>
           <w:sz w:val="21"/>
           <w:szCs w:val="21"/>
-          <w:u w:val="none"/>
         </w:rPr>
         <w:drawing>
           <wp:inline>
@@ -3883,11 +3877,9 @@
       <w:r>
         <w:rPr>
           <w:rFonts w:ascii="Times New Roman" w:eastAsia="宋体" w:hAnsi="Times New Roman" w:cs="Times New Roman"/>
-          <w:strike w:val="0"/>
           <w:kern w:val="0"/>
           <w:sz w:val="21"/>
           <w:szCs w:val="21"/>
-          <w:u w:val="none"/>
         </w:rPr>
         <w:drawing>
           <wp:inline>
@@ -17861,7 +17853,7 @@
     <w:sectPr>
       <w:footerReference w:type="default" r:id="rId9"/>
       <w:pgSz w:w="11906" w:h="16838"/>
-      <w:pgMar w:top="720" w:right="720" w:bottom="720" w:left="720" w:header="720" w:footer="720" w:gutter="0"/>
+      <w:pgMar w:top="850" w:right="850" w:bottom="850" w:left="850" w:header="850" w:footer="850" w:gutter="0"/>
       <w:pgNumType w:start="1"/>
       <w:cols w:space="720"/>
       <w:docGrid w:linePitch="360"/>
@@ -17876,6 +17868,14 @@
     <w:pPr>
       <w:jc w:val="center"/>
     </w:pPr>
+    <w:r>
+      <w:rPr>
+        <w:rFonts w:ascii="Times New Roman" w:hAnsi="Times New Roman" w:eastAsia="宋体"/>
+        <w:sz w:val="21"/>
+        <w:szCs w:val="21"/>
+      </w:rPr>
+      <w:t xml:space="preserve">第3章·冲刺　</w:t>
+    </w:r>
     <w:r>
       <w:rPr>
         <w:rFonts w:ascii="Times New Roman" w:hAnsi="Times New Roman" w:eastAsia="宋体"/>

--- a/高中数学/高中数学同步/人教B版选必2 第3章 排列、组合与二项式定理·冲刺卷（6题）.docx
+++ b/高中数学/高中数学同步/人教B版选必2 第3章 排列、组合与二项式定理·冲刺卷（6题）.docx
@@ -16,8 +16,15 @@
         <w:t>人教B版选必2 第3章 排列、组合与二项式定理·冲刺卷（6题）</w:t>
       </w:r>
     </w:p>
-    <w:p/>
     <w:p>
+      <w:pPr>
+        <w:spacing w:before="0" w:after="0" w:line="300" w:lineRule="auto"/>
+      </w:pPr>
+    </w:p>
+    <w:p>
+      <w:pPr>
+        <w:spacing w:before="0" w:after="0" w:line="300" w:lineRule="auto"/>
+      </w:pPr>
       <w:r>
         <w:rPr>
           <w:b/>
@@ -30,6 +37,9 @@
       </w:r>
     </w:p>
     <w:p>
+      <w:pPr>
+        <w:spacing w:before="0" w:after="0" w:line="300" w:lineRule="auto"/>
+      </w:pPr>
       <w:r>
         <w:rPr>
           <w:b/>
@@ -1326,6 +1336,9 @@
       </w:pPr>
     </w:p>
     <w:p>
+      <w:pPr>
+        <w:spacing w:before="0" w:after="0" w:line="300" w:lineRule="auto"/>
+      </w:pPr>
       <w:r>
         <w:rPr>
           <w:b/>
@@ -1338,6 +1351,9 @@
       </w:r>
     </w:p>
     <w:p>
+      <w:pPr>
+        <w:spacing w:before="0" w:after="0" w:line="300" w:lineRule="auto"/>
+      </w:pPr>
       <w:r>
         <w:rPr>
           <w:b/>
@@ -2964,8 +2980,15 @@
         <w:t>【点睛】本题考查组合问题．要注意一些特殊情况．</w:t>
       </w:r>
     </w:p>
-    <w:p/>
     <w:p>
+      <w:pPr>
+        <w:spacing w:before="0" w:after="0" w:line="300" w:lineRule="auto"/>
+      </w:pPr>
+    </w:p>
+    <w:p>
+      <w:pPr>
+        <w:spacing w:before="0" w:after="0" w:line="300" w:lineRule="auto"/>
+      </w:pPr>
       <w:r>
         <w:rPr>
           <w:b/>
@@ -3052,7 +3075,7 @@
           <w:p>
             <w:pPr>
               <w:shd w:val="clear" w:color="auto" w:fill="auto"/>
-              <w:spacing w:line="300" w:lineRule="auto"/>
+              <w:spacing w:line="300" w:lineRule="auto" w:before="0" w:after="0"/>
               <w:jc w:val="left"/>
               <w:rPr>
                 <w:sz w:val="21"/>
@@ -3086,7 +3109,7 @@
           <w:p>
             <w:pPr>
               <w:shd w:val="clear" w:color="auto" w:fill="auto"/>
-              <w:spacing w:line="300" w:lineRule="auto"/>
+              <w:spacing w:line="300" w:lineRule="auto" w:before="0" w:after="0"/>
               <w:jc w:val="left"/>
               <w:rPr>
                 <w:sz w:val="21"/>
@@ -3120,7 +3143,7 @@
           <w:p>
             <w:pPr>
               <w:shd w:val="clear" w:color="auto" w:fill="auto"/>
-              <w:spacing w:line="300" w:lineRule="auto"/>
+              <w:spacing w:line="300" w:lineRule="auto" w:before="0" w:after="0"/>
               <w:jc w:val="left"/>
               <w:rPr>
                 <w:sz w:val="21"/>
@@ -3154,7 +3177,7 @@
           <w:p>
             <w:pPr>
               <w:shd w:val="clear" w:color="auto" w:fill="auto"/>
-              <w:spacing w:line="300" w:lineRule="auto"/>
+              <w:spacing w:line="300" w:lineRule="auto" w:before="0" w:after="0"/>
               <w:jc w:val="left"/>
               <w:rPr>
                 <w:sz w:val="21"/>
@@ -3188,7 +3211,7 @@
           <w:p>
             <w:pPr>
               <w:shd w:val="clear" w:color="auto" w:fill="auto"/>
-              <w:spacing w:line="300" w:lineRule="auto"/>
+              <w:spacing w:line="300" w:lineRule="auto" w:before="0" w:after="0"/>
               <w:jc w:val="left"/>
               <w:rPr>
                 <w:sz w:val="21"/>
@@ -3222,7 +3245,7 @@
           <w:p>
             <w:pPr>
               <w:shd w:val="clear" w:color="auto" w:fill="auto"/>
-              <w:spacing w:line="300" w:lineRule="auto"/>
+              <w:spacing w:line="300" w:lineRule="auto" w:before="0" w:after="0"/>
               <w:jc w:val="left"/>
               <w:rPr>
                 <w:sz w:val="21"/>
@@ -3256,7 +3279,7 @@
           <w:p>
             <w:pPr>
               <w:shd w:val="clear" w:color="auto" w:fill="auto"/>
-              <w:spacing w:line="300" w:lineRule="auto"/>
+              <w:spacing w:line="300" w:lineRule="auto" w:before="0" w:after="0"/>
               <w:jc w:val="left"/>
               <w:rPr>
                 <w:sz w:val="21"/>
@@ -3290,7 +3313,7 @@
           <w:p>
             <w:pPr>
               <w:shd w:val="clear" w:color="auto" w:fill="auto"/>
-              <w:spacing w:line="300" w:lineRule="auto"/>
+              <w:spacing w:line="300" w:lineRule="auto" w:before="0" w:after="0"/>
               <w:jc w:val="left"/>
               <w:rPr>
                 <w:sz w:val="21"/>
@@ -3324,7 +3347,7 @@
           <w:p>
             <w:pPr>
               <w:shd w:val="clear" w:color="auto" w:fill="auto"/>
-              <w:spacing w:line="300" w:lineRule="auto"/>
+              <w:spacing w:line="300" w:lineRule="auto" w:before="0" w:after="0"/>
               <w:jc w:val="left"/>
               <w:rPr>
                 <w:sz w:val="21"/>
@@ -3358,7 +3381,7 @@
           <w:p>
             <w:pPr>
               <w:shd w:val="clear" w:color="auto" w:fill="auto"/>
-              <w:spacing w:line="300" w:lineRule="auto"/>
+              <w:spacing w:line="300" w:lineRule="auto" w:before="0" w:after="0"/>
               <w:jc w:val="left"/>
               <w:rPr>
                 <w:sz w:val="21"/>
@@ -3400,7 +3423,7 @@
           <w:p>
             <w:pPr>
               <w:shd w:val="clear" w:color="auto" w:fill="auto"/>
-              <w:spacing w:line="300" w:lineRule="auto"/>
+              <w:spacing w:line="300" w:lineRule="auto" w:before="0" w:after="0"/>
               <w:jc w:val="left"/>
               <w:rPr>
                 <w:sz w:val="21"/>
@@ -3434,7 +3457,7 @@
           <w:p>
             <w:pPr>
               <w:shd w:val="clear" w:color="auto" w:fill="auto"/>
-              <w:spacing w:line="300" w:lineRule="auto"/>
+              <w:spacing w:line="300" w:lineRule="auto" w:before="0" w:after="0"/>
               <w:jc w:val="left"/>
               <w:rPr>
                 <w:sz w:val="21"/>
@@ -3468,7 +3491,7 @@
           <w:p>
             <w:pPr>
               <w:shd w:val="clear" w:color="auto" w:fill="auto"/>
-              <w:spacing w:line="300" w:lineRule="auto"/>
+              <w:spacing w:line="300" w:lineRule="auto" w:before="0" w:after="0"/>
               <w:jc w:val="left"/>
               <w:rPr>
                 <w:sz w:val="21"/>
@@ -3502,7 +3525,7 @@
           <w:p>
             <w:pPr>
               <w:shd w:val="clear" w:color="auto" w:fill="auto"/>
-              <w:spacing w:line="300" w:lineRule="auto"/>
+              <w:spacing w:line="300" w:lineRule="auto" w:before="0" w:after="0"/>
               <w:jc w:val="left"/>
               <w:rPr>
                 <w:sz w:val="21"/>
@@ -3536,7 +3559,7 @@
           <w:p>
             <w:pPr>
               <w:shd w:val="clear" w:color="auto" w:fill="auto"/>
-              <w:spacing w:line="300" w:lineRule="auto"/>
+              <w:spacing w:line="300" w:lineRule="auto" w:before="0" w:after="0"/>
               <w:jc w:val="left"/>
               <w:rPr>
                 <w:sz w:val="21"/>
@@ -3570,7 +3593,7 @@
           <w:p>
             <w:pPr>
               <w:shd w:val="clear" w:color="auto" w:fill="auto"/>
-              <w:spacing w:line="300" w:lineRule="auto"/>
+              <w:spacing w:line="300" w:lineRule="auto" w:before="0" w:after="0"/>
               <w:jc w:val="left"/>
               <w:rPr>
                 <w:sz w:val="21"/>
@@ -3604,7 +3627,7 @@
           <w:p>
             <w:pPr>
               <w:shd w:val="clear" w:color="auto" w:fill="auto"/>
-              <w:spacing w:line="300" w:lineRule="auto"/>
+              <w:spacing w:line="300" w:lineRule="auto" w:before="0" w:after="0"/>
               <w:jc w:val="left"/>
               <w:rPr>
                 <w:sz w:val="21"/>
@@ -3638,7 +3661,7 @@
           <w:p>
             <w:pPr>
               <w:shd w:val="clear" w:color="auto" w:fill="auto"/>
-              <w:spacing w:line="300" w:lineRule="auto"/>
+              <w:spacing w:line="300" w:lineRule="auto" w:before="0" w:after="0"/>
               <w:jc w:val="left"/>
               <w:rPr>
                 <w:sz w:val="21"/>
@@ -3672,7 +3695,7 @@
           <w:p>
             <w:pPr>
               <w:shd w:val="clear" w:color="auto" w:fill="auto"/>
-              <w:spacing w:line="300" w:lineRule="auto"/>
+              <w:spacing w:line="300" w:lineRule="auto" w:before="0" w:after="0"/>
               <w:jc w:val="left"/>
               <w:rPr>
                 <w:sz w:val="21"/>
@@ -3706,7 +3729,7 @@
           <w:p>
             <w:pPr>
               <w:shd w:val="clear" w:color="auto" w:fill="auto"/>
-              <w:spacing w:line="300" w:lineRule="auto"/>
+              <w:spacing w:line="300" w:lineRule="auto" w:before="0" w:after="0"/>
               <w:jc w:val="left"/>
               <w:rPr>
                 <w:sz w:val="21"/>
@@ -4946,8 +4969,15 @@
         <w:t xml:space="preserve">；</w:t>
       </w:r>
     </w:p>
-    <w:p/>
     <w:p>
+      <w:pPr>
+        <w:spacing w:before="0" w:after="0" w:line="300" w:lineRule="auto"/>
+      </w:pPr>
+    </w:p>
+    <w:p>
+      <w:pPr>
+        <w:spacing w:before="0" w:after="0" w:line="300" w:lineRule="auto"/>
+      </w:pPr>
       <w:r>
         <w:rPr>
           <w:b/>
@@ -6287,6 +6317,9 @@
       </w:pPr>
     </w:p>
     <w:p>
+      <w:pPr>
+        <w:spacing w:before="0" w:after="0" w:line="300" w:lineRule="auto"/>
+      </w:pPr>
       <w:r>
         <w:rPr>
           <w:b/>
@@ -11225,8 +11258,15 @@
         <w:t>、</w:t>
       </w:r>
     </w:p>
-    <w:p/>
     <w:p>
+      <w:pPr>
+        <w:spacing w:before="0" w:after="0" w:line="300" w:lineRule="auto"/>
+      </w:pPr>
+    </w:p>
+    <w:p>
+      <w:pPr>
+        <w:spacing w:before="0" w:after="0" w:line="300" w:lineRule="auto"/>
+      </w:pPr>
       <w:r>
         <w:rPr>
           <w:b/>
@@ -11239,6 +11279,9 @@
       </w:r>
     </w:p>
     <w:p>
+      <w:pPr>
+        <w:spacing w:before="0" w:after="0" w:line="300" w:lineRule="auto"/>
+      </w:pPr>
       <w:r>
         <w:rPr>
           <w:b/>
@@ -17863,14 +17906,14 @@
 </file>
 
 <file path=word/footer1.xml><?xml version="1.0" encoding="utf-8"?>
-<w:ftr xmlns:w="http://schemas.openxmlformats.org/wordprocessingml/2006/main" xmlns:r="http://schemas.openxmlformats.org/officeDocument/2006/relationships">
-  <w:p>
+<w:ftr xmlns:w="http://schemas.openxmlformats.org/wordprocessingml/2006/main">
+  <w:p xmlns:w="http://schemas.openxmlformats.org/wordprocessingml/2006/main">
     <w:pPr>
       <w:jc w:val="center"/>
     </w:pPr>
     <w:r>
       <w:rPr>
-        <w:rFonts w:ascii="Times New Roman" w:hAnsi="Times New Roman" w:eastAsia="宋体"/>
+        <w:rFonts w:ascii="Times New Roman" w:hAnsi="Times New Roman" w:eastAsia="宋体" w:cs="Times New Roman"/>
         <w:sz w:val="21"/>
         <w:szCs w:val="21"/>
       </w:rPr>
@@ -17878,47 +17921,107 @@
     </w:r>
     <w:r>
       <w:rPr>
-        <w:rFonts w:ascii="Times New Roman" w:hAnsi="Times New Roman" w:eastAsia="宋体"/>
+        <w:rFonts w:ascii="Times New Roman" w:hAnsi="Times New Roman" w:eastAsia="宋体" w:cs="Times New Roman"/>
         <w:sz w:val="21"/>
         <w:szCs w:val="21"/>
       </w:rPr>
-      <w:t xml:space="preserve">第</w:t>
+      <w:t>第</w:t>
     </w:r>
-    <w:fldSimple w:instr=" PAGE ">
-      <w:r>
-        <w:rPr>
-          <w:rFonts w:ascii="Times New Roman" w:hAnsi="Times New Roman" w:eastAsia="宋体"/>
-          <w:sz w:val="21"/>
-          <w:szCs w:val="21"/>
-        </w:rPr>
-        <w:t xml:space="preserve">1</w:t>
-      </w:r>
-    </w:fldSimple>
     <w:r>
       <w:rPr>
-        <w:rFonts w:ascii="Times New Roman" w:hAnsi="Times New Roman" w:eastAsia="宋体"/>
+        <w:rFonts w:ascii="Times New Roman" w:hAnsi="Times New Roman" w:eastAsia="宋体" w:cs="Times New Roman"/>
         <w:sz w:val="21"/>
         <w:szCs w:val="21"/>
       </w:rPr>
-      <w:t xml:space="preserve">页（共</w:t>
+      <w:fldChar w:fldCharType="begin"/>
     </w:r>
-    <w:fldSimple w:instr=" NUMPAGES ">
-      <w:r>
-        <w:rPr>
-          <w:rFonts w:ascii="Times New Roman" w:hAnsi="Times New Roman" w:eastAsia="宋体"/>
-          <w:sz w:val="21"/>
-          <w:szCs w:val="21"/>
-        </w:rPr>
-        <w:t xml:space="preserve">1</w:t>
-      </w:r>
-    </w:fldSimple>
     <w:r>
       <w:rPr>
-        <w:rFonts w:ascii="Times New Roman" w:hAnsi="Times New Roman" w:eastAsia="宋体"/>
+        <w:rFonts w:ascii="Times New Roman" w:hAnsi="Times New Roman" w:eastAsia="宋体" w:cs="Times New Roman"/>
         <w:sz w:val="21"/>
         <w:szCs w:val="21"/>
       </w:rPr>
-      <w:t xml:space="preserve">页）</w:t>
+      <w:instrText xml:space="preserve"> PAGE </w:instrText>
+    </w:r>
+    <w:r>
+      <w:rPr>
+        <w:rFonts w:ascii="Times New Roman" w:hAnsi="Times New Roman" w:eastAsia="宋体" w:cs="Times New Roman"/>
+        <w:sz w:val="21"/>
+        <w:szCs w:val="21"/>
+      </w:rPr>
+      <w:fldChar w:fldCharType="separate"/>
+    </w:r>
+    <w:r>
+      <w:rPr>
+        <w:rFonts w:ascii="Times New Roman" w:hAnsi="Times New Roman" w:eastAsia="宋体" w:cs="Times New Roman"/>
+        <w:sz w:val="21"/>
+        <w:szCs w:val="21"/>
+      </w:rPr>
+      <w:t>1</w:t>
+    </w:r>
+    <w:r>
+      <w:rPr>
+        <w:rFonts w:ascii="Times New Roman" w:hAnsi="Times New Roman" w:eastAsia="宋体" w:cs="Times New Roman"/>
+        <w:sz w:val="21"/>
+        <w:szCs w:val="21"/>
+      </w:rPr>
+      <w:fldChar w:fldCharType="end"/>
+    </w:r>
+    <w:r>
+      <w:rPr>
+        <w:rFonts w:ascii="Times New Roman" w:hAnsi="Times New Roman" w:eastAsia="宋体" w:cs="Times New Roman"/>
+        <w:sz w:val="21"/>
+        <w:szCs w:val="21"/>
+      </w:rPr>
+      <w:t>页（共</w:t>
+    </w:r>
+    <w:r>
+      <w:rPr>
+        <w:rFonts w:ascii="Times New Roman" w:hAnsi="Times New Roman" w:eastAsia="宋体" w:cs="Times New Roman"/>
+        <w:sz w:val="21"/>
+        <w:szCs w:val="21"/>
+      </w:rPr>
+      <w:fldChar w:fldCharType="begin"/>
+    </w:r>
+    <w:r>
+      <w:rPr>
+        <w:rFonts w:ascii="Times New Roman" w:hAnsi="Times New Roman" w:eastAsia="宋体" w:cs="Times New Roman"/>
+        <w:sz w:val="21"/>
+        <w:szCs w:val="21"/>
+      </w:rPr>
+      <w:instrText xml:space="preserve"> NUMPAGES </w:instrText>
+    </w:r>
+    <w:r>
+      <w:rPr>
+        <w:rFonts w:ascii="Times New Roman" w:hAnsi="Times New Roman" w:eastAsia="宋体" w:cs="Times New Roman"/>
+        <w:sz w:val="21"/>
+        <w:szCs w:val="21"/>
+      </w:rPr>
+      <w:fldChar w:fldCharType="separate"/>
+    </w:r>
+    <w:r>
+      <w:rPr>
+        <w:rFonts w:ascii="Times New Roman" w:hAnsi="Times New Roman" w:eastAsia="宋体" w:cs="Times New Roman"/>
+        <w:sz w:val="21"/>
+        <w:szCs w:val="21"/>
+      </w:rPr>
+      <w:t>4</w:t>
+    </w:r>
+    <w:r>
+      <w:rPr>
+        <w:rFonts w:ascii="Times New Roman" w:hAnsi="Times New Roman" w:eastAsia="宋体" w:cs="Times New Roman"/>
+        <w:sz w:val="21"/>
+        <w:szCs w:val="21"/>
+      </w:rPr>
+      <w:fldChar w:fldCharType="end"/>
+    </w:r>
+    <w:r>
+      <w:rPr>
+        <w:rFonts w:ascii="Times New Roman" w:hAnsi="Times New Roman" w:eastAsia="宋体" w:cs="Times New Roman"/>
+        <w:sz w:val="21"/>
+        <w:szCs w:val="21"/>
+      </w:rPr>
+      <w:t>页）</w:t>
     </w:r>
   </w:p>
 </w:ftr>
@@ -18132,15 +18235,14 @@
   <w:docDefaults>
     <w:rPrDefault>
       <w:rPr>
-        <w:rFonts w:asciiTheme="minorHAnsi" w:eastAsiaTheme="minorEastAsia" w:hAnsiTheme="minorHAnsi" w:cstheme="minorBidi"/>
-        <w:sz w:val="22"/>
-        <w:szCs w:val="22"/>
-        <w:lang w:val="en-US" w:eastAsia="en-US" w:bidi="ar-SA"/>
+        <w:rFonts w:ascii="Times New Roman" w:hAnsi="Times New Roman" w:eastAsia="宋体" w:cs="Times New Roman"/>
+        <w:sz w:val="21"/>
+        <w:szCs w:val="21"/>
       </w:rPr>
     </w:rPrDefault>
     <w:pPrDefault>
       <w:pPr>
-        <w:spacing w:after="200" w:line="276" w:lineRule="auto"/>
+        <w:spacing w:before="0" w:after="0" w:line="300" w:lineRule="auto"/>
       </w:pPr>
     </w:pPrDefault>
   </w:docDefaults>

--- a/高中数学/高中数学同步/人教B版选必2 第3章 排列、组合与二项式定理·冲刺卷（6题）.docx
+++ b/高中数学/高中数学同步/人教B版选必2 第3章 排列、组合与二项式定理·冲刺卷（6题）.docx
@@ -13742,7 +13742,15 @@
           <w:sz w:val="21"/>
           <w:szCs w:val="21"/>
         </w:rPr>
-        <w:t>，故A正确；</w:t>
+        <w:t>，故A正确</w:t>
+      </w:r>
+      <w:r>
+        <w:rPr>
+          <w:rFonts w:ascii="Times New Roman" w:hAnsi="Times New Roman" w:eastAsia="宋体"/>
+          <w:sz w:val="21"/>
+          <w:szCs w:val="21"/>
+        </w:rPr>
+        <w:t>；</w:t>
       </w:r>
       <w:r>
         <w:rPr>
@@ -13751,38 +13759,6 @@
           <w:szCs w:val="21"/>
         </w:rPr>
         <w:t>对于B，</w:t>
-      </w:r>
-      <w:r>
-        <w:rPr>
-          <w:rFonts w:ascii="Times New Roman" w:hAnsi="Times New Roman" w:eastAsia="宋体"/>
-          <w:sz w:val="21"/>
-          <w:szCs w:val="21"/>
-        </w:rPr>
-        <w:t>的展开式的通项为</w:t>
-      </w:r>
-      <w:r>
-        <w:rPr>
-          <w:rFonts w:ascii="Times New Roman" w:hAnsi="Times New Roman" w:eastAsia="宋体"/>
-          <w:sz w:val="21"/>
-          <w:szCs w:val="21"/>
-        </w:rPr>
-        <w:t>，要求</w:t>
-      </w:r>
-      <w:r>
-        <w:rPr>
-          <w:rFonts w:ascii="Times New Roman" w:hAnsi="Times New Roman" w:eastAsia="宋体"/>
-          <w:sz w:val="21"/>
-          <w:szCs w:val="21"/>
-        </w:rPr>
-        <w:t>的系数，</w:t>
-      </w:r>
-      <w:r>
-        <w:rPr>
-          <w:rFonts w:ascii="Times New Roman" w:hAnsi="Times New Roman" w:eastAsia="宋体"/>
-          <w:sz w:val="21"/>
-          <w:szCs w:val="21"/>
-        </w:rPr>
-        <w:t>，</w:t>
       </w:r>
       <m:oMath>
         <m:sSup>
@@ -13861,6 +13837,14 @@
           </m:sup>
         </m:sSup>
       </m:oMath>
+      <w:r>
+        <w:rPr>
+          <w:rFonts w:ascii="Times New Roman" w:hAnsi="Times New Roman" w:eastAsia="宋体"/>
+          <w:sz w:val="21"/>
+          <w:szCs w:val="21"/>
+        </w:rPr>
+        <w:t>的展开式的通项为</w:t>
+      </w:r>
       <m:oMath>
         <m:sSubSup>
           <m:e>
@@ -13963,6 +13947,14 @@
           </m:sup>
         </m:sSup>
       </m:oMath>
+      <w:r>
+        <w:rPr>
+          <w:rFonts w:ascii="Times New Roman" w:hAnsi="Times New Roman" w:eastAsia="宋体"/>
+          <w:sz w:val="21"/>
+          <w:szCs w:val="21"/>
+        </w:rPr>
+        <w:t>，要求</w:t>
+      </w:r>
       <m:oMath>
         <m:sSup>
           <m:e>
@@ -13987,6 +13979,14 @@
           </m:sup>
         </m:sSup>
       </m:oMath>
+      <w:r>
+        <w:rPr>
+          <w:rFonts w:ascii="Times New Roman" w:hAnsi="Times New Roman" w:eastAsia="宋体"/>
+          <w:sz w:val="21"/>
+          <w:szCs w:val="21"/>
+        </w:rPr>
+        <w:t>的系数，</w:t>
+      </w:r>
       <m:oMath>
         <m:r>
           <w:rPr>
@@ -14013,6 +14013,14 @@
           <m:t>3</m:t>
         </m:r>
       </m:oMath>
+      <w:r>
+        <w:rPr>
+          <w:rFonts w:ascii="Times New Roman" w:hAnsi="Times New Roman" w:eastAsia="宋体"/>
+          <w:sz w:val="21"/>
+          <w:szCs w:val="21"/>
+        </w:rPr>
+        <w:t>，</w:t>
+      </w:r>
       <w:r>
         <w:rPr>
           <w:rFonts w:ascii="Times New Roman" w:hAnsi="Times New Roman" w:eastAsia="宋体"/>
@@ -14028,6 +14036,32 @@
         </w:rPr>
         <w:t>当</w:t>
       </w:r>
+      <m:oMath>
+        <m:r>
+          <w:rPr>
+            <w:rFonts w:ascii="Times New Roman" w:eastAsia="宋体" w:hAnsi="Times New Roman" w:cs="Cambria Math"/>
+            <w:sz w:val="21"/>
+            <w:szCs w:val="21"/>
+          </w:rPr>
+          <m:t>r</m:t>
+        </m:r>
+        <m:r>
+          <w:rPr>
+            <w:rFonts w:ascii="Times New Roman" w:eastAsia="宋体" w:hAnsi="Times New Roman" w:cs="Cambria Math"/>
+            <w:sz w:val="21"/>
+            <w:szCs w:val="21"/>
+          </w:rPr>
+          <m:t>=</m:t>
+        </m:r>
+        <m:r>
+          <w:rPr>
+            <w:rFonts w:ascii="Times New Roman" w:eastAsia="宋体" w:hAnsi="Times New Roman" w:cs="Cambria Math"/>
+            <w:sz w:val="21"/>
+            <w:szCs w:val="21"/>
+          </w:rPr>
+          <m:t>3</m:t>
+        </m:r>
+      </m:oMath>
       <w:r>
         <w:rPr>
           <w:rFonts w:ascii="Times New Roman" w:hAnsi="Times New Roman" w:eastAsia="宋体"/>
@@ -14036,56 +14070,6 @@
         </w:rPr>
         <w:t>时，有</w:t>
       </w:r>
-      <w:r>
-        <w:rPr>
-          <w:rFonts w:ascii="Times New Roman" w:hAnsi="Times New Roman" w:eastAsia="宋体"/>
-          <w:sz w:val="21"/>
-          <w:szCs w:val="21"/>
-        </w:rPr>
-        <w:t>，其中</w:t>
-      </w:r>
-      <w:r>
-        <w:rPr>
-          <w:rFonts w:ascii="Times New Roman" w:hAnsi="Times New Roman" w:eastAsia="宋体"/>
-          <w:sz w:val="21"/>
-          <w:szCs w:val="21"/>
-        </w:rPr>
-        <w:t>的系数为</w:t>
-      </w:r>
-      <w:r>
-        <w:rPr>
-          <w:rFonts w:ascii="Times New Roman" w:hAnsi="Times New Roman" w:eastAsia="宋体"/>
-          <w:sz w:val="21"/>
-          <w:szCs w:val="21"/>
-        </w:rPr>
-        <w:t>；</w:t>
-      </w:r>
-      <m:oMath>
-        <m:r>
-          <w:rPr>
-            <w:rFonts w:ascii="Times New Roman" w:eastAsia="宋体" w:hAnsi="Times New Roman" w:cs="Cambria Math"/>
-            <w:sz w:val="21"/>
-            <w:szCs w:val="21"/>
-          </w:rPr>
-          <m:t>r</m:t>
-        </m:r>
-        <m:r>
-          <w:rPr>
-            <w:rFonts w:ascii="Times New Roman" w:eastAsia="宋体" w:hAnsi="Times New Roman" w:cs="Cambria Math"/>
-            <w:sz w:val="21"/>
-            <w:szCs w:val="21"/>
-          </w:rPr>
-          <m:t>=</m:t>
-        </m:r>
-        <m:r>
-          <w:rPr>
-            <w:rFonts w:ascii="Times New Roman" w:eastAsia="宋体" w:hAnsi="Times New Roman" w:cs="Cambria Math"/>
-            <w:sz w:val="21"/>
-            <w:szCs w:val="21"/>
-          </w:rPr>
-          <m:t>3</m:t>
-        </m:r>
-      </m:oMath>
       <m:oMath>
         <m:sSubSup>
           <m:e>
@@ -14188,6 +14172,14 @@
           </m:sup>
         </m:sSup>
       </m:oMath>
+      <w:r>
+        <w:rPr>
+          <w:rFonts w:ascii="Times New Roman" w:hAnsi="Times New Roman" w:eastAsia="宋体"/>
+          <w:sz w:val="21"/>
+          <w:szCs w:val="21"/>
+        </w:rPr>
+        <w:t>，其中</w:t>
+      </w:r>
       <m:oMath>
         <m:sSup>
           <m:e>
@@ -14212,6 +14204,14 @@
           </m:sup>
         </m:sSup>
       </m:oMath>
+      <w:r>
+        <w:rPr>
+          <w:rFonts w:ascii="Times New Roman" w:hAnsi="Times New Roman" w:eastAsia="宋体"/>
+          <w:sz w:val="21"/>
+          <w:szCs w:val="21"/>
+        </w:rPr>
+        <w:t>的系数为</w:t>
+      </w:r>
       <m:oMath>
         <m:sSubSup>
           <m:e>
@@ -14378,6 +14378,14 @@
           <m:t>20</m:t>
         </m:r>
       </m:oMath>
+      <w:r>
+        <w:rPr>
+          <w:rFonts w:ascii="Times New Roman" w:hAnsi="Times New Roman" w:eastAsia="宋体"/>
+          <w:sz w:val="21"/>
+          <w:szCs w:val="21"/>
+        </w:rPr>
+        <w:t>；</w:t>
+      </w:r>
       <w:r>
         <w:rPr>
           <w:rFonts w:ascii="Times New Roman" w:hAnsi="Times New Roman" w:eastAsia="宋体"/>
@@ -14393,6 +14401,32 @@
         </w:rPr>
         <w:t>当</w:t>
       </w:r>
+      <m:oMath>
+        <m:r>
+          <w:rPr>
+            <w:rFonts w:ascii="Times New Roman" w:eastAsia="宋体" w:hAnsi="Times New Roman" w:cs="Cambria Math"/>
+            <w:sz w:val="21"/>
+            <w:szCs w:val="21"/>
+          </w:rPr>
+          <m:t>r</m:t>
+        </m:r>
+        <m:r>
+          <w:rPr>
+            <w:rFonts w:ascii="Times New Roman" w:eastAsia="宋体" w:hAnsi="Times New Roman" w:cs="Cambria Math"/>
+            <w:sz w:val="21"/>
+            <w:szCs w:val="21"/>
+          </w:rPr>
+          <m:t>=</m:t>
+        </m:r>
+        <m:r>
+          <w:rPr>
+            <w:rFonts w:ascii="Times New Roman" w:eastAsia="宋体" w:hAnsi="Times New Roman" w:cs="Cambria Math"/>
+            <w:sz w:val="21"/>
+            <w:szCs w:val="21"/>
+          </w:rPr>
+          <m:t>4</m:t>
+        </m:r>
+      </m:oMath>
       <w:r>
         <w:rPr>
           <w:rFonts w:ascii="Times New Roman" w:hAnsi="Times New Roman" w:eastAsia="宋体"/>
@@ -14401,48 +14435,6 @@
         </w:rPr>
         <w:t>时，有</w:t>
       </w:r>
-      <w:r>
-        <w:rPr>
-          <w:rFonts w:ascii="Times New Roman" w:hAnsi="Times New Roman" w:eastAsia="宋体"/>
-          <w:sz w:val="21"/>
-          <w:szCs w:val="21"/>
-        </w:rPr>
-        <w:t>，不存在</w:t>
-      </w:r>
-      <w:r>
-        <w:rPr>
-          <w:rFonts w:ascii="Times New Roman" w:hAnsi="Times New Roman" w:eastAsia="宋体"/>
-          <w:sz w:val="21"/>
-          <w:szCs w:val="21"/>
-        </w:rPr>
-        <w:t>；</w:t>
-      </w:r>
-      <m:oMath>
-        <m:r>
-          <w:rPr>
-            <w:rFonts w:ascii="Times New Roman" w:eastAsia="宋体" w:hAnsi="Times New Roman" w:cs="Cambria Math"/>
-            <w:sz w:val="21"/>
-            <w:szCs w:val="21"/>
-          </w:rPr>
-          <m:t>r</m:t>
-        </m:r>
-        <m:r>
-          <w:rPr>
-            <w:rFonts w:ascii="Times New Roman" w:eastAsia="宋体" w:hAnsi="Times New Roman" w:cs="Cambria Math"/>
-            <w:sz w:val="21"/>
-            <w:szCs w:val="21"/>
-          </w:rPr>
-          <m:t>=</m:t>
-        </m:r>
-        <m:r>
-          <w:rPr>
-            <w:rFonts w:ascii="Times New Roman" w:eastAsia="宋体" w:hAnsi="Times New Roman" w:cs="Cambria Math"/>
-            <w:sz w:val="21"/>
-            <w:szCs w:val="21"/>
-          </w:rPr>
-          <m:t>4</m:t>
-        </m:r>
-      </m:oMath>
       <m:oMath>
         <m:sSubSup>
           <m:e>
@@ -14545,6 +14537,14 @@
           </m:sup>
         </m:sSup>
       </m:oMath>
+      <w:r>
+        <w:rPr>
+          <w:rFonts w:ascii="Times New Roman" w:hAnsi="Times New Roman" w:eastAsia="宋体"/>
+          <w:sz w:val="21"/>
+          <w:szCs w:val="21"/>
+        </w:rPr>
+        <w:t>，不存在</w:t>
+      </w:r>
       <m:oMath>
         <m:sSup>
           <m:e>
@@ -14569,6 +14569,14 @@
           </m:sup>
         </m:sSup>
       </m:oMath>
+      <w:r>
+        <w:rPr>
+          <w:rFonts w:ascii="Times New Roman" w:hAnsi="Times New Roman" w:eastAsia="宋体"/>
+          <w:sz w:val="21"/>
+          <w:szCs w:val="21"/>
+        </w:rPr>
+        <w:t>；</w:t>
+      </w:r>
       <w:r>
         <w:rPr>
           <w:rFonts w:ascii="Times New Roman" w:hAnsi="Times New Roman" w:eastAsia="宋体"/>
@@ -14584,6 +14592,32 @@
         </w:rPr>
         <w:t>当</w:t>
       </w:r>
+      <m:oMath>
+        <m:r>
+          <w:rPr>
+            <w:rFonts w:ascii="Times New Roman" w:eastAsia="宋体" w:hAnsi="Times New Roman" w:cs="Cambria Math"/>
+            <w:sz w:val="21"/>
+            <w:szCs w:val="21"/>
+          </w:rPr>
+          <m:t>r</m:t>
+        </m:r>
+        <m:r>
+          <w:rPr>
+            <w:rFonts w:ascii="Times New Roman" w:eastAsia="宋体" w:hAnsi="Times New Roman" w:cs="Cambria Math"/>
+            <w:sz w:val="21"/>
+            <w:szCs w:val="21"/>
+          </w:rPr>
+          <m:t>=</m:t>
+        </m:r>
+        <m:r>
+          <w:rPr>
+            <w:rFonts w:ascii="Times New Roman" w:eastAsia="宋体" w:hAnsi="Times New Roman" w:cs="Cambria Math"/>
+            <w:sz w:val="21"/>
+            <w:szCs w:val="21"/>
+          </w:rPr>
+          <m:t>5</m:t>
+        </m:r>
+      </m:oMath>
       <w:r>
         <w:rPr>
           <w:rFonts w:ascii="Times New Roman" w:hAnsi="Times New Roman" w:eastAsia="宋体"/>
@@ -14592,56 +14626,6 @@
         </w:rPr>
         <w:t>时，有</w:t>
       </w:r>
-      <w:r>
-        <w:rPr>
-          <w:rFonts w:ascii="Times New Roman" w:hAnsi="Times New Roman" w:eastAsia="宋体"/>
-          <w:sz w:val="21"/>
-          <w:szCs w:val="21"/>
-        </w:rPr>
-        <w:t>，其中</w:t>
-      </w:r>
-      <w:r>
-        <w:rPr>
-          <w:rFonts w:ascii="Times New Roman" w:hAnsi="Times New Roman" w:eastAsia="宋体"/>
-          <w:sz w:val="21"/>
-          <w:szCs w:val="21"/>
-        </w:rPr>
-        <w:t>的系数为</w:t>
-      </w:r>
-      <w:r>
-        <w:rPr>
-          <w:rFonts w:ascii="Times New Roman" w:hAnsi="Times New Roman" w:eastAsia="宋体"/>
-          <w:sz w:val="21"/>
-          <w:szCs w:val="21"/>
-        </w:rPr>
-        <w:t>；</w:t>
-      </w:r>
-      <m:oMath>
-        <m:r>
-          <w:rPr>
-            <w:rFonts w:ascii="Times New Roman" w:eastAsia="宋体" w:hAnsi="Times New Roman" w:cs="Cambria Math"/>
-            <w:sz w:val="21"/>
-            <w:szCs w:val="21"/>
-          </w:rPr>
-          <m:t>r</m:t>
-        </m:r>
-        <m:r>
-          <w:rPr>
-            <w:rFonts w:ascii="Times New Roman" w:eastAsia="宋体" w:hAnsi="Times New Roman" w:cs="Cambria Math"/>
-            <w:sz w:val="21"/>
-            <w:szCs w:val="21"/>
-          </w:rPr>
-          <m:t>=</m:t>
-        </m:r>
-        <m:r>
-          <w:rPr>
-            <w:rFonts w:ascii="Times New Roman" w:eastAsia="宋体" w:hAnsi="Times New Roman" w:cs="Cambria Math"/>
-            <w:sz w:val="21"/>
-            <w:szCs w:val="21"/>
-          </w:rPr>
-          <m:t>5</m:t>
-        </m:r>
-      </m:oMath>
       <m:oMath>
         <m:sSubSup>
           <m:e>
@@ -14744,6 +14728,14 @@
           </m:sup>
         </m:sSup>
       </m:oMath>
+      <w:r>
+        <w:rPr>
+          <w:rFonts w:ascii="Times New Roman" w:hAnsi="Times New Roman" w:eastAsia="宋体"/>
+          <w:sz w:val="21"/>
+          <w:szCs w:val="21"/>
+        </w:rPr>
+        <w:t>，其中</w:t>
+      </w:r>
       <m:oMath>
         <m:sSup>
           <m:e>
@@ -14768,6 +14760,14 @@
           </m:sup>
         </m:sSup>
       </m:oMath>
+      <w:r>
+        <w:rPr>
+          <w:rFonts w:ascii="Times New Roman" w:hAnsi="Times New Roman" w:eastAsia="宋体"/>
+          <w:sz w:val="21"/>
+          <w:szCs w:val="21"/>
+        </w:rPr>
+        <w:t>的系数为</w:t>
+      </w:r>
       <m:oMath>
         <m:sSubSup>
           <m:e>
@@ -14926,6 +14926,14 @@
           <m:t>60</m:t>
         </m:r>
       </m:oMath>
+      <w:r>
+        <w:rPr>
+          <w:rFonts w:ascii="Times New Roman" w:hAnsi="Times New Roman" w:eastAsia="宋体"/>
+          <w:sz w:val="21"/>
+          <w:szCs w:val="21"/>
+        </w:rPr>
+        <w:t>；</w:t>
+      </w:r>
     </w:p>
     <w:p>
       <w:pPr>

--- a/高中数学/高中数学同步/人教B版选必2 第3章 排列、组合与二项式定理·冲刺卷（6题）.docx
+++ b/高中数学/高中数学同步/人教B版选必2 第3章 排列、组合与二项式定理·冲刺卷（6题）.docx
@@ -17917,7 +17917,7 @@
 <w:ftr xmlns:w="http://schemas.openxmlformats.org/wordprocessingml/2006/main">
   <w:p xmlns:w="http://schemas.openxmlformats.org/wordprocessingml/2006/main">
     <w:pPr>
-      <w:jc w:val="center"/>
+      <w:jc w:val="left"/>
     </w:pPr>
     <w:r>
       <w:rPr>

--- a/高中数学/高中数学同步/人教B版选必2 第3章 排列、组合与二项式定理·冲刺卷（6题）.docx
+++ b/高中数学/高中数学同步/人教B版选必2 第3章 排列、组合与二项式定理·冲刺卷（6题）.docx
@@ -15144,30 +15144,6 @@
         </w:rPr>
         <w:t>故多项式</w:t>
       </w:r>
-      <w:r>
-        <w:rPr>
-          <w:rFonts w:ascii="Times New Roman" w:hAnsi="Times New Roman" w:eastAsia="宋体"/>
-          <w:sz w:val="21"/>
-          <w:szCs w:val="21"/>
-        </w:rPr>
-        <w:t>展开式中</w:t>
-      </w:r>
-      <w:r>
-        <w:rPr>
-          <w:rFonts w:ascii="Times New Roman" w:hAnsi="Times New Roman" w:eastAsia="宋体"/>
-          <w:sz w:val="21"/>
-          <w:szCs w:val="21"/>
-        </w:rPr>
-        <w:t>的系数为</w:t>
-      </w:r>
-      <w:r>
-        <w:rPr>
-          <w:rFonts w:ascii="Times New Roman" w:hAnsi="Times New Roman" w:eastAsia="宋体"/>
-          <w:sz w:val="21"/>
-          <w:szCs w:val="21"/>
-        </w:rPr>
-        <w:t>，故B不正确；</w:t>
-      </w:r>
       <m:oMath>
         <m:sSup>
           <m:e>
@@ -15245,6 +15221,14 @@
           </m:sup>
         </m:sSup>
       </m:oMath>
+      <w:r>
+        <w:rPr>
+          <w:rFonts w:ascii="Times New Roman" w:hAnsi="Times New Roman" w:eastAsia="宋体"/>
+          <w:sz w:val="21"/>
+          <w:szCs w:val="21"/>
+        </w:rPr>
+        <w:t>展开式中</w:t>
+      </w:r>
       <m:oMath>
         <m:sSup>
           <m:e>
@@ -15269,6 +15253,14 @@
           </m:sup>
         </m:sSup>
       </m:oMath>
+      <w:r>
+        <w:rPr>
+          <w:rFonts w:ascii="Times New Roman" w:hAnsi="Times New Roman" w:eastAsia="宋体"/>
+          <w:sz w:val="21"/>
+          <w:szCs w:val="21"/>
+        </w:rPr>
+        <w:t>的系数为</w:t>
+      </w:r>
       <m:oMath>
         <m:r>
           <w:rPr>
@@ -15319,6 +15311,14 @@
           <m:t>40</m:t>
         </m:r>
       </m:oMath>
+      <w:r>
+        <w:rPr>
+          <w:rFonts w:ascii="Times New Roman" w:hAnsi="Times New Roman" w:eastAsia="宋体"/>
+          <w:sz w:val="21"/>
+          <w:szCs w:val="21"/>
+        </w:rPr>
+        <w:t>，故B不正确；</w:t>
+      </w:r>
       <w:r>
         <w:rPr>
           <w:rFonts w:ascii="Times New Roman" w:hAnsi="Times New Roman" w:eastAsia="宋体"/>
@@ -15334,6 +15334,70 @@
         </w:rPr>
         <w:t>对于C，</w:t>
       </w:r>
+      <m:oMath>
+        <m:sSup>
+          <m:e>
+            <m:r>
+              <w:rPr>
+                <w:rFonts w:ascii="Times New Roman" w:eastAsia="宋体" w:hAnsi="Times New Roman" w:cs="Cambria Math"/>
+                <w:sz w:val="21"/>
+                <w:szCs w:val="21"/>
+              </w:rPr>
+              <m:t>(</m:t>
+            </m:r>
+            <m:r>
+              <w:rPr>
+                <w:rFonts w:ascii="Times New Roman" w:eastAsia="宋体" w:hAnsi="Times New Roman" w:cs="Cambria Math"/>
+                <w:sz w:val="21"/>
+                <w:szCs w:val="21"/>
+              </w:rPr>
+              <m:t>2</m:t>
+            </m:r>
+            <m:r>
+              <w:rPr>
+                <w:rFonts w:ascii="Times New Roman" w:eastAsia="宋体" w:hAnsi="Times New Roman" w:cs="Cambria Math"/>
+                <w:sz w:val="21"/>
+                <w:szCs w:val="21"/>
+              </w:rPr>
+              <m:t>x</m:t>
+            </m:r>
+            <m:r>
+              <w:rPr>
+                <w:rFonts w:ascii="Times New Roman" w:eastAsia="宋体" w:hAnsi="Times New Roman" w:cs="Cambria Math"/>
+                <w:sz w:val="21"/>
+                <w:szCs w:val="21"/>
+              </w:rPr>
+              <m:t>−</m:t>
+            </m:r>
+            <m:r>
+              <w:rPr>
+                <w:rFonts w:ascii="Times New Roman" w:eastAsia="宋体" w:hAnsi="Times New Roman" w:cs="Cambria Math"/>
+                <w:sz w:val="21"/>
+                <w:szCs w:val="21"/>
+              </w:rPr>
+              <m:t>1</m:t>
+            </m:r>
+            <m:r>
+              <w:rPr>
+                <w:rFonts w:ascii="Times New Roman" w:eastAsia="宋体" w:hAnsi="Times New Roman" w:cs="Cambria Math"/>
+                <w:sz w:val="21"/>
+                <w:szCs w:val="21"/>
+              </w:rPr>
+              <m:t>)</m:t>
+            </m:r>
+          </m:e>
+          <m:sup>
+            <m:r>
+              <w:rPr>
+                <w:rFonts w:ascii="Times New Roman" w:eastAsia="宋体" w:hAnsi="Times New Roman" w:cs="Cambria Math"/>
+                <w:sz w:val="21"/>
+                <w:szCs w:val="21"/>
+              </w:rPr>
+              <m:t>10</m:t>
+            </m:r>
+          </m:sup>
+        </m:sSup>
+      </m:oMath>
       <w:r>
         <w:rPr>
           <w:rFonts w:ascii="Times New Roman" w:hAnsi="Times New Roman" w:eastAsia="宋体"/>
@@ -15342,6 +15406,146 @@
         </w:rPr>
         <w:t>的展开式的通项为</w:t>
       </w:r>
+      <m:oMath>
+        <m:sSup>
+          <m:e>
+            <m:r>
+              <w:rPr>
+                <w:rFonts w:ascii="Times New Roman" w:eastAsia="宋体" w:hAnsi="Times New Roman" w:cs="Cambria Math"/>
+                <w:sz w:val="21"/>
+                <w:szCs w:val="21"/>
+              </w:rPr>
+              <m:t>(</m:t>
+            </m:r>
+            <m:r>
+              <w:rPr>
+                <w:rFonts w:ascii="Times New Roman" w:eastAsia="宋体" w:hAnsi="Times New Roman" w:cs="Cambria Math"/>
+                <w:sz w:val="21"/>
+                <w:szCs w:val="21"/>
+              </w:rPr>
+              <m:t>−</m:t>
+            </m:r>
+            <m:r>
+              <w:rPr>
+                <w:rFonts w:ascii="Times New Roman" w:eastAsia="宋体" w:hAnsi="Times New Roman" w:cs="Cambria Math"/>
+                <w:sz w:val="21"/>
+                <w:szCs w:val="21"/>
+              </w:rPr>
+              <m:t>1</m:t>
+            </m:r>
+            <m:r>
+              <w:rPr>
+                <w:rFonts w:ascii="Times New Roman" w:eastAsia="宋体" w:hAnsi="Times New Roman" w:cs="Cambria Math"/>
+                <w:sz w:val="21"/>
+                <w:szCs w:val="21"/>
+              </w:rPr>
+              <m:t>)</m:t>
+            </m:r>
+          </m:e>
+          <m:sup>
+            <m:r>
+              <w:rPr>
+                <w:rFonts w:ascii="Times New Roman" w:eastAsia="宋体" w:hAnsi="Times New Roman" w:cs="Cambria Math"/>
+                <w:sz w:val="21"/>
+                <w:szCs w:val="21"/>
+              </w:rPr>
+              <m:t>10</m:t>
+            </m:r>
+            <m:r>
+              <w:rPr>
+                <w:rFonts w:ascii="Times New Roman" w:eastAsia="宋体" w:hAnsi="Times New Roman" w:cs="Cambria Math"/>
+                <w:sz w:val="21"/>
+                <w:szCs w:val="21"/>
+              </w:rPr>
+              <m:t>−</m:t>
+            </m:r>
+            <m:r>
+              <w:rPr>
+                <w:rFonts w:ascii="Times New Roman" w:eastAsia="宋体" w:hAnsi="Times New Roman" w:cs="Cambria Math"/>
+                <w:sz w:val="21"/>
+                <w:szCs w:val="21"/>
+              </w:rPr>
+              <m:t>r</m:t>
+            </m:r>
+          </m:sup>
+        </m:sSup>
+        <m:sSup>
+          <m:e>
+            <m:r>
+              <w:rPr>
+                <w:rFonts w:ascii="Times New Roman" w:eastAsia="宋体" w:hAnsi="Times New Roman" w:cs="Cambria Math"/>
+                <w:sz w:val="21"/>
+                <w:szCs w:val="21"/>
+              </w:rPr>
+              <m:t>2</m:t>
+            </m:r>
+          </m:e>
+          <m:sup>
+            <m:r>
+              <w:rPr>
+                <w:rFonts w:ascii="Times New Roman" w:eastAsia="宋体" w:hAnsi="Times New Roman" w:cs="Cambria Math"/>
+                <w:sz w:val="21"/>
+                <w:szCs w:val="21"/>
+              </w:rPr>
+              <m:t>r</m:t>
+            </m:r>
+          </m:sup>
+        </m:sSup>
+        <m:sSubSup>
+          <m:e>
+            <m:r>
+              <w:rPr>
+                <w:rFonts w:ascii="Times New Roman" w:eastAsia="宋体" w:hAnsi="Times New Roman" w:cs="Cambria Math"/>
+                <w:sz w:val="21"/>
+                <w:szCs w:val="21"/>
+              </w:rPr>
+              <m:t>C</m:t>
+            </m:r>
+          </m:e>
+          <m:sub>
+            <m:r>
+              <w:rPr>
+                <w:rFonts w:ascii="Times New Roman" w:eastAsia="宋体" w:hAnsi="Times New Roman" w:cs="Cambria Math"/>
+                <w:sz w:val="21"/>
+                <w:szCs w:val="21"/>
+              </w:rPr>
+              <m:t>10</m:t>
+            </m:r>
+          </m:sub>
+          <m:sup>
+            <m:r>
+              <w:rPr>
+                <w:rFonts w:ascii="Times New Roman" w:eastAsia="宋体" w:hAnsi="Times New Roman" w:cs="Cambria Math"/>
+                <w:sz w:val="21"/>
+                <w:szCs w:val="21"/>
+              </w:rPr>
+              <m:t>r</m:t>
+            </m:r>
+          </m:sup>
+        </m:sSubSup>
+        <m:sSup>
+          <m:e>
+            <m:r>
+              <w:rPr>
+                <w:rFonts w:ascii="Times New Roman" w:eastAsia="宋体" w:hAnsi="Times New Roman" w:cs="Cambria Math"/>
+                <w:sz w:val="21"/>
+                <w:szCs w:val="21"/>
+              </w:rPr>
+              <m:t>x</m:t>
+            </m:r>
+          </m:e>
+          <m:sup>
+            <m:r>
+              <w:rPr>
+                <w:rFonts w:ascii="Times New Roman" w:eastAsia="宋体" w:hAnsi="Times New Roman" w:cs="Cambria Math"/>
+                <w:sz w:val="21"/>
+                <w:szCs w:val="21"/>
+              </w:rPr>
+              <m:t>r</m:t>
+            </m:r>
+          </m:sup>
+        </m:sSup>
+      </m:oMath>
       <w:r>
         <w:rPr>
           <w:rFonts w:ascii="Times New Roman" w:hAnsi="Times New Roman" w:eastAsia="宋体"/>
@@ -15350,14 +15554,230 @@
         </w:rPr>
         <w:t>，可知</w:t>
       </w:r>
-      <w:r>
-        <w:rPr>
-          <w:rFonts w:ascii="Times New Roman" w:hAnsi="Times New Roman" w:eastAsia="宋体"/>
-          <w:sz w:val="21"/>
-          <w:szCs w:val="21"/>
-        </w:rPr>
-        <w:t>，</w:t>
-      </w:r>
+      <m:oMath>
+        <m:sSub>
+          <m:e>
+            <m:r>
+              <w:rPr>
+                <w:rFonts w:ascii="Times New Roman" w:eastAsia="宋体" w:hAnsi="Times New Roman" w:cs="Cambria Math"/>
+                <w:sz w:val="21"/>
+                <w:szCs w:val="21"/>
+              </w:rPr>
+              <m:t>a</m:t>
+            </m:r>
+          </m:e>
+          <m:sub>
+            <m:r>
+              <w:rPr>
+                <w:rFonts w:ascii="Times New Roman" w:eastAsia="宋体" w:hAnsi="Times New Roman" w:cs="Cambria Math"/>
+                <w:sz w:val="21"/>
+                <w:szCs w:val="21"/>
+              </w:rPr>
+              <m:t>1</m:t>
+            </m:r>
+          </m:sub>
+        </m:sSub>
+        <m:r>
+          <w:rPr>
+            <w:rFonts w:ascii="Times New Roman" w:eastAsia="宋体" w:hAnsi="Times New Roman" w:cs="Cambria Math"/>
+            <w:sz w:val="21"/>
+            <w:szCs w:val="21"/>
+          </w:rPr>
+          <m:t>&lt;</m:t>
+        </m:r>
+        <m:r>
+          <w:rPr>
+            <w:rFonts w:ascii="Times New Roman" w:eastAsia="宋体" w:hAnsi="Times New Roman" w:cs="Cambria Math"/>
+            <w:sz w:val="21"/>
+            <w:szCs w:val="21"/>
+          </w:rPr>
+          <m:t>0</m:t>
+        </m:r>
+        <m:r>
+          <w:rPr>
+            <w:rFonts w:ascii="Times New Roman" w:eastAsia="宋体" w:hAnsi="Times New Roman" w:cs="Cambria Math"/>
+            <w:sz w:val="21"/>
+            <w:szCs w:val="21"/>
+          </w:rPr>
+          <m:t>,</m:t>
+        </m:r>
+        <m:sSub>
+          <m:e>
+            <m:r>
+              <w:rPr>
+                <w:rFonts w:ascii="Times New Roman" w:eastAsia="宋体" w:hAnsi="Times New Roman" w:cs="Cambria Math"/>
+                <w:sz w:val="21"/>
+                <w:szCs w:val="21"/>
+              </w:rPr>
+              <m:t>a</m:t>
+            </m:r>
+          </m:e>
+          <m:sub>
+            <m:r>
+              <w:rPr>
+                <w:rFonts w:ascii="Times New Roman" w:eastAsia="宋体" w:hAnsi="Times New Roman" w:cs="Cambria Math"/>
+                <w:sz w:val="21"/>
+                <w:szCs w:val="21"/>
+              </w:rPr>
+              <m:t>3</m:t>
+            </m:r>
+          </m:sub>
+        </m:sSub>
+        <m:r>
+          <w:rPr>
+            <w:rFonts w:ascii="Times New Roman" w:eastAsia="宋体" w:hAnsi="Times New Roman" w:cs="Cambria Math"/>
+            <w:sz w:val="21"/>
+            <w:szCs w:val="21"/>
+          </w:rPr>
+          <m:t>&lt;</m:t>
+        </m:r>
+        <m:r>
+          <w:rPr>
+            <w:rFonts w:ascii="Times New Roman" w:eastAsia="宋体" w:hAnsi="Times New Roman" w:cs="Cambria Math"/>
+            <w:sz w:val="21"/>
+            <w:szCs w:val="21"/>
+          </w:rPr>
+          <m:t>0</m:t>
+        </m:r>
+        <m:r>
+          <w:rPr>
+            <w:rFonts w:ascii="Times New Roman" w:eastAsia="宋体" w:hAnsi="Times New Roman" w:cs="Cambria Math"/>
+            <w:sz w:val="21"/>
+            <w:szCs w:val="21"/>
+          </w:rPr>
+          <m:t>,</m:t>
+        </m:r>
+        <m:sSub>
+          <m:e>
+            <m:r>
+              <w:rPr>
+                <w:rFonts w:ascii="Times New Roman" w:eastAsia="宋体" w:hAnsi="Times New Roman" w:cs="Cambria Math"/>
+                <w:sz w:val="21"/>
+                <w:szCs w:val="21"/>
+              </w:rPr>
+              <m:t>a</m:t>
+            </m:r>
+          </m:e>
+          <m:sub>
+            <m:r>
+              <w:rPr>
+                <w:rFonts w:ascii="Times New Roman" w:eastAsia="宋体" w:hAnsi="Times New Roman" w:cs="Cambria Math"/>
+                <w:sz w:val="21"/>
+                <w:szCs w:val="21"/>
+              </w:rPr>
+              <m:t>5</m:t>
+            </m:r>
+          </m:sub>
+        </m:sSub>
+        <m:r>
+          <w:rPr>
+            <w:rFonts w:ascii="Times New Roman" w:eastAsia="宋体" w:hAnsi="Times New Roman" w:cs="Cambria Math"/>
+            <w:sz w:val="21"/>
+            <w:szCs w:val="21"/>
+          </w:rPr>
+          <m:t>&lt;</m:t>
+        </m:r>
+        <m:r>
+          <w:rPr>
+            <w:rFonts w:ascii="Times New Roman" w:eastAsia="宋体" w:hAnsi="Times New Roman" w:cs="Cambria Math"/>
+            <w:sz w:val="21"/>
+            <w:szCs w:val="21"/>
+          </w:rPr>
+          <m:t>0</m:t>
+        </m:r>
+        <m:r>
+          <w:rPr>
+            <w:rFonts w:ascii="Times New Roman" w:eastAsia="宋体" w:hAnsi="Times New Roman" w:cs="Cambria Math"/>
+            <w:sz w:val="21"/>
+            <w:szCs w:val="21"/>
+          </w:rPr>
+          <m:t>,</m:t>
+        </m:r>
+        <m:sSub>
+          <m:e>
+            <m:r>
+              <w:rPr>
+                <w:rFonts w:ascii="Times New Roman" w:eastAsia="宋体" w:hAnsi="Times New Roman" w:cs="Cambria Math"/>
+                <w:sz w:val="21"/>
+                <w:szCs w:val="21"/>
+              </w:rPr>
+              <m:t>a</m:t>
+            </m:r>
+          </m:e>
+          <m:sub>
+            <m:r>
+              <w:rPr>
+                <w:rFonts w:ascii="Times New Roman" w:eastAsia="宋体" w:hAnsi="Times New Roman" w:cs="Cambria Math"/>
+                <w:sz w:val="21"/>
+                <w:szCs w:val="21"/>
+              </w:rPr>
+              <m:t>7</m:t>
+            </m:r>
+          </m:sub>
+        </m:sSub>
+        <m:r>
+          <w:rPr>
+            <w:rFonts w:ascii="Times New Roman" w:eastAsia="宋体" w:hAnsi="Times New Roman" w:cs="Cambria Math"/>
+            <w:sz w:val="21"/>
+            <w:szCs w:val="21"/>
+          </w:rPr>
+          <m:t>&lt;</m:t>
+        </m:r>
+        <m:r>
+          <w:rPr>
+            <w:rFonts w:ascii="Times New Roman" w:eastAsia="宋体" w:hAnsi="Times New Roman" w:cs="Cambria Math"/>
+            <w:sz w:val="21"/>
+            <w:szCs w:val="21"/>
+          </w:rPr>
+          <m:t>0</m:t>
+        </m:r>
+        <m:r>
+          <w:rPr>
+            <w:rFonts w:ascii="Times New Roman" w:eastAsia="宋体" w:hAnsi="Times New Roman" w:cs="Cambria Math"/>
+            <w:sz w:val="21"/>
+            <w:szCs w:val="21"/>
+          </w:rPr>
+          <m:t>,</m:t>
+        </m:r>
+        <m:sSub>
+          <m:e>
+            <m:r>
+              <w:rPr>
+                <w:rFonts w:ascii="Times New Roman" w:eastAsia="宋体" w:hAnsi="Times New Roman" w:cs="Cambria Math"/>
+                <w:sz w:val="21"/>
+                <w:szCs w:val="21"/>
+              </w:rPr>
+              <m:t>a</m:t>
+            </m:r>
+          </m:e>
+          <m:sub>
+            <m:r>
+              <w:rPr>
+                <w:rFonts w:ascii="Times New Roman" w:eastAsia="宋体" w:hAnsi="Times New Roman" w:cs="Cambria Math"/>
+                <w:sz w:val="21"/>
+                <w:szCs w:val="21"/>
+              </w:rPr>
+              <m:t>9</m:t>
+            </m:r>
+          </m:sub>
+        </m:sSub>
+        <m:r>
+          <w:rPr>
+            <w:rFonts w:ascii="Times New Roman" w:eastAsia="宋体" w:hAnsi="Times New Roman" w:cs="Cambria Math"/>
+            <w:sz w:val="21"/>
+            <w:szCs w:val="21"/>
+          </w:rPr>
+          <m:t>&lt;</m:t>
+        </m:r>
+        <m:r>
+          <w:rPr>
+            <w:rFonts w:ascii="Times New Roman" w:eastAsia="宋体" w:hAnsi="Times New Roman" w:cs="Cambria Math"/>
+            <w:sz w:val="21"/>
+            <w:szCs w:val="21"/>
+          </w:rPr>
+          <m:t>0</m:t>
+        </m:r>
+      </m:oMath>
       <w:r>
         <w:rPr>
           <w:rFonts w:ascii="Times New Roman" w:hAnsi="Times New Roman" w:eastAsia="宋体"/>
@@ -15367,7 +15787,7 @@
         <w:t>，</w:t>
       </w:r>
       <m:oMath>
-        <m:sSup>
+        <m:sSub>
           <m:e>
             <m:r>
               <w:rPr>
@@ -15375,155 +15795,7 @@
                 <w:sz w:val="21"/>
                 <w:szCs w:val="21"/>
               </w:rPr>
-              <m:t>(</m:t>
-            </m:r>
-            <m:r>
-              <w:rPr>
-                <w:rFonts w:ascii="Times New Roman" w:eastAsia="宋体" w:hAnsi="Times New Roman" w:cs="Cambria Math"/>
-                <w:sz w:val="21"/>
-                <w:szCs w:val="21"/>
-              </w:rPr>
-              <m:t>2</m:t>
-            </m:r>
-            <m:r>
-              <w:rPr>
-                <w:rFonts w:ascii="Times New Roman" w:eastAsia="宋体" w:hAnsi="Times New Roman" w:cs="Cambria Math"/>
-                <w:sz w:val="21"/>
-                <w:szCs w:val="21"/>
-              </w:rPr>
-              <m:t>x</m:t>
-            </m:r>
-            <m:r>
-              <w:rPr>
-                <w:rFonts w:ascii="Times New Roman" w:eastAsia="宋体" w:hAnsi="Times New Roman" w:cs="Cambria Math"/>
-                <w:sz w:val="21"/>
-                <w:szCs w:val="21"/>
-              </w:rPr>
-              <m:t>−</m:t>
-            </m:r>
-            <m:r>
-              <w:rPr>
-                <w:rFonts w:ascii="Times New Roman" w:eastAsia="宋体" w:hAnsi="Times New Roman" w:cs="Cambria Math"/>
-                <w:sz w:val="21"/>
-                <w:szCs w:val="21"/>
-              </w:rPr>
-              <m:t>1</m:t>
-            </m:r>
-            <m:r>
-              <w:rPr>
-                <w:rFonts w:ascii="Times New Roman" w:eastAsia="宋体" w:hAnsi="Times New Roman" w:cs="Cambria Math"/>
-                <w:sz w:val="21"/>
-                <w:szCs w:val="21"/>
-              </w:rPr>
-              <m:t>)</m:t>
-            </m:r>
-          </m:e>
-          <m:sup>
-            <m:r>
-              <w:rPr>
-                <w:rFonts w:ascii="Times New Roman" w:eastAsia="宋体" w:hAnsi="Times New Roman" w:cs="Cambria Math"/>
-                <w:sz w:val="21"/>
-                <w:szCs w:val="21"/>
-              </w:rPr>
-              <m:t>10</m:t>
-            </m:r>
-          </m:sup>
-        </m:sSup>
-      </m:oMath>
-      <m:oMath>
-        <m:sSup>
-          <m:e>
-            <m:r>
-              <w:rPr>
-                <w:rFonts w:ascii="Times New Roman" w:eastAsia="宋体" w:hAnsi="Times New Roman" w:cs="Cambria Math"/>
-                <w:sz w:val="21"/>
-                <w:szCs w:val="21"/>
-              </w:rPr>
-              <m:t>(</m:t>
-            </m:r>
-            <m:r>
-              <w:rPr>
-                <w:rFonts w:ascii="Times New Roman" w:eastAsia="宋体" w:hAnsi="Times New Roman" w:cs="Cambria Math"/>
-                <w:sz w:val="21"/>
-                <w:szCs w:val="21"/>
-              </w:rPr>
-              <m:t>−</m:t>
-            </m:r>
-            <m:r>
-              <w:rPr>
-                <w:rFonts w:ascii="Times New Roman" w:eastAsia="宋体" w:hAnsi="Times New Roman" w:cs="Cambria Math"/>
-                <w:sz w:val="21"/>
-                <w:szCs w:val="21"/>
-              </w:rPr>
-              <m:t>1</m:t>
-            </m:r>
-            <m:r>
-              <w:rPr>
-                <w:rFonts w:ascii="Times New Roman" w:eastAsia="宋体" w:hAnsi="Times New Roman" w:cs="Cambria Math"/>
-                <w:sz w:val="21"/>
-                <w:szCs w:val="21"/>
-              </w:rPr>
-              <m:t>)</m:t>
-            </m:r>
-          </m:e>
-          <m:sup>
-            <m:r>
-              <w:rPr>
-                <w:rFonts w:ascii="Times New Roman" w:eastAsia="宋体" w:hAnsi="Times New Roman" w:cs="Cambria Math"/>
-                <w:sz w:val="21"/>
-                <w:szCs w:val="21"/>
-              </w:rPr>
-              <m:t>10</m:t>
-            </m:r>
-            <m:r>
-              <w:rPr>
-                <w:rFonts w:ascii="Times New Roman" w:eastAsia="宋体" w:hAnsi="Times New Roman" w:cs="Cambria Math"/>
-                <w:sz w:val="21"/>
-                <w:szCs w:val="21"/>
-              </w:rPr>
-              <m:t>−</m:t>
-            </m:r>
-            <m:r>
-              <w:rPr>
-                <w:rFonts w:ascii="Times New Roman" w:eastAsia="宋体" w:hAnsi="Times New Roman" w:cs="Cambria Math"/>
-                <w:sz w:val="21"/>
-                <w:szCs w:val="21"/>
-              </w:rPr>
-              <m:t>r</m:t>
-            </m:r>
-          </m:sup>
-        </m:sSup>
-        <m:sSup>
-          <m:e>
-            <m:r>
-              <w:rPr>
-                <w:rFonts w:ascii="Times New Roman" w:eastAsia="宋体" w:hAnsi="Times New Roman" w:cs="Cambria Math"/>
-                <w:sz w:val="21"/>
-                <w:szCs w:val="21"/>
-              </w:rPr>
-              <m:t>2</m:t>
-            </m:r>
-          </m:e>
-          <m:sup>
-            <m:r>
-              <w:rPr>
-                <w:rFonts w:ascii="Times New Roman" w:eastAsia="宋体" w:hAnsi="Times New Roman" w:cs="Cambria Math"/>
-                <w:sz w:val="21"/>
-                <w:szCs w:val="21"/>
-              </w:rPr>
-              <m:t>r</m:t>
-            </m:r>
-          </m:sup>
-        </m:sSup>
-        <m:sSubSup>
-          <m:e>
-            <m:r>
-              <w:rPr>
-                <w:rFonts w:ascii="Times New Roman" w:eastAsia="宋体" w:hAnsi="Times New Roman" w:cs="Cambria Math"/>
-                <w:sz w:val="21"/>
-                <w:szCs w:val="21"/>
-              </w:rPr>
-              <m:t>C</m:t>
+              <m:t>a</m:t>
             </m:r>
           </m:e>
           <m:sub>
@@ -15533,44 +15805,34 @@
                 <w:sz w:val="21"/>
                 <w:szCs w:val="21"/>
               </w:rPr>
-              <m:t>10</m:t>
+              <m:t>0</m:t>
             </m:r>
           </m:sub>
-          <m:sup>
-            <m:r>
-              <w:rPr>
-                <w:rFonts w:ascii="Times New Roman" w:eastAsia="宋体" w:hAnsi="Times New Roman" w:cs="Cambria Math"/>
-                <w:sz w:val="21"/>
-                <w:szCs w:val="21"/>
-              </w:rPr>
-              <m:t>r</m:t>
-            </m:r>
-          </m:sup>
-        </m:sSubSup>
-        <m:sSup>
-          <m:e>
-            <m:r>
-              <w:rPr>
-                <w:rFonts w:ascii="Times New Roman" w:eastAsia="宋体" w:hAnsi="Times New Roman" w:cs="Cambria Math"/>
-                <w:sz w:val="21"/>
-                <w:szCs w:val="21"/>
-              </w:rPr>
-              <m:t>x</m:t>
-            </m:r>
-          </m:e>
-          <m:sup>
-            <m:r>
-              <w:rPr>
-                <w:rFonts w:ascii="Times New Roman" w:eastAsia="宋体" w:hAnsi="Times New Roman" w:cs="Cambria Math"/>
-                <w:sz w:val="21"/>
-                <w:szCs w:val="21"/>
-              </w:rPr>
-              <m:t>r</m:t>
-            </m:r>
-          </m:sup>
-        </m:sSup>
-      </m:oMath>
-      <m:oMath>
+        </m:sSub>
+        <m:r>
+          <w:rPr>
+            <w:rFonts w:ascii="Times New Roman" w:eastAsia="宋体" w:hAnsi="Times New Roman" w:cs="Cambria Math"/>
+            <w:sz w:val="21"/>
+            <w:szCs w:val="21"/>
+          </w:rPr>
+          <m:t>&gt;</m:t>
+        </m:r>
+        <m:r>
+          <w:rPr>
+            <w:rFonts w:ascii="Times New Roman" w:eastAsia="宋体" w:hAnsi="Times New Roman" w:cs="Cambria Math"/>
+            <w:sz w:val="21"/>
+            <w:szCs w:val="21"/>
+          </w:rPr>
+          <m:t>0</m:t>
+        </m:r>
+        <m:r>
+          <w:rPr>
+            <w:rFonts w:ascii="Times New Roman" w:eastAsia="宋体" w:hAnsi="Times New Roman" w:cs="Cambria Math"/>
+            <w:sz w:val="21"/>
+            <w:szCs w:val="21"/>
+          </w:rPr>
+          <m:t>,</m:t>
+        </m:r>
         <m:sSub>
           <m:e>
             <m:r>
@@ -15589,7 +15851,7 @@
                 <w:sz w:val="21"/>
                 <w:szCs w:val="21"/>
               </w:rPr>
-              <m:t>1</m:t>
+              <m:t>2</m:t>
             </m:r>
           </m:sub>
         </m:sSub>
@@ -15599,7 +15861,7 @@
             <w:sz w:val="21"/>
             <w:szCs w:val="21"/>
           </w:rPr>
-          <m:t>&lt;</m:t>
+          <m:t>&gt;</m:t>
         </m:r>
         <m:r>
           <w:rPr>
@@ -15635,7 +15897,7 @@
                 <w:sz w:val="21"/>
                 <w:szCs w:val="21"/>
               </w:rPr>
-              <m:t>3</m:t>
+              <m:t>4</m:t>
             </m:r>
           </m:sub>
         </m:sSub>
@@ -15645,7 +15907,7 @@
             <w:sz w:val="21"/>
             <w:szCs w:val="21"/>
           </w:rPr>
-          <m:t>&lt;</m:t>
+          <m:t>&gt;</m:t>
         </m:r>
         <m:r>
           <w:rPr>
@@ -15681,7 +15943,7 @@
                 <w:sz w:val="21"/>
                 <w:szCs w:val="21"/>
               </w:rPr>
-              <m:t>5</m:t>
+              <m:t>6</m:t>
             </m:r>
           </m:sub>
         </m:sSub>
@@ -15691,7 +15953,7 @@
             <w:sz w:val="21"/>
             <w:szCs w:val="21"/>
           </w:rPr>
-          <m:t>&lt;</m:t>
+          <m:t>&gt;</m:t>
         </m:r>
         <m:r>
           <w:rPr>
@@ -15727,7 +15989,7 @@
                 <w:sz w:val="21"/>
                 <w:szCs w:val="21"/>
               </w:rPr>
-              <m:t>7</m:t>
+              <m:t>8</m:t>
             </m:r>
           </m:sub>
         </m:sSub>
@@ -15737,7 +15999,7 @@
             <w:sz w:val="21"/>
             <w:szCs w:val="21"/>
           </w:rPr>
-          <m:t>&lt;</m:t>
+          <m:t>&gt;</m:t>
         </m:r>
         <m:r>
           <w:rPr>
@@ -15773,7 +16035,7 @@
                 <w:sz w:val="21"/>
                 <w:szCs w:val="21"/>
               </w:rPr>
-              <m:t>9</m:t>
+              <m:t>10</m:t>
             </m:r>
           </m:sub>
         </m:sSub>
@@ -15783,7 +16045,7 @@
             <w:sz w:val="21"/>
             <w:szCs w:val="21"/>
           </w:rPr>
-          <m:t>&lt;</m:t>
+          <m:t>&gt;</m:t>
         </m:r>
         <m:r>
           <w:rPr>
@@ -15794,276 +16056,14 @@
           <m:t>0</m:t>
         </m:r>
       </m:oMath>
-      <m:oMath>
-        <m:sSub>
-          <m:e>
-            <m:r>
-              <w:rPr>
-                <w:rFonts w:ascii="Times New Roman" w:eastAsia="宋体" w:hAnsi="Times New Roman" w:cs="Cambria Math"/>
-                <w:sz w:val="21"/>
-                <w:szCs w:val="21"/>
-              </w:rPr>
-              <m:t>a</m:t>
-            </m:r>
-          </m:e>
-          <m:sub>
-            <m:r>
-              <w:rPr>
-                <w:rFonts w:ascii="Times New Roman" w:eastAsia="宋体" w:hAnsi="Times New Roman" w:cs="Cambria Math"/>
-                <w:sz w:val="21"/>
-                <w:szCs w:val="21"/>
-              </w:rPr>
-              <m:t>0</m:t>
-            </m:r>
-          </m:sub>
-        </m:sSub>
-        <m:r>
-          <w:rPr>
-            <w:rFonts w:ascii="Times New Roman" w:eastAsia="宋体" w:hAnsi="Times New Roman" w:cs="Cambria Math"/>
-            <w:sz w:val="21"/>
-            <w:szCs w:val="21"/>
-          </w:rPr>
-          <m:t>&gt;</m:t>
-        </m:r>
-        <m:r>
-          <w:rPr>
-            <w:rFonts w:ascii="Times New Roman" w:eastAsia="宋体" w:hAnsi="Times New Roman" w:cs="Cambria Math"/>
-            <w:sz w:val="21"/>
-            <w:szCs w:val="21"/>
-          </w:rPr>
-          <m:t>0</m:t>
-        </m:r>
-        <m:r>
-          <w:rPr>
-            <w:rFonts w:ascii="Times New Roman" w:eastAsia="宋体" w:hAnsi="Times New Roman" w:cs="Cambria Math"/>
-            <w:sz w:val="21"/>
-            <w:szCs w:val="21"/>
-          </w:rPr>
-          <m:t>,</m:t>
-        </m:r>
-        <m:sSub>
-          <m:e>
-            <m:r>
-              <w:rPr>
-                <w:rFonts w:ascii="Times New Roman" w:eastAsia="宋体" w:hAnsi="Times New Roman" w:cs="Cambria Math"/>
-                <w:sz w:val="21"/>
-                <w:szCs w:val="21"/>
-              </w:rPr>
-              <m:t>a</m:t>
-            </m:r>
-          </m:e>
-          <m:sub>
-            <m:r>
-              <w:rPr>
-                <w:rFonts w:ascii="Times New Roman" w:eastAsia="宋体" w:hAnsi="Times New Roman" w:cs="Cambria Math"/>
-                <w:sz w:val="21"/>
-                <w:szCs w:val="21"/>
-              </w:rPr>
-              <m:t>2</m:t>
-            </m:r>
-          </m:sub>
-        </m:sSub>
-        <m:r>
-          <w:rPr>
-            <w:rFonts w:ascii="Times New Roman" w:eastAsia="宋体" w:hAnsi="Times New Roman" w:cs="Cambria Math"/>
-            <w:sz w:val="21"/>
-            <w:szCs w:val="21"/>
-          </w:rPr>
-          <m:t>&gt;</m:t>
-        </m:r>
-        <m:r>
-          <w:rPr>
-            <w:rFonts w:ascii="Times New Roman" w:eastAsia="宋体" w:hAnsi="Times New Roman" w:cs="Cambria Math"/>
-            <w:sz w:val="21"/>
-            <w:szCs w:val="21"/>
-          </w:rPr>
-          <m:t>0</m:t>
-        </m:r>
-        <m:r>
-          <w:rPr>
-            <w:rFonts w:ascii="Times New Roman" w:eastAsia="宋体" w:hAnsi="Times New Roman" w:cs="Cambria Math"/>
-            <w:sz w:val="21"/>
-            <w:szCs w:val="21"/>
-          </w:rPr>
-          <m:t>,</m:t>
-        </m:r>
-        <m:sSub>
-          <m:e>
-            <m:r>
-              <w:rPr>
-                <w:rFonts w:ascii="Times New Roman" w:eastAsia="宋体" w:hAnsi="Times New Roman" w:cs="Cambria Math"/>
-                <w:sz w:val="21"/>
-                <w:szCs w:val="21"/>
-              </w:rPr>
-              <m:t>a</m:t>
-            </m:r>
-          </m:e>
-          <m:sub>
-            <m:r>
-              <w:rPr>
-                <w:rFonts w:ascii="Times New Roman" w:eastAsia="宋体" w:hAnsi="Times New Roman" w:cs="Cambria Math"/>
-                <w:sz w:val="21"/>
-                <w:szCs w:val="21"/>
-              </w:rPr>
-              <m:t>4</m:t>
-            </m:r>
-          </m:sub>
-        </m:sSub>
-        <m:r>
-          <w:rPr>
-            <w:rFonts w:ascii="Times New Roman" w:eastAsia="宋体" w:hAnsi="Times New Roman" w:cs="Cambria Math"/>
-            <w:sz w:val="21"/>
-            <w:szCs w:val="21"/>
-          </w:rPr>
-          <m:t>&gt;</m:t>
-        </m:r>
-        <m:r>
-          <w:rPr>
-            <w:rFonts w:ascii="Times New Roman" w:eastAsia="宋体" w:hAnsi="Times New Roman" w:cs="Cambria Math"/>
-            <w:sz w:val="21"/>
-            <w:szCs w:val="21"/>
-          </w:rPr>
-          <m:t>0</m:t>
-        </m:r>
-        <m:r>
-          <w:rPr>
-            <w:rFonts w:ascii="Times New Roman" w:eastAsia="宋体" w:hAnsi="Times New Roman" w:cs="Cambria Math"/>
-            <w:sz w:val="21"/>
-            <w:szCs w:val="21"/>
-          </w:rPr>
-          <m:t>,</m:t>
-        </m:r>
-        <m:sSub>
-          <m:e>
-            <m:r>
-              <w:rPr>
-                <w:rFonts w:ascii="Times New Roman" w:eastAsia="宋体" w:hAnsi="Times New Roman" w:cs="Cambria Math"/>
-                <w:sz w:val="21"/>
-                <w:szCs w:val="21"/>
-              </w:rPr>
-              <m:t>a</m:t>
-            </m:r>
-          </m:e>
-          <m:sub>
-            <m:r>
-              <w:rPr>
-                <w:rFonts w:ascii="Times New Roman" w:eastAsia="宋体" w:hAnsi="Times New Roman" w:cs="Cambria Math"/>
-                <w:sz w:val="21"/>
-                <w:szCs w:val="21"/>
-              </w:rPr>
-              <m:t>6</m:t>
-            </m:r>
-          </m:sub>
-        </m:sSub>
-        <m:r>
-          <w:rPr>
-            <w:rFonts w:ascii="Times New Roman" w:eastAsia="宋体" w:hAnsi="Times New Roman" w:cs="Cambria Math"/>
-            <w:sz w:val="21"/>
-            <w:szCs w:val="21"/>
-          </w:rPr>
-          <m:t>&gt;</m:t>
-        </m:r>
-        <m:r>
-          <w:rPr>
-            <w:rFonts w:ascii="Times New Roman" w:eastAsia="宋体" w:hAnsi="Times New Roman" w:cs="Cambria Math"/>
-            <w:sz w:val="21"/>
-            <w:szCs w:val="21"/>
-          </w:rPr>
-          <m:t>0</m:t>
-        </m:r>
-        <m:r>
-          <w:rPr>
-            <w:rFonts w:ascii="Times New Roman" w:eastAsia="宋体" w:hAnsi="Times New Roman" w:cs="Cambria Math"/>
-            <w:sz w:val="21"/>
-            <w:szCs w:val="21"/>
-          </w:rPr>
-          <m:t>,</m:t>
-        </m:r>
-        <m:sSub>
-          <m:e>
-            <m:r>
-              <w:rPr>
-                <w:rFonts w:ascii="Times New Roman" w:eastAsia="宋体" w:hAnsi="Times New Roman" w:cs="Cambria Math"/>
-                <w:sz w:val="21"/>
-                <w:szCs w:val="21"/>
-              </w:rPr>
-              <m:t>a</m:t>
-            </m:r>
-          </m:e>
-          <m:sub>
-            <m:r>
-              <w:rPr>
-                <w:rFonts w:ascii="Times New Roman" w:eastAsia="宋体" w:hAnsi="Times New Roman" w:cs="Cambria Math"/>
-                <w:sz w:val="21"/>
-                <w:szCs w:val="21"/>
-              </w:rPr>
-              <m:t>8</m:t>
-            </m:r>
-          </m:sub>
-        </m:sSub>
-        <m:r>
-          <w:rPr>
-            <w:rFonts w:ascii="Times New Roman" w:eastAsia="宋体" w:hAnsi="Times New Roman" w:cs="Cambria Math"/>
-            <w:sz w:val="21"/>
-            <w:szCs w:val="21"/>
-          </w:rPr>
-          <m:t>&gt;</m:t>
-        </m:r>
-        <m:r>
-          <w:rPr>
-            <w:rFonts w:ascii="Times New Roman" w:eastAsia="宋体" w:hAnsi="Times New Roman" w:cs="Cambria Math"/>
-            <w:sz w:val="21"/>
-            <w:szCs w:val="21"/>
-          </w:rPr>
-          <m:t>0</m:t>
-        </m:r>
-        <m:r>
-          <w:rPr>
-            <w:rFonts w:ascii="Times New Roman" w:eastAsia="宋体" w:hAnsi="Times New Roman" w:cs="Cambria Math"/>
-            <w:sz w:val="21"/>
-            <w:szCs w:val="21"/>
-          </w:rPr>
-          <m:t>,</m:t>
-        </m:r>
-        <m:sSub>
-          <m:e>
-            <m:r>
-              <w:rPr>
-                <w:rFonts w:ascii="Times New Roman" w:eastAsia="宋体" w:hAnsi="Times New Roman" w:cs="Cambria Math"/>
-                <w:sz w:val="21"/>
-                <w:szCs w:val="21"/>
-              </w:rPr>
-              <m:t>a</m:t>
-            </m:r>
-          </m:e>
-          <m:sub>
-            <m:r>
-              <w:rPr>
-                <w:rFonts w:ascii="Times New Roman" w:eastAsia="宋体" w:hAnsi="Times New Roman" w:cs="Cambria Math"/>
-                <w:sz w:val="21"/>
-                <w:szCs w:val="21"/>
-              </w:rPr>
-              <m:t>10</m:t>
-            </m:r>
-          </m:sub>
-        </m:sSub>
-        <m:r>
-          <w:rPr>
-            <w:rFonts w:ascii="Times New Roman" w:eastAsia="宋体" w:hAnsi="Times New Roman" w:cs="Cambria Math"/>
-            <w:sz w:val="21"/>
-            <w:szCs w:val="21"/>
-          </w:rPr>
-          <m:t>&gt;</m:t>
-        </m:r>
-        <m:r>
-          <w:rPr>
-            <w:rFonts w:ascii="Times New Roman" w:eastAsia="宋体" w:hAnsi="Times New Roman" w:cs="Cambria Math"/>
-            <w:sz w:val="21"/>
-            <w:szCs w:val="21"/>
-          </w:rPr>
-          <m:t>0</m:t>
-        </m:r>
-      </m:oMath>
+      <w:r>
+        <w:rPr>
+          <w:rFonts w:ascii="Times New Roman" w:hAnsi="Times New Roman" w:eastAsia="宋体"/>
+          <w:sz w:val="21"/>
+          <w:szCs w:val="21"/>
+        </w:rPr>
+        <w:t>，</w:t>
+      </w:r>
       <w:r>
         <w:rPr>
           <w:rFonts w:ascii="Times New Roman" w:hAnsi="Times New Roman" w:eastAsia="宋体"/>
@@ -16078,14 +16078,6 @@
           <w:szCs w:val="21"/>
         </w:rPr>
         <w:t>所以</w:t>
-      </w:r>
-      <w:r>
-        <w:rPr>
-          <w:rFonts w:ascii="Times New Roman" w:hAnsi="Times New Roman" w:eastAsia="宋体"/>
-          <w:sz w:val="21"/>
-          <w:szCs w:val="21"/>
-        </w:rPr>
-        <w:t>，</w:t>
       </w:r>
       <m:oMath>
         <m:d>
@@ -16393,6 +16385,14 @@
         <w:rPr>
           <w:rFonts w:ascii="Times New Roman" w:hAnsi="Times New Roman" w:eastAsia="宋体"/>
           <w:sz w:val="21"/>
+          <w:szCs w:val="21"/>
+        </w:rPr>
+        <w:t>，</w:t>
+      </w:r>
+      <w:r>
+        <w:rPr>
+          <w:rFonts w:ascii="Times New Roman" w:hAnsi="Times New Roman" w:eastAsia="宋体"/>
+          <w:sz w:val="21"/>
         </w:rPr>
         <w:t xml:space="preserve">；</w:t>
       </w:r>
@@ -16404,6 +16404,40 @@
         </w:rPr>
         <w:t>所以令</w:t>
       </w:r>
+      <m:oMath>
+        <m:r>
+          <w:rPr>
+            <w:rFonts w:ascii="Times New Roman" w:eastAsia="宋体" w:hAnsi="Times New Roman" w:cs="Cambria Math"/>
+            <w:sz w:val="21"/>
+            <w:szCs w:val="21"/>
+          </w:rPr>
+          <m:t>x</m:t>
+        </m:r>
+        <m:r>
+          <w:rPr>
+            <w:rFonts w:ascii="Times New Roman" w:eastAsia="宋体" w:hAnsi="Times New Roman" w:cs="Cambria Math"/>
+            <w:sz w:val="21"/>
+            <w:szCs w:val="21"/>
+          </w:rPr>
+          <m:t>=</m:t>
+        </m:r>
+        <m:r>
+          <w:rPr>
+            <w:rFonts w:ascii="Times New Roman" w:eastAsia="宋体" w:hAnsi="Times New Roman" w:cs="Cambria Math"/>
+            <w:sz w:val="21"/>
+            <w:szCs w:val="21"/>
+          </w:rPr>
+          <m:t>−</m:t>
+        </m:r>
+        <m:r>
+          <w:rPr>
+            <w:rFonts w:ascii="Times New Roman" w:eastAsia="宋体" w:hAnsi="Times New Roman" w:cs="Cambria Math"/>
+            <w:sz w:val="21"/>
+            <w:szCs w:val="21"/>
+          </w:rPr>
+          <m:t>1</m:t>
+        </m:r>
+      </m:oMath>
       <w:r>
         <w:rPr>
           <w:rFonts w:ascii="Times New Roman" w:hAnsi="Times New Roman" w:eastAsia="宋体"/>
@@ -16412,6 +16446,236 @@
         </w:rPr>
         <w:t>，有</w:t>
       </w:r>
+      <m:oMath>
+        <m:sSup>
+          <m:e>
+            <m:r>
+              <w:rPr>
+                <w:rFonts w:ascii="Times New Roman" w:eastAsia="宋体" w:hAnsi="Times New Roman" w:cs="Cambria Math"/>
+                <w:sz w:val="21"/>
+                <w:szCs w:val="21"/>
+              </w:rPr>
+              <m:t>(</m:t>
+            </m:r>
+            <m:r>
+              <w:rPr>
+                <w:rFonts w:ascii="Times New Roman" w:eastAsia="宋体" w:hAnsi="Times New Roman" w:cs="Cambria Math"/>
+                <w:sz w:val="21"/>
+                <w:szCs w:val="21"/>
+              </w:rPr>
+              <m:t>−</m:t>
+            </m:r>
+            <m:r>
+              <w:rPr>
+                <w:rFonts w:ascii="Times New Roman" w:eastAsia="宋体" w:hAnsi="Times New Roman" w:cs="Cambria Math"/>
+                <w:sz w:val="21"/>
+                <w:szCs w:val="21"/>
+              </w:rPr>
+              <m:t>2</m:t>
+            </m:r>
+            <m:r>
+              <w:rPr>
+                <w:rFonts w:ascii="Times New Roman" w:eastAsia="宋体" w:hAnsi="Times New Roman" w:cs="Cambria Math"/>
+                <w:sz w:val="21"/>
+                <w:szCs w:val="21"/>
+              </w:rPr>
+              <m:t>−</m:t>
+            </m:r>
+            <m:r>
+              <w:rPr>
+                <w:rFonts w:ascii="Times New Roman" w:eastAsia="宋体" w:hAnsi="Times New Roman" w:cs="Cambria Math"/>
+                <w:sz w:val="21"/>
+                <w:szCs w:val="21"/>
+              </w:rPr>
+              <m:t>1</m:t>
+            </m:r>
+            <m:r>
+              <w:rPr>
+                <w:rFonts w:ascii="Times New Roman" w:eastAsia="宋体" w:hAnsi="Times New Roman" w:cs="Cambria Math"/>
+                <w:sz w:val="21"/>
+                <w:szCs w:val="21"/>
+              </w:rPr>
+              <m:t>)</m:t>
+            </m:r>
+          </m:e>
+          <m:sup>
+            <m:r>
+              <w:rPr>
+                <w:rFonts w:ascii="Times New Roman" w:eastAsia="宋体" w:hAnsi="Times New Roman" w:cs="Cambria Math"/>
+                <w:sz w:val="21"/>
+                <w:szCs w:val="21"/>
+              </w:rPr>
+              <m:t>10</m:t>
+            </m:r>
+          </m:sup>
+        </m:sSup>
+        <m:r>
+          <w:rPr>
+            <w:rFonts w:ascii="Times New Roman" w:eastAsia="宋体" w:hAnsi="Times New Roman" w:cs="Cambria Math"/>
+            <w:sz w:val="21"/>
+            <w:szCs w:val="21"/>
+          </w:rPr>
+          <m:t>=</m:t>
+        </m:r>
+        <m:sSub>
+          <m:e>
+            <m:r>
+              <w:rPr>
+                <w:rFonts w:ascii="Times New Roman" w:eastAsia="宋体" w:hAnsi="Times New Roman" w:cs="Cambria Math"/>
+                <w:sz w:val="21"/>
+                <w:szCs w:val="21"/>
+              </w:rPr>
+              <m:t>a</m:t>
+            </m:r>
+          </m:e>
+          <m:sub>
+            <m:r>
+              <w:rPr>
+                <w:rFonts w:ascii="Times New Roman" w:eastAsia="宋体" w:hAnsi="Times New Roman" w:cs="Cambria Math"/>
+                <w:sz w:val="21"/>
+                <w:szCs w:val="21"/>
+              </w:rPr>
+              <m:t>0</m:t>
+            </m:r>
+          </m:sub>
+        </m:sSub>
+        <m:r>
+          <w:rPr>
+            <w:rFonts w:ascii="Times New Roman" w:eastAsia="宋体" w:hAnsi="Times New Roman" w:cs="Cambria Math"/>
+            <w:sz w:val="21"/>
+            <w:szCs w:val="21"/>
+          </w:rPr>
+          <m:t>−</m:t>
+        </m:r>
+        <m:sSub>
+          <m:e>
+            <m:r>
+              <w:rPr>
+                <w:rFonts w:ascii="Times New Roman" w:eastAsia="宋体" w:hAnsi="Times New Roman" w:cs="Cambria Math"/>
+                <w:sz w:val="21"/>
+                <w:szCs w:val="21"/>
+              </w:rPr>
+              <m:t>a</m:t>
+            </m:r>
+          </m:e>
+          <m:sub>
+            <m:r>
+              <w:rPr>
+                <w:rFonts w:ascii="Times New Roman" w:eastAsia="宋体" w:hAnsi="Times New Roman" w:cs="Cambria Math"/>
+                <w:sz w:val="21"/>
+                <w:szCs w:val="21"/>
+              </w:rPr>
+              <m:t>1</m:t>
+            </m:r>
+          </m:sub>
+        </m:sSub>
+        <m:r>
+          <w:rPr>
+            <w:rFonts w:ascii="Times New Roman" w:eastAsia="宋体" w:hAnsi="Times New Roman" w:cs="Cambria Math"/>
+            <w:sz w:val="21"/>
+            <w:szCs w:val="21"/>
+          </w:rPr>
+          <m:t>+</m:t>
+        </m:r>
+        <m:sSub>
+          <m:e>
+            <m:r>
+              <w:rPr>
+                <w:rFonts w:ascii="Times New Roman" w:eastAsia="宋体" w:hAnsi="Times New Roman" w:cs="Cambria Math"/>
+                <w:sz w:val="21"/>
+                <w:szCs w:val="21"/>
+              </w:rPr>
+              <m:t>a</m:t>
+            </m:r>
+          </m:e>
+          <m:sub>
+            <m:r>
+              <w:rPr>
+                <w:rFonts w:ascii="Times New Roman" w:eastAsia="宋体" w:hAnsi="Times New Roman" w:cs="Cambria Math"/>
+                <w:sz w:val="21"/>
+                <w:szCs w:val="21"/>
+              </w:rPr>
+              <m:t>2</m:t>
+            </m:r>
+          </m:sub>
+        </m:sSub>
+        <m:r>
+          <w:rPr>
+            <w:rFonts w:ascii="Times New Roman" w:eastAsia="宋体" w:hAnsi="Times New Roman" w:cs="Cambria Math"/>
+            <w:sz w:val="21"/>
+            <w:szCs w:val="21"/>
+          </w:rPr>
+          <m:t>−</m:t>
+        </m:r>
+        <m:r>
+          <w:rPr>
+            <w:rFonts w:ascii="Times New Roman" w:eastAsia="宋体" w:hAnsi="Times New Roman" w:cs="Cambria Math"/>
+            <w:sz w:val="21"/>
+            <w:szCs w:val="21"/>
+          </w:rPr>
+          <m:t>⋯</m:t>
+        </m:r>
+        <m:r>
+          <w:rPr>
+            <w:rFonts w:ascii="Times New Roman" w:eastAsia="宋体" w:hAnsi="Times New Roman" w:cs="Cambria Math"/>
+            <w:sz w:val="21"/>
+            <w:szCs w:val="21"/>
+          </w:rPr>
+          <m:t>+</m:t>
+        </m:r>
+        <m:sSub>
+          <m:e>
+            <m:r>
+              <w:rPr>
+                <w:rFonts w:ascii="Times New Roman" w:eastAsia="宋体" w:hAnsi="Times New Roman" w:cs="Cambria Math"/>
+                <w:sz w:val="21"/>
+                <w:szCs w:val="21"/>
+              </w:rPr>
+              <m:t>a</m:t>
+            </m:r>
+          </m:e>
+          <m:sub>
+            <m:r>
+              <w:rPr>
+                <w:rFonts w:ascii="Times New Roman" w:eastAsia="宋体" w:hAnsi="Times New Roman" w:cs="Cambria Math"/>
+                <w:sz w:val="21"/>
+                <w:szCs w:val="21"/>
+              </w:rPr>
+              <m:t>10</m:t>
+            </m:r>
+          </m:sub>
+        </m:sSub>
+        <m:r>
+          <w:rPr>
+            <w:rFonts w:ascii="Times New Roman" w:eastAsia="宋体" w:hAnsi="Times New Roman" w:cs="Cambria Math"/>
+            <w:sz w:val="21"/>
+            <w:szCs w:val="21"/>
+          </w:rPr>
+          <m:t>=</m:t>
+        </m:r>
+        <m:sSup>
+          <m:e>
+            <m:r>
+              <w:rPr>
+                <w:rFonts w:ascii="Times New Roman" w:eastAsia="宋体" w:hAnsi="Times New Roman" w:cs="Cambria Math"/>
+                <w:sz w:val="21"/>
+                <w:szCs w:val="21"/>
+              </w:rPr>
+              <m:t>3</m:t>
+            </m:r>
+          </m:e>
+          <m:sup>
+            <m:r>
+              <w:rPr>
+                <w:rFonts w:ascii="Times New Roman" w:eastAsia="宋体" w:hAnsi="Times New Roman" w:cs="Cambria Math"/>
+                <w:sz w:val="21"/>
+                <w:szCs w:val="21"/>
+              </w:rPr>
+              <m:t>10</m:t>
+            </m:r>
+          </m:sup>
+        </m:sSup>
+      </m:oMath>
       <w:r>
         <w:rPr>
           <w:rFonts w:ascii="Times New Roman" w:hAnsi="Times New Roman" w:eastAsia="宋体"/>
@@ -16420,270 +16684,6 @@
         </w:rPr>
         <w:t>，</w:t>
       </w:r>
-      <m:oMath>
-        <m:r>
-          <w:rPr>
-            <w:rFonts w:ascii="Times New Roman" w:eastAsia="宋体" w:hAnsi="Times New Roman" w:cs="Cambria Math"/>
-            <w:sz w:val="21"/>
-            <w:szCs w:val="21"/>
-          </w:rPr>
-          <m:t>x</m:t>
-        </m:r>
-        <m:r>
-          <w:rPr>
-            <w:rFonts w:ascii="Times New Roman" w:eastAsia="宋体" w:hAnsi="Times New Roman" w:cs="Cambria Math"/>
-            <w:sz w:val="21"/>
-            <w:szCs w:val="21"/>
-          </w:rPr>
-          <m:t>=</m:t>
-        </m:r>
-        <m:r>
-          <w:rPr>
-            <w:rFonts w:ascii="Times New Roman" w:eastAsia="宋体" w:hAnsi="Times New Roman" w:cs="Cambria Math"/>
-            <w:sz w:val="21"/>
-            <w:szCs w:val="21"/>
-          </w:rPr>
-          <m:t>−</m:t>
-        </m:r>
-        <m:r>
-          <w:rPr>
-            <w:rFonts w:ascii="Times New Roman" w:eastAsia="宋体" w:hAnsi="Times New Roman" w:cs="Cambria Math"/>
-            <w:sz w:val="21"/>
-            <w:szCs w:val="21"/>
-          </w:rPr>
-          <m:t>1</m:t>
-        </m:r>
-      </m:oMath>
-      <m:oMath>
-        <m:sSup>
-          <m:e>
-            <m:r>
-              <w:rPr>
-                <w:rFonts w:ascii="Times New Roman" w:eastAsia="宋体" w:hAnsi="Times New Roman" w:cs="Cambria Math"/>
-                <w:sz w:val="21"/>
-                <w:szCs w:val="21"/>
-              </w:rPr>
-              <m:t>(</m:t>
-            </m:r>
-            <m:r>
-              <w:rPr>
-                <w:rFonts w:ascii="Times New Roman" w:eastAsia="宋体" w:hAnsi="Times New Roman" w:cs="Cambria Math"/>
-                <w:sz w:val="21"/>
-                <w:szCs w:val="21"/>
-              </w:rPr>
-              <m:t>−</m:t>
-            </m:r>
-            <m:r>
-              <w:rPr>
-                <w:rFonts w:ascii="Times New Roman" w:eastAsia="宋体" w:hAnsi="Times New Roman" w:cs="Cambria Math"/>
-                <w:sz w:val="21"/>
-                <w:szCs w:val="21"/>
-              </w:rPr>
-              <m:t>2</m:t>
-            </m:r>
-            <m:r>
-              <w:rPr>
-                <w:rFonts w:ascii="Times New Roman" w:eastAsia="宋体" w:hAnsi="Times New Roman" w:cs="Cambria Math"/>
-                <w:sz w:val="21"/>
-                <w:szCs w:val="21"/>
-              </w:rPr>
-              <m:t>−</m:t>
-            </m:r>
-            <m:r>
-              <w:rPr>
-                <w:rFonts w:ascii="Times New Roman" w:eastAsia="宋体" w:hAnsi="Times New Roman" w:cs="Cambria Math"/>
-                <w:sz w:val="21"/>
-                <w:szCs w:val="21"/>
-              </w:rPr>
-              <m:t>1</m:t>
-            </m:r>
-            <m:r>
-              <w:rPr>
-                <w:rFonts w:ascii="Times New Roman" w:eastAsia="宋体" w:hAnsi="Times New Roman" w:cs="Cambria Math"/>
-                <w:sz w:val="21"/>
-                <w:szCs w:val="21"/>
-              </w:rPr>
-              <m:t>)</m:t>
-            </m:r>
-          </m:e>
-          <m:sup>
-            <m:r>
-              <w:rPr>
-                <w:rFonts w:ascii="Times New Roman" w:eastAsia="宋体" w:hAnsi="Times New Roman" w:cs="Cambria Math"/>
-                <w:sz w:val="21"/>
-                <w:szCs w:val="21"/>
-              </w:rPr>
-              <m:t>10</m:t>
-            </m:r>
-          </m:sup>
-        </m:sSup>
-        <m:r>
-          <w:rPr>
-            <w:rFonts w:ascii="Times New Roman" w:eastAsia="宋体" w:hAnsi="Times New Roman" w:cs="Cambria Math"/>
-            <w:sz w:val="21"/>
-            <w:szCs w:val="21"/>
-          </w:rPr>
-          <m:t>=</m:t>
-        </m:r>
-        <m:sSub>
-          <m:e>
-            <m:r>
-              <w:rPr>
-                <w:rFonts w:ascii="Times New Roman" w:eastAsia="宋体" w:hAnsi="Times New Roman" w:cs="Cambria Math"/>
-                <w:sz w:val="21"/>
-                <w:szCs w:val="21"/>
-              </w:rPr>
-              <m:t>a</m:t>
-            </m:r>
-          </m:e>
-          <m:sub>
-            <m:r>
-              <w:rPr>
-                <w:rFonts w:ascii="Times New Roman" w:eastAsia="宋体" w:hAnsi="Times New Roman" w:cs="Cambria Math"/>
-                <w:sz w:val="21"/>
-                <w:szCs w:val="21"/>
-              </w:rPr>
-              <m:t>0</m:t>
-            </m:r>
-          </m:sub>
-        </m:sSub>
-        <m:r>
-          <w:rPr>
-            <w:rFonts w:ascii="Times New Roman" w:eastAsia="宋体" w:hAnsi="Times New Roman" w:cs="Cambria Math"/>
-            <w:sz w:val="21"/>
-            <w:szCs w:val="21"/>
-          </w:rPr>
-          <m:t>−</m:t>
-        </m:r>
-        <m:sSub>
-          <m:e>
-            <m:r>
-              <w:rPr>
-                <w:rFonts w:ascii="Times New Roman" w:eastAsia="宋体" w:hAnsi="Times New Roman" w:cs="Cambria Math"/>
-                <w:sz w:val="21"/>
-                <w:szCs w:val="21"/>
-              </w:rPr>
-              <m:t>a</m:t>
-            </m:r>
-          </m:e>
-          <m:sub>
-            <m:r>
-              <w:rPr>
-                <w:rFonts w:ascii="Times New Roman" w:eastAsia="宋体" w:hAnsi="Times New Roman" w:cs="Cambria Math"/>
-                <w:sz w:val="21"/>
-                <w:szCs w:val="21"/>
-              </w:rPr>
-              <m:t>1</m:t>
-            </m:r>
-          </m:sub>
-        </m:sSub>
-        <m:r>
-          <w:rPr>
-            <w:rFonts w:ascii="Times New Roman" w:eastAsia="宋体" w:hAnsi="Times New Roman" w:cs="Cambria Math"/>
-            <w:sz w:val="21"/>
-            <w:szCs w:val="21"/>
-          </w:rPr>
-          <m:t>+</m:t>
-        </m:r>
-        <m:sSub>
-          <m:e>
-            <m:r>
-              <w:rPr>
-                <w:rFonts w:ascii="Times New Roman" w:eastAsia="宋体" w:hAnsi="Times New Roman" w:cs="Cambria Math"/>
-                <w:sz w:val="21"/>
-                <w:szCs w:val="21"/>
-              </w:rPr>
-              <m:t>a</m:t>
-            </m:r>
-          </m:e>
-          <m:sub>
-            <m:r>
-              <w:rPr>
-                <w:rFonts w:ascii="Times New Roman" w:eastAsia="宋体" w:hAnsi="Times New Roman" w:cs="Cambria Math"/>
-                <w:sz w:val="21"/>
-                <w:szCs w:val="21"/>
-              </w:rPr>
-              <m:t>2</m:t>
-            </m:r>
-          </m:sub>
-        </m:sSub>
-        <m:r>
-          <w:rPr>
-            <w:rFonts w:ascii="Times New Roman" w:eastAsia="宋体" w:hAnsi="Times New Roman" w:cs="Cambria Math"/>
-            <w:sz w:val="21"/>
-            <w:szCs w:val="21"/>
-          </w:rPr>
-          <m:t>−</m:t>
-        </m:r>
-        <m:r>
-          <w:rPr>
-            <w:rFonts w:ascii="Times New Roman" w:eastAsia="宋体" w:hAnsi="Times New Roman" w:cs="Cambria Math"/>
-            <w:sz w:val="21"/>
-            <w:szCs w:val="21"/>
-          </w:rPr>
-          <m:t>⋯</m:t>
-        </m:r>
-        <m:r>
-          <w:rPr>
-            <w:rFonts w:ascii="Times New Roman" w:eastAsia="宋体" w:hAnsi="Times New Roman" w:cs="Cambria Math"/>
-            <w:sz w:val="21"/>
-            <w:szCs w:val="21"/>
-          </w:rPr>
-          <m:t>+</m:t>
-        </m:r>
-        <m:sSub>
-          <m:e>
-            <m:r>
-              <w:rPr>
-                <w:rFonts w:ascii="Times New Roman" w:eastAsia="宋体" w:hAnsi="Times New Roman" w:cs="Cambria Math"/>
-                <w:sz w:val="21"/>
-                <w:szCs w:val="21"/>
-              </w:rPr>
-              <m:t>a</m:t>
-            </m:r>
-          </m:e>
-          <m:sub>
-            <m:r>
-              <w:rPr>
-                <w:rFonts w:ascii="Times New Roman" w:eastAsia="宋体" w:hAnsi="Times New Roman" w:cs="Cambria Math"/>
-                <w:sz w:val="21"/>
-                <w:szCs w:val="21"/>
-              </w:rPr>
-              <m:t>10</m:t>
-            </m:r>
-          </m:sub>
-        </m:sSub>
-        <m:r>
-          <w:rPr>
-            <w:rFonts w:ascii="Times New Roman" w:eastAsia="宋体" w:hAnsi="Times New Roman" w:cs="Cambria Math"/>
-            <w:sz w:val="21"/>
-            <w:szCs w:val="21"/>
-          </w:rPr>
-          <m:t>=</m:t>
-        </m:r>
-        <m:sSup>
-          <m:e>
-            <m:r>
-              <w:rPr>
-                <w:rFonts w:ascii="Times New Roman" w:eastAsia="宋体" w:hAnsi="Times New Roman" w:cs="Cambria Math"/>
-                <w:sz w:val="21"/>
-                <w:szCs w:val="21"/>
-              </w:rPr>
-              <m:t>3</m:t>
-            </m:r>
-          </m:e>
-          <m:sup>
-            <m:r>
-              <w:rPr>
-                <w:rFonts w:ascii="Times New Roman" w:eastAsia="宋体" w:hAnsi="Times New Roman" w:cs="Cambria Math"/>
-                <w:sz w:val="21"/>
-                <w:szCs w:val="21"/>
-              </w:rPr>
-              <m:t>10</m:t>
-            </m:r>
-          </m:sup>
-        </m:sSup>
-      </m:oMath>
       <w:r>
         <w:rPr>
           <w:rFonts w:ascii="Times New Roman" w:hAnsi="Times New Roman" w:eastAsia="宋体"/>
@@ -16698,14 +16698,6 @@
           <w:szCs w:val="21"/>
         </w:rPr>
         <w:t>因此</w:t>
-      </w:r>
-      <w:r>
-        <w:rPr>
-          <w:rFonts w:ascii="Times New Roman" w:hAnsi="Times New Roman" w:eastAsia="宋体"/>
-          <w:sz w:val="21"/>
-          <w:szCs w:val="21"/>
-        </w:rPr>
-        <w:t>.</w:t>
       </w:r>
       <m:oMath>
         <m:d>
@@ -16903,6 +16895,14 @@
           </m:sup>
         </m:sSup>
       </m:oMath>
+      <w:r>
+        <w:rPr>
+          <w:rFonts w:ascii="Times New Roman" w:hAnsi="Times New Roman" w:eastAsia="宋体"/>
+          <w:sz w:val="21"/>
+          <w:szCs w:val="21"/>
+        </w:rPr>
+        <w:t>.</w:t>
+      </w:r>
     </w:p>
     <w:p>
       <w:pPr>
@@ -17291,6 +17291,586 @@
         </w:rPr>
         <w:t xml:space="preserve">；</w:t>
       </w:r>
+      <m:oMath>
+        <m:r>
+          <w:rPr>
+            <w:rFonts w:ascii="Times New Roman" w:eastAsia="宋体" w:hAnsi="Times New Roman" w:cs="Cambria Math"/>
+            <w:sz w:val="21"/>
+            <w:szCs w:val="21"/>
+          </w:rPr>
+          <m:t>=</m:t>
+        </m:r>
+        <m:r>
+          <w:rPr>
+            <w:rFonts w:ascii="Times New Roman" w:eastAsia="宋体" w:hAnsi="Times New Roman" w:cs="Cambria Math"/>
+            <w:sz w:val="21"/>
+            <w:szCs w:val="21"/>
+          </w:rPr>
+          <m:t>(</m:t>
+        </m:r>
+        <m:sSubSup>
+          <m:e>
+            <m:r>
+              <w:rPr>
+                <w:rFonts w:ascii="Times New Roman" w:eastAsia="宋体" w:hAnsi="Times New Roman" w:cs="Cambria Math"/>
+                <w:sz w:val="21"/>
+                <w:szCs w:val="21"/>
+              </w:rPr>
+              <m:t>C</m:t>
+            </m:r>
+          </m:e>
+          <m:sub>
+            <m:r>
+              <w:rPr>
+                <w:rFonts w:ascii="Times New Roman" w:eastAsia="宋体" w:hAnsi="Times New Roman" w:cs="Cambria Math"/>
+                <w:sz w:val="21"/>
+                <w:szCs w:val="21"/>
+              </w:rPr>
+              <m:t>2</m:t>
+            </m:r>
+            <m:r>
+              <w:rPr>
+                <w:rFonts w:ascii="Times New Roman" w:eastAsia="宋体" w:hAnsi="Times New Roman" w:cs="Cambria Math"/>
+                <w:sz w:val="21"/>
+                <w:szCs w:val="21"/>
+              </w:rPr>
+              <m:t>n</m:t>
+            </m:r>
+          </m:sub>
+          <m:sup>
+            <m:r>
+              <w:rPr>
+                <w:rFonts w:ascii="Times New Roman" w:eastAsia="宋体" w:hAnsi="Times New Roman" w:cs="Cambria Math"/>
+                <w:sz w:val="21"/>
+                <w:szCs w:val="21"/>
+              </w:rPr>
+              <m:t>0</m:t>
+            </m:r>
+          </m:sup>
+        </m:sSubSup>
+        <m:r>
+          <w:rPr>
+            <w:rFonts w:ascii="Times New Roman" w:eastAsia="宋体" w:hAnsi="Times New Roman" w:cs="Cambria Math"/>
+            <w:sz w:val="21"/>
+            <w:szCs w:val="21"/>
+          </w:rPr>
+          <m:t>+</m:t>
+        </m:r>
+        <m:sSubSup>
+          <m:e>
+            <m:r>
+              <w:rPr>
+                <w:rFonts w:ascii="Times New Roman" w:eastAsia="宋体" w:hAnsi="Times New Roman" w:cs="Cambria Math"/>
+                <w:sz w:val="21"/>
+                <w:szCs w:val="21"/>
+              </w:rPr>
+              <m:t>C</m:t>
+            </m:r>
+          </m:e>
+          <m:sub>
+            <m:r>
+              <w:rPr>
+                <w:rFonts w:ascii="Times New Roman" w:eastAsia="宋体" w:hAnsi="Times New Roman" w:cs="Cambria Math"/>
+                <w:sz w:val="21"/>
+                <w:szCs w:val="21"/>
+              </w:rPr>
+              <m:t>2</m:t>
+            </m:r>
+            <m:r>
+              <w:rPr>
+                <w:rFonts w:ascii="Times New Roman" w:eastAsia="宋体" w:hAnsi="Times New Roman" w:cs="Cambria Math"/>
+                <w:sz w:val="21"/>
+                <w:szCs w:val="21"/>
+              </w:rPr>
+              <m:t>n</m:t>
+            </m:r>
+          </m:sub>
+          <m:sup>
+            <m:r>
+              <w:rPr>
+                <w:rFonts w:ascii="Times New Roman" w:eastAsia="宋体" w:hAnsi="Times New Roman" w:cs="Cambria Math"/>
+                <w:sz w:val="21"/>
+                <w:szCs w:val="21"/>
+              </w:rPr>
+              <m:t>1</m:t>
+            </m:r>
+          </m:sup>
+        </m:sSubSup>
+        <m:r>
+          <w:rPr>
+            <w:rFonts w:ascii="Times New Roman" w:eastAsia="宋体" w:hAnsi="Times New Roman" w:cs="Cambria Math"/>
+            <w:sz w:val="21"/>
+            <w:szCs w:val="21"/>
+          </w:rPr>
+          <m:t>+</m:t>
+        </m:r>
+        <m:sSubSup>
+          <m:e>
+            <m:r>
+              <w:rPr>
+                <w:rFonts w:ascii="Times New Roman" w:eastAsia="宋体" w:hAnsi="Times New Roman" w:cs="Cambria Math"/>
+                <w:sz w:val="21"/>
+                <w:szCs w:val="21"/>
+              </w:rPr>
+              <m:t>C</m:t>
+            </m:r>
+          </m:e>
+          <m:sub>
+            <m:r>
+              <w:rPr>
+                <w:rFonts w:ascii="Times New Roman" w:eastAsia="宋体" w:hAnsi="Times New Roman" w:cs="Cambria Math"/>
+                <w:sz w:val="21"/>
+                <w:szCs w:val="21"/>
+              </w:rPr>
+              <m:t>2</m:t>
+            </m:r>
+            <m:r>
+              <w:rPr>
+                <w:rFonts w:ascii="Times New Roman" w:eastAsia="宋体" w:hAnsi="Times New Roman" w:cs="Cambria Math"/>
+                <w:sz w:val="21"/>
+                <w:szCs w:val="21"/>
+              </w:rPr>
+              <m:t>n</m:t>
+            </m:r>
+          </m:sub>
+          <m:sup>
+            <m:r>
+              <w:rPr>
+                <w:rFonts w:ascii="Times New Roman" w:eastAsia="宋体" w:hAnsi="Times New Roman" w:cs="Cambria Math"/>
+                <w:sz w:val="21"/>
+                <w:szCs w:val="21"/>
+              </w:rPr>
+              <m:t>2</m:t>
+            </m:r>
+          </m:sup>
+        </m:sSubSup>
+        <m:r>
+          <w:rPr>
+            <w:rFonts w:ascii="Times New Roman" w:eastAsia="宋体" w:hAnsi="Times New Roman" w:cs="Cambria Math"/>
+            <w:sz w:val="21"/>
+            <w:szCs w:val="21"/>
+          </w:rPr>
+          <m:t>+</m:t>
+        </m:r>
+        <m:r>
+          <w:rPr>
+            <w:rFonts w:ascii="Times New Roman" w:eastAsia="宋体" w:hAnsi="Times New Roman" w:cs="Cambria Math"/>
+            <w:sz w:val="21"/>
+            <w:szCs w:val="21"/>
+          </w:rPr>
+          <m:t>⋯</m:t>
+        </m:r>
+        <m:r>
+          <w:rPr>
+            <w:rFonts w:ascii="Times New Roman" w:eastAsia="宋体" w:hAnsi="Times New Roman" w:cs="Cambria Math"/>
+            <w:sz w:val="21"/>
+            <w:szCs w:val="21"/>
+          </w:rPr>
+          <m:t>+</m:t>
+        </m:r>
+        <m:sSubSup>
+          <m:e>
+            <m:r>
+              <w:rPr>
+                <w:rFonts w:ascii="Times New Roman" w:eastAsia="宋体" w:hAnsi="Times New Roman" w:cs="Cambria Math"/>
+                <w:sz w:val="21"/>
+                <w:szCs w:val="21"/>
+              </w:rPr>
+              <m:t>C</m:t>
+            </m:r>
+          </m:e>
+          <m:sub>
+            <m:r>
+              <w:rPr>
+                <w:rFonts w:ascii="Times New Roman" w:eastAsia="宋体" w:hAnsi="Times New Roman" w:cs="Cambria Math"/>
+                <w:sz w:val="21"/>
+                <w:szCs w:val="21"/>
+              </w:rPr>
+              <m:t>2</m:t>
+            </m:r>
+            <m:r>
+              <w:rPr>
+                <w:rFonts w:ascii="Times New Roman" w:eastAsia="宋体" w:hAnsi="Times New Roman" w:cs="Cambria Math"/>
+                <w:sz w:val="21"/>
+                <w:szCs w:val="21"/>
+              </w:rPr>
+              <m:t>n</m:t>
+            </m:r>
+          </m:sub>
+          <m:sup>
+            <m:r>
+              <w:rPr>
+                <w:rFonts w:ascii="Times New Roman" w:eastAsia="宋体" w:hAnsi="Times New Roman" w:cs="Cambria Math"/>
+                <w:sz w:val="21"/>
+                <w:szCs w:val="21"/>
+              </w:rPr>
+              <m:t>2</m:t>
+            </m:r>
+            <m:r>
+              <w:rPr>
+                <w:rFonts w:ascii="Times New Roman" w:eastAsia="宋体" w:hAnsi="Times New Roman" w:cs="Cambria Math"/>
+                <w:sz w:val="21"/>
+                <w:szCs w:val="21"/>
+              </w:rPr>
+              <m:t>n</m:t>
+            </m:r>
+          </m:sup>
+        </m:sSubSup>
+        <m:r>
+          <w:rPr>
+            <w:rFonts w:ascii="Times New Roman" w:eastAsia="宋体" w:hAnsi="Times New Roman" w:cs="Cambria Math"/>
+            <w:sz w:val="21"/>
+            <w:szCs w:val="21"/>
+          </w:rPr>
+          <m:t>)</m:t>
+        </m:r>
+        <m:r>
+          <w:rPr>
+            <w:rFonts w:ascii="Times New Roman" w:eastAsia="宋体" w:hAnsi="Times New Roman" w:cs="Cambria Math"/>
+            <w:sz w:val="21"/>
+            <w:szCs w:val="21"/>
+          </w:rPr>
+          <m:t>+</m:t>
+        </m:r>
+        <m:r>
+          <w:rPr>
+            <w:rFonts w:ascii="Times New Roman" w:eastAsia="宋体" w:hAnsi="Times New Roman" w:cs="Cambria Math"/>
+            <w:sz w:val="21"/>
+            <w:szCs w:val="21"/>
+          </w:rPr>
+          <m:t>(</m:t>
+        </m:r>
+        <m:sSubSup>
+          <m:e>
+            <m:r>
+              <w:rPr>
+                <w:rFonts w:ascii="Times New Roman" w:eastAsia="宋体" w:hAnsi="Times New Roman" w:cs="Cambria Math"/>
+                <w:sz w:val="21"/>
+                <w:szCs w:val="21"/>
+              </w:rPr>
+              <m:t>C</m:t>
+            </m:r>
+          </m:e>
+          <m:sub>
+            <m:r>
+              <w:rPr>
+                <w:rFonts w:ascii="Times New Roman" w:eastAsia="宋体" w:hAnsi="Times New Roman" w:cs="Cambria Math"/>
+                <w:sz w:val="21"/>
+                <w:szCs w:val="21"/>
+              </w:rPr>
+              <m:t>2</m:t>
+            </m:r>
+            <m:r>
+              <w:rPr>
+                <w:rFonts w:ascii="Times New Roman" w:eastAsia="宋体" w:hAnsi="Times New Roman" w:cs="Cambria Math"/>
+                <w:sz w:val="21"/>
+                <w:szCs w:val="21"/>
+              </w:rPr>
+              <m:t>n</m:t>
+            </m:r>
+          </m:sub>
+          <m:sup>
+            <m:r>
+              <w:rPr>
+                <w:rFonts w:ascii="Times New Roman" w:eastAsia="宋体" w:hAnsi="Times New Roman" w:cs="Cambria Math"/>
+                <w:sz w:val="21"/>
+                <w:szCs w:val="21"/>
+              </w:rPr>
+              <m:t>0</m:t>
+            </m:r>
+          </m:sup>
+        </m:sSubSup>
+        <m:r>
+          <w:rPr>
+            <w:rFonts w:ascii="Times New Roman" w:eastAsia="宋体" w:hAnsi="Times New Roman" w:cs="Cambria Math"/>
+            <w:sz w:val="21"/>
+            <w:szCs w:val="21"/>
+          </w:rPr>
+          <m:t>+</m:t>
+        </m:r>
+        <m:sSubSup>
+          <m:e>
+            <m:r>
+              <w:rPr>
+                <w:rFonts w:ascii="Times New Roman" w:eastAsia="宋体" w:hAnsi="Times New Roman" w:cs="Cambria Math"/>
+                <w:sz w:val="21"/>
+                <w:szCs w:val="21"/>
+              </w:rPr>
+              <m:t>C</m:t>
+            </m:r>
+          </m:e>
+          <m:sub>
+            <m:r>
+              <w:rPr>
+                <w:rFonts w:ascii="Times New Roman" w:eastAsia="宋体" w:hAnsi="Times New Roman" w:cs="Cambria Math"/>
+                <w:sz w:val="21"/>
+                <w:szCs w:val="21"/>
+              </w:rPr>
+              <m:t>2</m:t>
+            </m:r>
+            <m:r>
+              <w:rPr>
+                <w:rFonts w:ascii="Times New Roman" w:eastAsia="宋体" w:hAnsi="Times New Roman" w:cs="Cambria Math"/>
+                <w:sz w:val="21"/>
+                <w:szCs w:val="21"/>
+              </w:rPr>
+              <m:t>n</m:t>
+            </m:r>
+          </m:sub>
+          <m:sup>
+            <m:r>
+              <w:rPr>
+                <w:rFonts w:ascii="Times New Roman" w:eastAsia="宋体" w:hAnsi="Times New Roman" w:cs="Cambria Math"/>
+                <w:sz w:val="21"/>
+                <w:szCs w:val="21"/>
+              </w:rPr>
+              <m:t>2</m:t>
+            </m:r>
+          </m:sup>
+        </m:sSubSup>
+        <m:r>
+          <w:rPr>
+            <w:rFonts w:ascii="Times New Roman" w:eastAsia="宋体" w:hAnsi="Times New Roman" w:cs="Cambria Math"/>
+            <w:sz w:val="21"/>
+            <w:szCs w:val="21"/>
+          </w:rPr>
+          <m:t>+</m:t>
+        </m:r>
+        <m:r>
+          <w:rPr>
+            <w:rFonts w:ascii="Times New Roman" w:eastAsia="宋体" w:hAnsi="Times New Roman" w:cs="Cambria Math"/>
+            <w:sz w:val="21"/>
+            <w:szCs w:val="21"/>
+          </w:rPr>
+          <m:t>⋯</m:t>
+        </m:r>
+        <m:r>
+          <w:rPr>
+            <w:rFonts w:ascii="Times New Roman" w:eastAsia="宋体" w:hAnsi="Times New Roman" w:cs="Cambria Math"/>
+            <w:sz w:val="21"/>
+            <w:szCs w:val="21"/>
+          </w:rPr>
+          <m:t>+</m:t>
+        </m:r>
+        <m:sSubSup>
+          <m:e>
+            <m:r>
+              <w:rPr>
+                <w:rFonts w:ascii="Times New Roman" w:eastAsia="宋体" w:hAnsi="Times New Roman" w:cs="Cambria Math"/>
+                <w:sz w:val="21"/>
+                <w:szCs w:val="21"/>
+              </w:rPr>
+              <m:t>C</m:t>
+            </m:r>
+          </m:e>
+          <m:sub>
+            <m:r>
+              <w:rPr>
+                <w:rFonts w:ascii="Times New Roman" w:eastAsia="宋体" w:hAnsi="Times New Roman" w:cs="Cambria Math"/>
+                <w:sz w:val="21"/>
+                <w:szCs w:val="21"/>
+              </w:rPr>
+              <m:t>2</m:t>
+            </m:r>
+            <m:r>
+              <w:rPr>
+                <w:rFonts w:ascii="Times New Roman" w:eastAsia="宋体" w:hAnsi="Times New Roman" w:cs="Cambria Math"/>
+                <w:sz w:val="21"/>
+                <w:szCs w:val="21"/>
+              </w:rPr>
+              <m:t>n</m:t>
+            </m:r>
+          </m:sub>
+          <m:sup>
+            <m:r>
+              <w:rPr>
+                <w:rFonts w:ascii="Times New Roman" w:eastAsia="宋体" w:hAnsi="Times New Roman" w:cs="Cambria Math"/>
+                <w:sz w:val="21"/>
+                <w:szCs w:val="21"/>
+              </w:rPr>
+              <m:t>2</m:t>
+            </m:r>
+            <m:r>
+              <w:rPr>
+                <w:rFonts w:ascii="Times New Roman" w:eastAsia="宋体" w:hAnsi="Times New Roman" w:cs="Cambria Math"/>
+                <w:sz w:val="21"/>
+                <w:szCs w:val="21"/>
+              </w:rPr>
+              <m:t>n</m:t>
+            </m:r>
+          </m:sup>
+        </m:sSubSup>
+        <m:r>
+          <w:rPr>
+            <w:rFonts w:ascii="Times New Roman" w:eastAsia="宋体" w:hAnsi="Times New Roman" w:cs="Cambria Math"/>
+            <w:sz w:val="21"/>
+            <w:szCs w:val="21"/>
+          </w:rPr>
+          <m:t>)</m:t>
+        </m:r>
+        <m:r>
+          <w:rPr>
+            <w:rFonts w:ascii="Times New Roman" w:eastAsia="宋体" w:hAnsi="Times New Roman" w:cs="Cambria Math"/>
+            <w:sz w:val="21"/>
+            <w:szCs w:val="21"/>
+          </w:rPr>
+          <m:t>=</m:t>
+        </m:r>
+        <m:sSup>
+          <m:e>
+            <m:r>
+              <w:rPr>
+                <w:rFonts w:ascii="Times New Roman" w:eastAsia="宋体" w:hAnsi="Times New Roman" w:cs="Cambria Math"/>
+                <w:sz w:val="21"/>
+                <w:szCs w:val="21"/>
+              </w:rPr>
+              <m:t>2</m:t>
+            </m:r>
+          </m:e>
+          <m:sup>
+            <m:r>
+              <w:rPr>
+                <w:rFonts w:ascii="Times New Roman" w:eastAsia="宋体" w:hAnsi="Times New Roman" w:cs="Cambria Math"/>
+                <w:sz w:val="21"/>
+                <w:szCs w:val="21"/>
+              </w:rPr>
+              <m:t>2</m:t>
+            </m:r>
+            <m:r>
+              <w:rPr>
+                <w:rFonts w:ascii="Times New Roman" w:eastAsia="宋体" w:hAnsi="Times New Roman" w:cs="Cambria Math"/>
+                <w:sz w:val="21"/>
+                <w:szCs w:val="21"/>
+              </w:rPr>
+              <m:t>n</m:t>
+            </m:r>
+          </m:sup>
+        </m:sSup>
+        <m:r>
+          <w:rPr>
+            <w:rFonts w:ascii="Times New Roman" w:eastAsia="宋体" w:hAnsi="Times New Roman" w:cs="Cambria Math"/>
+            <w:sz w:val="21"/>
+            <w:szCs w:val="21"/>
+          </w:rPr>
+          <m:t>+</m:t>
+        </m:r>
+        <m:sSup>
+          <m:e>
+            <m:r>
+              <w:rPr>
+                <w:rFonts w:ascii="Times New Roman" w:eastAsia="宋体" w:hAnsi="Times New Roman" w:cs="Cambria Math"/>
+                <w:sz w:val="21"/>
+                <w:szCs w:val="21"/>
+              </w:rPr>
+              <m:t>2</m:t>
+            </m:r>
+          </m:e>
+          <m:sup>
+            <m:r>
+              <w:rPr>
+                <w:rFonts w:ascii="Times New Roman" w:eastAsia="宋体" w:hAnsi="Times New Roman" w:cs="Cambria Math"/>
+                <w:sz w:val="21"/>
+                <w:szCs w:val="21"/>
+              </w:rPr>
+              <m:t>2</m:t>
+            </m:r>
+            <m:r>
+              <w:rPr>
+                <w:rFonts w:ascii="Times New Roman" w:eastAsia="宋体" w:hAnsi="Times New Roman" w:cs="Cambria Math"/>
+                <w:sz w:val="21"/>
+                <w:szCs w:val="21"/>
+              </w:rPr>
+              <m:t>n</m:t>
+            </m:r>
+            <m:r>
+              <w:rPr>
+                <w:rFonts w:ascii="Times New Roman" w:eastAsia="宋体" w:hAnsi="Times New Roman" w:cs="Cambria Math"/>
+                <w:sz w:val="21"/>
+                <w:szCs w:val="21"/>
+              </w:rPr>
+              <m:t>−</m:t>
+            </m:r>
+            <m:r>
+              <w:rPr>
+                <w:rFonts w:ascii="Times New Roman" w:eastAsia="宋体" w:hAnsi="Times New Roman" w:cs="Cambria Math"/>
+                <w:sz w:val="21"/>
+                <w:szCs w:val="21"/>
+              </w:rPr>
+              <m:t>1</m:t>
+            </m:r>
+          </m:sup>
+        </m:sSup>
+        <m:r>
+          <w:rPr>
+            <w:rFonts w:ascii="Times New Roman" w:eastAsia="宋体" w:hAnsi="Times New Roman" w:cs="Cambria Math"/>
+            <w:sz w:val="21"/>
+            <w:szCs w:val="21"/>
+          </w:rPr>
+          <m:t>=</m:t>
+        </m:r>
+        <m:r>
+          <w:rPr>
+            <w:rFonts w:ascii="Times New Roman" w:eastAsia="宋体" w:hAnsi="Times New Roman" w:cs="Cambria Math"/>
+            <w:sz w:val="21"/>
+            <w:szCs w:val="21"/>
+          </w:rPr>
+          <m:t>3</m:t>
+        </m:r>
+        <m:r>
+          <w:rPr>
+            <w:rFonts w:ascii="Times New Roman" w:eastAsia="宋体" w:hAnsi="Times New Roman" w:cs="Cambria Math"/>
+            <w:sz w:val="21"/>
+            <w:szCs w:val="21"/>
+          </w:rPr>
+          <m:t>⋅</m:t>
+        </m:r>
+        <m:sSup>
+          <m:e>
+            <m:r>
+              <w:rPr>
+                <w:rFonts w:ascii="Times New Roman" w:eastAsia="宋体" w:hAnsi="Times New Roman" w:cs="Cambria Math"/>
+                <w:sz w:val="21"/>
+                <w:szCs w:val="21"/>
+              </w:rPr>
+              <m:t>2</m:t>
+            </m:r>
+          </m:e>
+          <m:sup>
+            <m:r>
+              <w:rPr>
+                <w:rFonts w:ascii="Times New Roman" w:eastAsia="宋体" w:hAnsi="Times New Roman" w:cs="Cambria Math"/>
+                <w:sz w:val="21"/>
+                <w:szCs w:val="21"/>
+              </w:rPr>
+              <m:t>2</m:t>
+            </m:r>
+            <m:r>
+              <w:rPr>
+                <w:rFonts w:ascii="Times New Roman" w:eastAsia="宋体" w:hAnsi="Times New Roman" w:cs="Cambria Math"/>
+                <w:sz w:val="21"/>
+                <w:szCs w:val="21"/>
+              </w:rPr>
+              <m:t>n</m:t>
+            </m:r>
+            <m:r>
+              <w:rPr>
+                <w:rFonts w:ascii="Times New Roman" w:eastAsia="宋体" w:hAnsi="Times New Roman" w:cs="Cambria Math"/>
+                <w:sz w:val="21"/>
+                <w:szCs w:val="21"/>
+              </w:rPr>
+              <m:t>−</m:t>
+            </m:r>
+            <m:r>
+              <w:rPr>
+                <w:rFonts w:ascii="Times New Roman" w:eastAsia="宋体" w:hAnsi="Times New Roman" w:cs="Cambria Math"/>
+                <w:sz w:val="21"/>
+                <w:szCs w:val="21"/>
+              </w:rPr>
+              <m:t>1</m:t>
+            </m:r>
+          </m:sup>
+        </m:sSup>
+      </m:oMath>
       <w:r>
         <w:rPr>
           <w:rFonts w:ascii="Times New Roman" w:hAnsi="Times New Roman" w:eastAsia="宋体"/>
@@ -17299,586 +17879,6 @@
         </w:rPr>
         <w:t>，故D正确.</w:t>
       </w:r>
-      <m:oMath>
-        <m:r>
-          <w:rPr>
-            <w:rFonts w:ascii="Times New Roman" w:eastAsia="宋体" w:hAnsi="Times New Roman" w:cs="Cambria Math"/>
-            <w:sz w:val="21"/>
-            <w:szCs w:val="21"/>
-          </w:rPr>
-          <m:t>=</m:t>
-        </m:r>
-        <m:r>
-          <w:rPr>
-            <w:rFonts w:ascii="Times New Roman" w:eastAsia="宋体" w:hAnsi="Times New Roman" w:cs="Cambria Math"/>
-            <w:sz w:val="21"/>
-            <w:szCs w:val="21"/>
-          </w:rPr>
-          <m:t>(</m:t>
-        </m:r>
-        <m:sSubSup>
-          <m:e>
-            <m:r>
-              <w:rPr>
-                <w:rFonts w:ascii="Times New Roman" w:eastAsia="宋体" w:hAnsi="Times New Roman" w:cs="Cambria Math"/>
-                <w:sz w:val="21"/>
-                <w:szCs w:val="21"/>
-              </w:rPr>
-              <m:t>C</m:t>
-            </m:r>
-          </m:e>
-          <m:sub>
-            <m:r>
-              <w:rPr>
-                <w:rFonts w:ascii="Times New Roman" w:eastAsia="宋体" w:hAnsi="Times New Roman" w:cs="Cambria Math"/>
-                <w:sz w:val="21"/>
-                <w:szCs w:val="21"/>
-              </w:rPr>
-              <m:t>2</m:t>
-            </m:r>
-            <m:r>
-              <w:rPr>
-                <w:rFonts w:ascii="Times New Roman" w:eastAsia="宋体" w:hAnsi="Times New Roman" w:cs="Cambria Math"/>
-                <w:sz w:val="21"/>
-                <w:szCs w:val="21"/>
-              </w:rPr>
-              <m:t>n</m:t>
-            </m:r>
-          </m:sub>
-          <m:sup>
-            <m:r>
-              <w:rPr>
-                <w:rFonts w:ascii="Times New Roman" w:eastAsia="宋体" w:hAnsi="Times New Roman" w:cs="Cambria Math"/>
-                <w:sz w:val="21"/>
-                <w:szCs w:val="21"/>
-              </w:rPr>
-              <m:t>0</m:t>
-            </m:r>
-          </m:sup>
-        </m:sSubSup>
-        <m:r>
-          <w:rPr>
-            <w:rFonts w:ascii="Times New Roman" w:eastAsia="宋体" w:hAnsi="Times New Roman" w:cs="Cambria Math"/>
-            <w:sz w:val="21"/>
-            <w:szCs w:val="21"/>
-          </w:rPr>
-          <m:t>+</m:t>
-        </m:r>
-        <m:sSubSup>
-          <m:e>
-            <m:r>
-              <w:rPr>
-                <w:rFonts w:ascii="Times New Roman" w:eastAsia="宋体" w:hAnsi="Times New Roman" w:cs="Cambria Math"/>
-                <w:sz w:val="21"/>
-                <w:szCs w:val="21"/>
-              </w:rPr>
-              <m:t>C</m:t>
-            </m:r>
-          </m:e>
-          <m:sub>
-            <m:r>
-              <w:rPr>
-                <w:rFonts w:ascii="Times New Roman" w:eastAsia="宋体" w:hAnsi="Times New Roman" w:cs="Cambria Math"/>
-                <w:sz w:val="21"/>
-                <w:szCs w:val="21"/>
-              </w:rPr>
-              <m:t>2</m:t>
-            </m:r>
-            <m:r>
-              <w:rPr>
-                <w:rFonts w:ascii="Times New Roman" w:eastAsia="宋体" w:hAnsi="Times New Roman" w:cs="Cambria Math"/>
-                <w:sz w:val="21"/>
-                <w:szCs w:val="21"/>
-              </w:rPr>
-              <m:t>n</m:t>
-            </m:r>
-          </m:sub>
-          <m:sup>
-            <m:r>
-              <w:rPr>
-                <w:rFonts w:ascii="Times New Roman" w:eastAsia="宋体" w:hAnsi="Times New Roman" w:cs="Cambria Math"/>
-                <w:sz w:val="21"/>
-                <w:szCs w:val="21"/>
-              </w:rPr>
-              <m:t>1</m:t>
-            </m:r>
-          </m:sup>
-        </m:sSubSup>
-        <m:r>
-          <w:rPr>
-            <w:rFonts w:ascii="Times New Roman" w:eastAsia="宋体" w:hAnsi="Times New Roman" w:cs="Cambria Math"/>
-            <w:sz w:val="21"/>
-            <w:szCs w:val="21"/>
-          </w:rPr>
-          <m:t>+</m:t>
-        </m:r>
-        <m:sSubSup>
-          <m:e>
-            <m:r>
-              <w:rPr>
-                <w:rFonts w:ascii="Times New Roman" w:eastAsia="宋体" w:hAnsi="Times New Roman" w:cs="Cambria Math"/>
-                <w:sz w:val="21"/>
-                <w:szCs w:val="21"/>
-              </w:rPr>
-              <m:t>C</m:t>
-            </m:r>
-          </m:e>
-          <m:sub>
-            <m:r>
-              <w:rPr>
-                <w:rFonts w:ascii="Times New Roman" w:eastAsia="宋体" w:hAnsi="Times New Roman" w:cs="Cambria Math"/>
-                <w:sz w:val="21"/>
-                <w:szCs w:val="21"/>
-              </w:rPr>
-              <m:t>2</m:t>
-            </m:r>
-            <m:r>
-              <w:rPr>
-                <w:rFonts w:ascii="Times New Roman" w:eastAsia="宋体" w:hAnsi="Times New Roman" w:cs="Cambria Math"/>
-                <w:sz w:val="21"/>
-                <w:szCs w:val="21"/>
-              </w:rPr>
-              <m:t>n</m:t>
-            </m:r>
-          </m:sub>
-          <m:sup>
-            <m:r>
-              <w:rPr>
-                <w:rFonts w:ascii="Times New Roman" w:eastAsia="宋体" w:hAnsi="Times New Roman" w:cs="Cambria Math"/>
-                <w:sz w:val="21"/>
-                <w:szCs w:val="21"/>
-              </w:rPr>
-              <m:t>2</m:t>
-            </m:r>
-          </m:sup>
-        </m:sSubSup>
-        <m:r>
-          <w:rPr>
-            <w:rFonts w:ascii="Times New Roman" w:eastAsia="宋体" w:hAnsi="Times New Roman" w:cs="Cambria Math"/>
-            <w:sz w:val="21"/>
-            <w:szCs w:val="21"/>
-          </w:rPr>
-          <m:t>+</m:t>
-        </m:r>
-        <m:r>
-          <w:rPr>
-            <w:rFonts w:ascii="Times New Roman" w:eastAsia="宋体" w:hAnsi="Times New Roman" w:cs="Cambria Math"/>
-            <w:sz w:val="21"/>
-            <w:szCs w:val="21"/>
-          </w:rPr>
-          <m:t>⋯</m:t>
-        </m:r>
-        <m:r>
-          <w:rPr>
-            <w:rFonts w:ascii="Times New Roman" w:eastAsia="宋体" w:hAnsi="Times New Roman" w:cs="Cambria Math"/>
-            <w:sz w:val="21"/>
-            <w:szCs w:val="21"/>
-          </w:rPr>
-          <m:t>+</m:t>
-        </m:r>
-        <m:sSubSup>
-          <m:e>
-            <m:r>
-              <w:rPr>
-                <w:rFonts w:ascii="Times New Roman" w:eastAsia="宋体" w:hAnsi="Times New Roman" w:cs="Cambria Math"/>
-                <w:sz w:val="21"/>
-                <w:szCs w:val="21"/>
-              </w:rPr>
-              <m:t>C</m:t>
-            </m:r>
-          </m:e>
-          <m:sub>
-            <m:r>
-              <w:rPr>
-                <w:rFonts w:ascii="Times New Roman" w:eastAsia="宋体" w:hAnsi="Times New Roman" w:cs="Cambria Math"/>
-                <w:sz w:val="21"/>
-                <w:szCs w:val="21"/>
-              </w:rPr>
-              <m:t>2</m:t>
-            </m:r>
-            <m:r>
-              <w:rPr>
-                <w:rFonts w:ascii="Times New Roman" w:eastAsia="宋体" w:hAnsi="Times New Roman" w:cs="Cambria Math"/>
-                <w:sz w:val="21"/>
-                <w:szCs w:val="21"/>
-              </w:rPr>
-              <m:t>n</m:t>
-            </m:r>
-          </m:sub>
-          <m:sup>
-            <m:r>
-              <w:rPr>
-                <w:rFonts w:ascii="Times New Roman" w:eastAsia="宋体" w:hAnsi="Times New Roman" w:cs="Cambria Math"/>
-                <w:sz w:val="21"/>
-                <w:szCs w:val="21"/>
-              </w:rPr>
-              <m:t>2</m:t>
-            </m:r>
-            <m:r>
-              <w:rPr>
-                <w:rFonts w:ascii="Times New Roman" w:eastAsia="宋体" w:hAnsi="Times New Roman" w:cs="Cambria Math"/>
-                <w:sz w:val="21"/>
-                <w:szCs w:val="21"/>
-              </w:rPr>
-              <m:t>n</m:t>
-            </m:r>
-          </m:sup>
-        </m:sSubSup>
-        <m:r>
-          <w:rPr>
-            <w:rFonts w:ascii="Times New Roman" w:eastAsia="宋体" w:hAnsi="Times New Roman" w:cs="Cambria Math"/>
-            <w:sz w:val="21"/>
-            <w:szCs w:val="21"/>
-          </w:rPr>
-          <m:t>)</m:t>
-        </m:r>
-        <m:r>
-          <w:rPr>
-            <w:rFonts w:ascii="Times New Roman" w:eastAsia="宋体" w:hAnsi="Times New Roman" w:cs="Cambria Math"/>
-            <w:sz w:val="21"/>
-            <w:szCs w:val="21"/>
-          </w:rPr>
-          <m:t>+</m:t>
-        </m:r>
-        <m:r>
-          <w:rPr>
-            <w:rFonts w:ascii="Times New Roman" w:eastAsia="宋体" w:hAnsi="Times New Roman" w:cs="Cambria Math"/>
-            <w:sz w:val="21"/>
-            <w:szCs w:val="21"/>
-          </w:rPr>
-          <m:t>(</m:t>
-        </m:r>
-        <m:sSubSup>
-          <m:e>
-            <m:r>
-              <w:rPr>
-                <w:rFonts w:ascii="Times New Roman" w:eastAsia="宋体" w:hAnsi="Times New Roman" w:cs="Cambria Math"/>
-                <w:sz w:val="21"/>
-                <w:szCs w:val="21"/>
-              </w:rPr>
-              <m:t>C</m:t>
-            </m:r>
-          </m:e>
-          <m:sub>
-            <m:r>
-              <w:rPr>
-                <w:rFonts w:ascii="Times New Roman" w:eastAsia="宋体" w:hAnsi="Times New Roman" w:cs="Cambria Math"/>
-                <w:sz w:val="21"/>
-                <w:szCs w:val="21"/>
-              </w:rPr>
-              <m:t>2</m:t>
-            </m:r>
-            <m:r>
-              <w:rPr>
-                <w:rFonts w:ascii="Times New Roman" w:eastAsia="宋体" w:hAnsi="Times New Roman" w:cs="Cambria Math"/>
-                <w:sz w:val="21"/>
-                <w:szCs w:val="21"/>
-              </w:rPr>
-              <m:t>n</m:t>
-            </m:r>
-          </m:sub>
-          <m:sup>
-            <m:r>
-              <w:rPr>
-                <w:rFonts w:ascii="Times New Roman" w:eastAsia="宋体" w:hAnsi="Times New Roman" w:cs="Cambria Math"/>
-                <w:sz w:val="21"/>
-                <w:szCs w:val="21"/>
-              </w:rPr>
-              <m:t>0</m:t>
-            </m:r>
-          </m:sup>
-        </m:sSubSup>
-        <m:r>
-          <w:rPr>
-            <w:rFonts w:ascii="Times New Roman" w:eastAsia="宋体" w:hAnsi="Times New Roman" w:cs="Cambria Math"/>
-            <w:sz w:val="21"/>
-            <w:szCs w:val="21"/>
-          </w:rPr>
-          <m:t>+</m:t>
-        </m:r>
-        <m:sSubSup>
-          <m:e>
-            <m:r>
-              <w:rPr>
-                <w:rFonts w:ascii="Times New Roman" w:eastAsia="宋体" w:hAnsi="Times New Roman" w:cs="Cambria Math"/>
-                <w:sz w:val="21"/>
-                <w:szCs w:val="21"/>
-              </w:rPr>
-              <m:t>C</m:t>
-            </m:r>
-          </m:e>
-          <m:sub>
-            <m:r>
-              <w:rPr>
-                <w:rFonts w:ascii="Times New Roman" w:eastAsia="宋体" w:hAnsi="Times New Roman" w:cs="Cambria Math"/>
-                <w:sz w:val="21"/>
-                <w:szCs w:val="21"/>
-              </w:rPr>
-              <m:t>2</m:t>
-            </m:r>
-            <m:r>
-              <w:rPr>
-                <w:rFonts w:ascii="Times New Roman" w:eastAsia="宋体" w:hAnsi="Times New Roman" w:cs="Cambria Math"/>
-                <w:sz w:val="21"/>
-                <w:szCs w:val="21"/>
-              </w:rPr>
-              <m:t>n</m:t>
-            </m:r>
-          </m:sub>
-          <m:sup>
-            <m:r>
-              <w:rPr>
-                <w:rFonts w:ascii="Times New Roman" w:eastAsia="宋体" w:hAnsi="Times New Roman" w:cs="Cambria Math"/>
-                <w:sz w:val="21"/>
-                <w:szCs w:val="21"/>
-              </w:rPr>
-              <m:t>2</m:t>
-            </m:r>
-          </m:sup>
-        </m:sSubSup>
-        <m:r>
-          <w:rPr>
-            <w:rFonts w:ascii="Times New Roman" w:eastAsia="宋体" w:hAnsi="Times New Roman" w:cs="Cambria Math"/>
-            <w:sz w:val="21"/>
-            <w:szCs w:val="21"/>
-          </w:rPr>
-          <m:t>+</m:t>
-        </m:r>
-        <m:r>
-          <w:rPr>
-            <w:rFonts w:ascii="Times New Roman" w:eastAsia="宋体" w:hAnsi="Times New Roman" w:cs="Cambria Math"/>
-            <w:sz w:val="21"/>
-            <w:szCs w:val="21"/>
-          </w:rPr>
-          <m:t>⋯</m:t>
-        </m:r>
-        <m:r>
-          <w:rPr>
-            <w:rFonts w:ascii="Times New Roman" w:eastAsia="宋体" w:hAnsi="Times New Roman" w:cs="Cambria Math"/>
-            <w:sz w:val="21"/>
-            <w:szCs w:val="21"/>
-          </w:rPr>
-          <m:t>+</m:t>
-        </m:r>
-        <m:sSubSup>
-          <m:e>
-            <m:r>
-              <w:rPr>
-                <w:rFonts w:ascii="Times New Roman" w:eastAsia="宋体" w:hAnsi="Times New Roman" w:cs="Cambria Math"/>
-                <w:sz w:val="21"/>
-                <w:szCs w:val="21"/>
-              </w:rPr>
-              <m:t>C</m:t>
-            </m:r>
-          </m:e>
-          <m:sub>
-            <m:r>
-              <w:rPr>
-                <w:rFonts w:ascii="Times New Roman" w:eastAsia="宋体" w:hAnsi="Times New Roman" w:cs="Cambria Math"/>
-                <w:sz w:val="21"/>
-                <w:szCs w:val="21"/>
-              </w:rPr>
-              <m:t>2</m:t>
-            </m:r>
-            <m:r>
-              <w:rPr>
-                <w:rFonts w:ascii="Times New Roman" w:eastAsia="宋体" w:hAnsi="Times New Roman" w:cs="Cambria Math"/>
-                <w:sz w:val="21"/>
-                <w:szCs w:val="21"/>
-              </w:rPr>
-              <m:t>n</m:t>
-            </m:r>
-          </m:sub>
-          <m:sup>
-            <m:r>
-              <w:rPr>
-                <w:rFonts w:ascii="Times New Roman" w:eastAsia="宋体" w:hAnsi="Times New Roman" w:cs="Cambria Math"/>
-                <w:sz w:val="21"/>
-                <w:szCs w:val="21"/>
-              </w:rPr>
-              <m:t>2</m:t>
-            </m:r>
-            <m:r>
-              <w:rPr>
-                <w:rFonts w:ascii="Times New Roman" w:eastAsia="宋体" w:hAnsi="Times New Roman" w:cs="Cambria Math"/>
-                <w:sz w:val="21"/>
-                <w:szCs w:val="21"/>
-              </w:rPr>
-              <m:t>n</m:t>
-            </m:r>
-          </m:sup>
-        </m:sSubSup>
-        <m:r>
-          <w:rPr>
-            <w:rFonts w:ascii="Times New Roman" w:eastAsia="宋体" w:hAnsi="Times New Roman" w:cs="Cambria Math"/>
-            <w:sz w:val="21"/>
-            <w:szCs w:val="21"/>
-          </w:rPr>
-          <m:t>)</m:t>
-        </m:r>
-        <m:r>
-          <w:rPr>
-            <w:rFonts w:ascii="Times New Roman" w:eastAsia="宋体" w:hAnsi="Times New Roman" w:cs="Cambria Math"/>
-            <w:sz w:val="21"/>
-            <w:szCs w:val="21"/>
-          </w:rPr>
-          <m:t>=</m:t>
-        </m:r>
-        <m:sSup>
-          <m:e>
-            <m:r>
-              <w:rPr>
-                <w:rFonts w:ascii="Times New Roman" w:eastAsia="宋体" w:hAnsi="Times New Roman" w:cs="Cambria Math"/>
-                <w:sz w:val="21"/>
-                <w:szCs w:val="21"/>
-              </w:rPr>
-              <m:t>2</m:t>
-            </m:r>
-          </m:e>
-          <m:sup>
-            <m:r>
-              <w:rPr>
-                <w:rFonts w:ascii="Times New Roman" w:eastAsia="宋体" w:hAnsi="Times New Roman" w:cs="Cambria Math"/>
-                <w:sz w:val="21"/>
-                <w:szCs w:val="21"/>
-              </w:rPr>
-              <m:t>2</m:t>
-            </m:r>
-            <m:r>
-              <w:rPr>
-                <w:rFonts w:ascii="Times New Roman" w:eastAsia="宋体" w:hAnsi="Times New Roman" w:cs="Cambria Math"/>
-                <w:sz w:val="21"/>
-                <w:szCs w:val="21"/>
-              </w:rPr>
-              <m:t>n</m:t>
-            </m:r>
-          </m:sup>
-        </m:sSup>
-        <m:r>
-          <w:rPr>
-            <w:rFonts w:ascii="Times New Roman" w:eastAsia="宋体" w:hAnsi="Times New Roman" w:cs="Cambria Math"/>
-            <w:sz w:val="21"/>
-            <w:szCs w:val="21"/>
-          </w:rPr>
-          <m:t>+</m:t>
-        </m:r>
-        <m:sSup>
-          <m:e>
-            <m:r>
-              <w:rPr>
-                <w:rFonts w:ascii="Times New Roman" w:eastAsia="宋体" w:hAnsi="Times New Roman" w:cs="Cambria Math"/>
-                <w:sz w:val="21"/>
-                <w:szCs w:val="21"/>
-              </w:rPr>
-              <m:t>2</m:t>
-            </m:r>
-          </m:e>
-          <m:sup>
-            <m:r>
-              <w:rPr>
-                <w:rFonts w:ascii="Times New Roman" w:eastAsia="宋体" w:hAnsi="Times New Roman" w:cs="Cambria Math"/>
-                <w:sz w:val="21"/>
-                <w:szCs w:val="21"/>
-              </w:rPr>
-              <m:t>2</m:t>
-            </m:r>
-            <m:r>
-              <w:rPr>
-                <w:rFonts w:ascii="Times New Roman" w:eastAsia="宋体" w:hAnsi="Times New Roman" w:cs="Cambria Math"/>
-                <w:sz w:val="21"/>
-                <w:szCs w:val="21"/>
-              </w:rPr>
-              <m:t>n</m:t>
-            </m:r>
-            <m:r>
-              <w:rPr>
-                <w:rFonts w:ascii="Times New Roman" w:eastAsia="宋体" w:hAnsi="Times New Roman" w:cs="Cambria Math"/>
-                <w:sz w:val="21"/>
-                <w:szCs w:val="21"/>
-              </w:rPr>
-              <m:t>−</m:t>
-            </m:r>
-            <m:r>
-              <w:rPr>
-                <w:rFonts w:ascii="Times New Roman" w:eastAsia="宋体" w:hAnsi="Times New Roman" w:cs="Cambria Math"/>
-                <w:sz w:val="21"/>
-                <w:szCs w:val="21"/>
-              </w:rPr>
-              <m:t>1</m:t>
-            </m:r>
-          </m:sup>
-        </m:sSup>
-        <m:r>
-          <w:rPr>
-            <w:rFonts w:ascii="Times New Roman" w:eastAsia="宋体" w:hAnsi="Times New Roman" w:cs="Cambria Math"/>
-            <w:sz w:val="21"/>
-            <w:szCs w:val="21"/>
-          </w:rPr>
-          <m:t>=</m:t>
-        </m:r>
-        <m:r>
-          <w:rPr>
-            <w:rFonts w:ascii="Times New Roman" w:eastAsia="宋体" w:hAnsi="Times New Roman" w:cs="Cambria Math"/>
-            <w:sz w:val="21"/>
-            <w:szCs w:val="21"/>
-          </w:rPr>
-          <m:t>3</m:t>
-        </m:r>
-        <m:r>
-          <w:rPr>
-            <w:rFonts w:ascii="Times New Roman" w:eastAsia="宋体" w:hAnsi="Times New Roman" w:cs="Cambria Math"/>
-            <w:sz w:val="21"/>
-            <w:szCs w:val="21"/>
-          </w:rPr>
-          <m:t>⋅</m:t>
-        </m:r>
-        <m:sSup>
-          <m:e>
-            <m:r>
-              <w:rPr>
-                <w:rFonts w:ascii="Times New Roman" w:eastAsia="宋体" w:hAnsi="Times New Roman" w:cs="Cambria Math"/>
-                <w:sz w:val="21"/>
-                <w:szCs w:val="21"/>
-              </w:rPr>
-              <m:t>2</m:t>
-            </m:r>
-          </m:e>
-          <m:sup>
-            <m:r>
-              <w:rPr>
-                <w:rFonts w:ascii="Times New Roman" w:eastAsia="宋体" w:hAnsi="Times New Roman" w:cs="Cambria Math"/>
-                <w:sz w:val="21"/>
-                <w:szCs w:val="21"/>
-              </w:rPr>
-              <m:t>2</m:t>
-            </m:r>
-            <m:r>
-              <w:rPr>
-                <w:rFonts w:ascii="Times New Roman" w:eastAsia="宋体" w:hAnsi="Times New Roman" w:cs="Cambria Math"/>
-                <w:sz w:val="21"/>
-                <w:szCs w:val="21"/>
-              </w:rPr>
-              <m:t>n</m:t>
-            </m:r>
-            <m:r>
-              <w:rPr>
-                <w:rFonts w:ascii="Times New Roman" w:eastAsia="宋体" w:hAnsi="Times New Roman" w:cs="Cambria Math"/>
-                <w:sz w:val="21"/>
-                <w:szCs w:val="21"/>
-              </w:rPr>
-              <m:t>−</m:t>
-            </m:r>
-            <m:r>
-              <w:rPr>
-                <w:rFonts w:ascii="Times New Roman" w:eastAsia="宋体" w:hAnsi="Times New Roman" w:cs="Cambria Math"/>
-                <w:sz w:val="21"/>
-                <w:szCs w:val="21"/>
-              </w:rPr>
-              <m:t>1</m:t>
-            </m:r>
-          </m:sup>
-        </m:sSup>
-      </m:oMath>
       <w:r>
         <w:rPr>
           <w:rFonts w:ascii="Times New Roman" w:hAnsi="Times New Roman" w:eastAsia="宋体"/>

--- a/高中数学/高中数学同步/人教B版选必2 第3章 排列、组合与二项式定理·冲刺卷（6题）.docx
+++ b/高中数学/高中数学同步/人教B版选必2 第3章 排列、组合与二项式定理·冲刺卷（6题）.docx
@@ -17989,39 +17989,7 @@
         <w:sz w:val="21"/>
         <w:szCs w:val="21"/>
       </w:rPr>
-      <w:fldChar w:fldCharType="begin"/>
-    </w:r>
-    <w:r>
-      <w:rPr>
-        <w:rFonts w:ascii="Times New Roman" w:hAnsi="Times New Roman" w:eastAsia="宋体" w:cs="Times New Roman"/>
-        <w:sz w:val="21"/>
-        <w:szCs w:val="21"/>
-      </w:rPr>
-      <w:instrText xml:space="preserve"> NUMPAGES </w:instrText>
-    </w:r>
-    <w:r>
-      <w:rPr>
-        <w:rFonts w:ascii="Times New Roman" w:hAnsi="Times New Roman" w:eastAsia="宋体" w:cs="Times New Roman"/>
-        <w:sz w:val="21"/>
-        <w:szCs w:val="21"/>
-      </w:rPr>
-      <w:fldChar w:fldCharType="separate"/>
-    </w:r>
-    <w:r>
-      <w:rPr>
-        <w:rFonts w:ascii="Times New Roman" w:hAnsi="Times New Roman" w:eastAsia="宋体" w:cs="Times New Roman"/>
-        <w:sz w:val="21"/>
-        <w:szCs w:val="21"/>
-      </w:rPr>
       <w:t>4</w:t>
-    </w:r>
-    <w:r>
-      <w:rPr>
-        <w:rFonts w:ascii="Times New Roman" w:hAnsi="Times New Roman" w:eastAsia="宋体" w:cs="Times New Roman"/>
-        <w:sz w:val="21"/>
-        <w:szCs w:val="21"/>
-      </w:rPr>
-      <w:fldChar w:fldCharType="end"/>
     </w:r>
     <w:r>
       <w:rPr>
